--- a/05-数字电路/03-单片机及嵌入式接口/LCD显示接口电路/LCD显示接口电路.docx
+++ b/05-数字电路/03-单片机及嵌入式接口/LCD显示接口电路/LCD显示接口电路.docx
@@ -2407,6 +2407,20 @@
     </w:p>
     <w:bookmarkEnd w:id="26"/>
     <w:bookmarkEnd w:id="27"/>
+    <w:p>
+      <w:pPr>
+        <w:spacing w:before="360"/>
+        <w:jc w:val="center"/>
+      </w:pPr>
+      <w:r>
+        <w:rPr>
+          <w:rFonts w:ascii="Times New Roman" w:hAnsi="Times New Roman"/>
+          <w:color w:val="555555"/>
+          <w:sz w:val="21"/>
+        </w:rPr>
+        <w:t>材料收集者：杜文杰</w:t>
+      </w:r>
+    </w:p>
     <w:sectPr>
       <w:headerReference r:id="rId9" w:type="default"/>
       <w:footerReference r:id="rId10" w:type="default"/>

--- a/05-数字电路/03-单片机及嵌入式接口/LCD显示接口电路/LCD显示接口电路.docx
+++ b/05-数字电路/03-单片机及嵌入式接口/LCD显示接口电路/LCD显示接口电路.docx
@@ -1,6 +1,6 @@
 
 <file path=word/document.xml><?xml version="1.0" encoding="utf-8"?>
-<w:document xmlns:w="http://schemas.openxmlformats.org/wordprocessingml/2006/main" xmlns:m="http://schemas.openxmlformats.org/officeDocument/2006/math" xmlns:r="http://schemas.openxmlformats.org/officeDocument/2006/relationships" xmlns:o="urn:schemas-microsoft-com:office:office" xmlns:v="urn:schemas-microsoft-com:vml" xmlns:w10="urn:schemas-microsoft-com:office:word" xmlns:a="http://schemas.openxmlformats.org/drawingml/2006/main" xmlns:pic="http://schemas.openxmlformats.org/drawingml/2006/picture" xmlns:wp="http://schemas.openxmlformats.org/drawingml/2006/wordprocessingDrawing">
+<w:document xmlns:m="http://schemas.openxmlformats.org/officeDocument/2006/math" xmlns:r="http://schemas.openxmlformats.org/officeDocument/2006/relationships" xmlns:w="http://schemas.openxmlformats.org/wordprocessingml/2006/main" xmlns:o="urn:schemas-microsoft-com:office:office" xmlns:v="urn:schemas-microsoft-com:vml" xmlns:w10="urn:schemas-microsoft-com:office:word" xmlns:a="http://schemas.openxmlformats.org/drawingml/2006/main" xmlns:pic="http://schemas.openxmlformats.org/drawingml/2006/picture" xmlns:wp="http://schemas.openxmlformats.org/drawingml/2006/wordprocessingDrawing">
   <w:body>
     <w:bookmarkStart w:id="27" w:name="lcd-显示接口电路"/>
     <w:p>
@@ -8,11 +8,14 @@
         <w:pStyle w:val="Heading1"/>
       </w:pPr>
       <w:r>
+        <w:rPr>
+          <w:rFonts w:eastAsia="黑体"/>
+        </w:rPr>
         <w:t xml:space="preserve">LCD </w:t>
       </w:r>
       <w:r>
         <w:rPr>
-          <w:rFonts w:hint="eastAsia"/>
+          <w:rFonts w:hint="eastAsia" w:eastAsia="黑体"/>
         </w:rPr>
         <w:t xml:space="preserve">显示接口电路</w:t>
       </w:r>
@@ -24,7 +27,7 @@
       </w:pPr>
       <w:r>
         <w:rPr>
-          <w:rFonts w:hint="eastAsia"/>
+          <w:rFonts w:hint="eastAsia" w:eastAsia="黑体"/>
         </w:rPr>
         <w:t xml:space="preserve">拓扑描述</w:t>
       </w:r>
@@ -34,19 +37,26 @@
         <w:pStyle w:val="FirstParagraph"/>
       </w:pPr>
       <w:r>
+        <w:rPr>
+          <w:rFonts w:eastAsia="黑体"/>
+        </w:rPr>
         <w:t xml:space="preserve">LCD </w:t>
       </w:r>
       <w:r>
         <w:rPr>
-          <w:rFonts w:hint="eastAsia"/>
+          <w:rFonts w:hint="eastAsia" w:eastAsia="黑体"/>
         </w:rPr>
         <w:t xml:space="preserve">显示接口电路由</w:t>
       </w:r>
       <w:r>
+        <w:rPr>
+          <w:rFonts w:eastAsia="黑体"/>
+        </w:rPr>
         <w:t xml:space="preserve"> </w:t>
       </w:r>
       <w:r>
         <w:rPr>
+          <w:rFonts w:eastAsia="黑体"/>
           <w:b/>
           <w:bCs/>
         </w:rPr>
@@ -54,7 +64,7 @@
       </w:r>
       <w:r>
         <w:rPr>
-          <w:rFonts w:hint="eastAsia"/>
+          <w:rFonts w:hint="eastAsia" w:eastAsia="黑体"/>
           <w:b/>
           <w:bCs/>
         </w:rPr>
@@ -62,6 +72,7 @@
       </w:r>
       <w:r>
         <w:rPr>
+          <w:rFonts w:eastAsia="黑体"/>
           <w:b/>
           <w:bCs/>
         </w:rPr>
@@ -69,34 +80,43 @@
       </w:r>
       <w:r>
         <w:rPr>
-          <w:rFonts w:hint="eastAsia"/>
+          <w:rFonts w:hint="eastAsia" w:eastAsia="黑体"/>
         </w:rPr>
         <w:t xml:space="preserve">（如</w:t>
       </w:r>
       <w:r>
+        <w:rPr>
+          <w:rFonts w:eastAsia="黑体"/>
+        </w:rPr>
         <w:t xml:space="preserve"> 16×2 </w:t>
       </w:r>
       <w:r>
         <w:rPr>
-          <w:rFonts w:hint="eastAsia"/>
+          <w:rFonts w:hint="eastAsia" w:eastAsia="黑体"/>
         </w:rPr>
         <w:t xml:space="preserve">字符</w:t>
       </w:r>
       <w:r>
+        <w:rPr>
+          <w:rFonts w:eastAsia="黑体"/>
+        </w:rPr>
         <w:t xml:space="preserve"> LCD、TFT </w:t>
       </w:r>
       <w:r>
         <w:rPr>
-          <w:rFonts w:hint="eastAsia"/>
+          <w:rFonts w:hint="eastAsia" w:eastAsia="黑体"/>
         </w:rPr>
         <w:t xml:space="preserve">图形屏）与</w:t>
       </w:r>
       <w:r>
+        <w:rPr>
+          <w:rFonts w:eastAsia="黑体"/>
+        </w:rPr>
         <w:t xml:space="preserve"> </w:t>
       </w:r>
       <w:r>
         <w:rPr>
-          <w:rFonts w:hint="eastAsia"/>
+          <w:rFonts w:hint="eastAsia" w:eastAsia="黑体"/>
           <w:b/>
           <w:bCs/>
         </w:rPr>
@@ -104,77 +124,99 @@
       </w:r>
       <w:r>
         <w:rPr>
+          <w:rFonts w:eastAsia="黑体"/>
           <w:b/>
           <w:bCs/>
         </w:rPr>
         <w:t xml:space="preserve"> MCU</w:t>
       </w:r>
       <w:r>
+        <w:rPr>
+          <w:rFonts w:eastAsia="黑体"/>
+        </w:rPr>
         <w:t xml:space="preserve"> </w:t>
       </w:r>
       <w:r>
         <w:rPr>
-          <w:rFonts w:hint="eastAsia"/>
+          <w:rFonts w:hint="eastAsia" w:eastAsia="黑体"/>
         </w:rPr>
         <w:t xml:space="preserve">之间的信号线组成，常见接口包括：并行</w:t>
       </w:r>
       <w:r>
+        <w:rPr>
+          <w:rFonts w:eastAsia="黑体"/>
+        </w:rPr>
         <w:t xml:space="preserve"> 8080/6800 </w:t>
       </w:r>
       <w:r>
         <w:rPr>
-          <w:rFonts w:hint="eastAsia"/>
+          <w:rFonts w:hint="eastAsia" w:eastAsia="黑体"/>
         </w:rPr>
         <w:t xml:space="preserve">总线（数据线</w:t>
       </w:r>
       <w:r>
+        <w:rPr>
+          <w:rFonts w:eastAsia="黑体"/>
+        </w:rPr>
         <w:t xml:space="preserve"> </w:t>
       </w:r>
       <w:r>
         <w:rPr>
-          <w:rFonts w:hint="eastAsia"/>
+          <w:rFonts w:hint="eastAsia" w:eastAsia="黑体"/>
         </w:rPr>
         <w:t xml:space="preserve">D0~D7、WR/RD、RS/CS）、SPI（SCLK、MOSI、CS、DC、RST）、I²C</w:t>
       </w:r>
       <w:r>
+        <w:rPr>
+          <w:rFonts w:eastAsia="黑体"/>
+        </w:rPr>
         <w:t xml:space="preserve"> </w:t>
       </w:r>
       <w:r>
         <w:rPr>
-          <w:rFonts w:hint="eastAsia"/>
+          <w:rFonts w:hint="eastAsia" w:eastAsia="黑体"/>
         </w:rPr>
         <w:t xml:space="preserve">或</w:t>
       </w:r>
       <w:r>
+        <w:rPr>
+          <w:rFonts w:eastAsia="黑体"/>
+        </w:rPr>
         <w:t xml:space="preserve"> </w:t>
       </w:r>
       <w:r>
         <w:rPr>
-          <w:rFonts w:hint="eastAsia"/>
+          <w:rFonts w:hint="eastAsia" w:eastAsia="黑体"/>
         </w:rPr>
         <w:t xml:space="preserve">RGB/MIPI-DSI（高分辨率）。按并行</w:t>
       </w:r>
       <w:r>
+        <w:rPr>
+          <w:rFonts w:eastAsia="黑体"/>
+        </w:rPr>
         <w:t xml:space="preserve"> 8080 </w:t>
       </w:r>
       <w:r>
         <w:rPr>
-          <w:rFonts w:hint="eastAsia"/>
+          <w:rFonts w:hint="eastAsia" w:eastAsia="黑体"/>
         </w:rPr>
         <w:t xml:space="preserve">总线，电路共有</w:t>
       </w:r>
       <w:r>
+        <w:rPr>
+          <w:rFonts w:eastAsia="黑体"/>
+        </w:rPr>
         <w:t xml:space="preserve"> 4 </w:t>
       </w:r>
       <w:r>
         <w:rPr>
-          <w:rFonts w:hint="eastAsia"/>
+          <w:rFonts w:hint="eastAsia" w:eastAsia="黑体"/>
         </w:rPr>
         <w:t xml:space="preserve">个关键节点：</w:t>
       </w:r>
       <w:r>
         <w:rPr>
-          <w:rFonts w:hint="eastAsia"/>
+          <w:rFonts w:hint="eastAsia" w:eastAsia="黑体"/>
           <w:b/>
           <w:bCs/>
         </w:rPr>
@@ -182,6 +224,7 @@
       </w:r>
       <w:r>
         <w:rPr>
+          <w:rFonts w:eastAsia="黑体"/>
           <w:b/>
           <w:bCs/>
         </w:rPr>
@@ -189,7 +232,7 @@
       </w:r>
       <w:r>
         <w:rPr>
-          <w:rFonts w:hint="eastAsia"/>
+          <w:rFonts w:hint="eastAsia" w:eastAsia="黑体"/>
           <w:b/>
           <w:bCs/>
         </w:rPr>
@@ -197,6 +240,7 @@
       </w:r>
       <w:r>
         <w:rPr>
+          <w:rFonts w:eastAsia="黑体"/>
           <w:b/>
           <w:bCs/>
         </w:rPr>
@@ -204,31 +248,37 @@
       </w:r>
       <w:r>
         <w:rPr>
-          <w:rFonts w:hint="eastAsia"/>
+          <w:rFonts w:hint="eastAsia" w:eastAsia="黑体"/>
         </w:rPr>
         <w:t xml:space="preserve">（MCU</w:t>
       </w:r>
       <w:r>
+        <w:rPr>
+          <w:rFonts w:eastAsia="黑体"/>
+        </w:rPr>
         <w:t xml:space="preserve"> </w:t>
       </w:r>
       <w:r>
         <w:rPr>
-          <w:rFonts w:hint="eastAsia"/>
+          <w:rFonts w:hint="eastAsia" w:eastAsia="黑体"/>
         </w:rPr>
         <w:t xml:space="preserve">数据口与</w:t>
       </w:r>
       <w:r>
+        <w:rPr>
+          <w:rFonts w:eastAsia="黑体"/>
+        </w:rPr>
         <w:t xml:space="preserve"> LCD </w:t>
       </w:r>
       <w:r>
         <w:rPr>
-          <w:rFonts w:hint="eastAsia"/>
+          <w:rFonts w:hint="eastAsia" w:eastAsia="黑体"/>
         </w:rPr>
         <w:t xml:space="preserve">数据脚）；</w:t>
       </w:r>
       <w:r>
         <w:rPr>
-          <w:rFonts w:hint="eastAsia"/>
+          <w:rFonts w:hint="eastAsia" w:eastAsia="黑体"/>
           <w:b/>
           <w:bCs/>
         </w:rPr>
@@ -236,6 +286,7 @@
       </w:r>
       <w:r>
         <w:rPr>
+          <w:rFonts w:eastAsia="黑体"/>
           <w:b/>
           <w:bCs/>
         </w:rPr>
@@ -243,7 +294,7 @@
       </w:r>
       <w:r>
         <w:rPr>
-          <w:rFonts w:hint="eastAsia"/>
+          <w:rFonts w:hint="eastAsia" w:eastAsia="黑体"/>
           <w:b/>
           <w:bCs/>
         </w:rPr>
@@ -251,6 +302,7 @@
       </w:r>
       <w:r>
         <w:rPr>
+          <w:rFonts w:eastAsia="黑体"/>
           <w:b/>
           <w:bCs/>
         </w:rPr>
@@ -258,31 +310,37 @@
       </w:r>
       <w:r>
         <w:rPr>
-          <w:rFonts w:hint="eastAsia"/>
+          <w:rFonts w:hint="eastAsia" w:eastAsia="黑体"/>
         </w:rPr>
         <w:t xml:space="preserve">（MCU</w:t>
       </w:r>
       <w:r>
+        <w:rPr>
+          <w:rFonts w:eastAsia="黑体"/>
+        </w:rPr>
         <w:t xml:space="preserve"> </w:t>
       </w:r>
       <w:r>
         <w:rPr>
-          <w:rFonts w:hint="eastAsia"/>
+          <w:rFonts w:hint="eastAsia" w:eastAsia="黑体"/>
         </w:rPr>
         <w:t xml:space="preserve">控制脚与</w:t>
       </w:r>
       <w:r>
+        <w:rPr>
+          <w:rFonts w:eastAsia="黑体"/>
+        </w:rPr>
         <w:t xml:space="preserve"> LCD </w:t>
       </w:r>
       <w:r>
         <w:rPr>
-          <w:rFonts w:hint="eastAsia"/>
+          <w:rFonts w:hint="eastAsia" w:eastAsia="黑体"/>
         </w:rPr>
         <w:t xml:space="preserve">对应脚）；</w:t>
       </w:r>
       <w:r>
         <w:rPr>
-          <w:rFonts w:hint="eastAsia"/>
+          <w:rFonts w:hint="eastAsia" w:eastAsia="黑体"/>
           <w:b/>
           <w:bCs/>
         </w:rPr>
@@ -290,6 +348,7 @@
       </w:r>
       <w:r>
         <w:rPr>
+          <w:rFonts w:eastAsia="黑体"/>
           <w:b/>
           <w:bCs/>
         </w:rPr>
@@ -297,7 +356,7 @@
       </w:r>
       <w:r>
         <w:rPr>
-          <w:rFonts w:hint="eastAsia"/>
+          <w:rFonts w:hint="eastAsia" w:eastAsia="黑体"/>
           <w:b/>
           <w:bCs/>
         </w:rPr>
@@ -305,6 +364,7 @@
       </w:r>
       <w:r>
         <w:rPr>
+          <w:rFonts w:eastAsia="黑体"/>
           <w:b/>
           <w:bCs/>
         </w:rPr>
@@ -335,13 +395,13 @@
       </m:oMath>
       <w:r>
         <w:rPr>
-          <w:rFonts w:hint="eastAsia"/>
+          <w:rFonts w:hint="eastAsia" w:eastAsia="黑体"/>
         </w:rPr>
         <w:t xml:space="preserve">；</w:t>
       </w:r>
       <w:r>
         <w:rPr>
-          <w:rFonts w:hint="eastAsia"/>
+          <w:rFonts w:hint="eastAsia" w:eastAsia="黑体"/>
           <w:b/>
           <w:bCs/>
         </w:rPr>
@@ -349,6 +409,7 @@
       </w:r>
       <w:r>
         <w:rPr>
+          <w:rFonts w:eastAsia="黑体"/>
           <w:b/>
           <w:bCs/>
         </w:rPr>
@@ -356,7 +417,7 @@
       </w:r>
       <w:r>
         <w:rPr>
-          <w:rFonts w:hint="eastAsia"/>
+          <w:rFonts w:hint="eastAsia" w:eastAsia="黑体"/>
           <w:b/>
           <w:bCs/>
         </w:rPr>
@@ -364,6 +425,7 @@
       </w:r>
       <w:r>
         <w:rPr>
+          <w:rFonts w:eastAsia="黑体"/>
           <w:b/>
           <w:bCs/>
         </w:rPr>
@@ -371,25 +433,31 @@
       </w:r>
       <w:r>
         <w:rPr>
-          <w:rFonts w:hint="eastAsia"/>
+          <w:rFonts w:hint="eastAsia" w:eastAsia="黑体"/>
         </w:rPr>
         <w:t xml:space="preserve">。按</w:t>
       </w:r>
       <w:r>
+        <w:rPr>
+          <w:rFonts w:eastAsia="黑体"/>
+        </w:rPr>
         <w:t xml:space="preserve"> SPI </w:t>
       </w:r>
       <w:r>
         <w:rPr>
-          <w:rFonts w:hint="eastAsia"/>
+          <w:rFonts w:hint="eastAsia" w:eastAsia="黑体"/>
         </w:rPr>
         <w:t xml:space="preserve">接口则改为</w:t>
       </w:r>
       <w:r>
+        <w:rPr>
+          <w:rFonts w:eastAsia="黑体"/>
+        </w:rPr>
         <w:t xml:space="preserve"> </w:t>
       </w:r>
       <w:r>
         <w:rPr>
-          <w:rFonts w:hint="eastAsia"/>
+          <w:rFonts w:hint="eastAsia" w:eastAsia="黑体"/>
           <w:b/>
           <w:bCs/>
         </w:rPr>
@@ -397,6 +465,7 @@
       </w:r>
       <w:r>
         <w:rPr>
+          <w:rFonts w:eastAsia="黑体"/>
           <w:b/>
           <w:bCs/>
         </w:rPr>
@@ -404,7 +473,7 @@
       </w:r>
       <w:r>
         <w:rPr>
-          <w:rFonts w:hint="eastAsia"/>
+          <w:rFonts w:hint="eastAsia" w:eastAsia="黑体"/>
           <w:b/>
           <w:bCs/>
         </w:rPr>
@@ -412,6 +481,7 @@
       </w:r>
       <w:r>
         <w:rPr>
+          <w:rFonts w:eastAsia="黑体"/>
           <w:b/>
           <w:bCs/>
         </w:rPr>
@@ -419,7 +489,7 @@
       </w:r>
       <w:r>
         <w:rPr>
-          <w:rFonts w:hint="eastAsia"/>
+          <w:rFonts w:hint="eastAsia" w:eastAsia="黑体"/>
           <w:b/>
           <w:bCs/>
         </w:rPr>
@@ -427,6 +497,7 @@
       </w:r>
       <w:r>
         <w:rPr>
+          <w:rFonts w:eastAsia="黑体"/>
           <w:b/>
           <w:bCs/>
         </w:rPr>
@@ -434,7 +505,7 @@
       </w:r>
       <w:r>
         <w:rPr>
-          <w:rFonts w:hint="eastAsia"/>
+          <w:rFonts w:hint="eastAsia" w:eastAsia="黑体"/>
           <w:b/>
           <w:bCs/>
         </w:rPr>
@@ -442,6 +513,7 @@
       </w:r>
       <w:r>
         <w:rPr>
+          <w:rFonts w:eastAsia="黑体"/>
           <w:b/>
           <w:bCs/>
         </w:rPr>
@@ -449,7 +521,7 @@
       </w:r>
       <w:r>
         <w:rPr>
-          <w:rFonts w:hint="eastAsia"/>
+          <w:rFonts w:hint="eastAsia" w:eastAsia="黑体"/>
           <w:b/>
           <w:bCs/>
         </w:rPr>
@@ -457,12 +529,16 @@
       </w:r>
       <w:r>
         <w:rPr>
+          <w:rFonts w:eastAsia="黑体"/>
           <w:b/>
           <w:bCs/>
         </w:rPr>
         <w:t xml:space="preserve"> RST</w:t>
       </w:r>
       <w:r>
+        <w:rPr>
+          <w:rFonts w:eastAsia="黑体"/>
+        </w:rPr>
         <w:t xml:space="preserve">。</w:t>
       </w:r>
     </w:p>
@@ -470,100 +546,129 @@
       <w:pPr/>
       <w:r>
         <w:rPr>
-          <w:rFonts w:hint="eastAsia"/>
+          <w:rFonts w:hint="eastAsia" w:eastAsia="黑体"/>
         </w:rPr>
         <w:t xml:space="preserve">各元件管脚连接（并行</w:t>
       </w:r>
       <w:r>
+        <w:rPr>
+          <w:rFonts w:eastAsia="黑体"/>
+        </w:rPr>
         <w:t xml:space="preserve"> </w:t>
       </w:r>
       <w:r>
         <w:rPr>
-          <w:rFonts w:hint="eastAsia"/>
+          <w:rFonts w:hint="eastAsia" w:eastAsia="黑体"/>
         </w:rPr>
         <w:t xml:space="preserve">8080）：</w:t>
       </w:r>
       <w:r>
         <w:rPr>
+          <w:rFonts w:eastAsia="黑体"/>
           <w:b/>
           <w:bCs/>
         </w:rPr>
         <w:t xml:space="preserve">MCU</w:t>
       </w:r>
       <w:r>
+        <w:rPr>
+          <w:rFonts w:eastAsia="黑体"/>
+        </w:rPr>
         <w:t xml:space="preserve"> </w:t>
       </w:r>
       <w:r>
         <w:rPr>
-          <w:rFonts w:hint="eastAsia"/>
+          <w:rFonts w:hint="eastAsia" w:eastAsia="黑体"/>
         </w:rPr>
         <w:t xml:space="preserve">的</w:t>
       </w:r>
       <w:r>
+        <w:rPr>
+          <w:rFonts w:eastAsia="黑体"/>
+        </w:rPr>
         <w:t xml:space="preserve"> 8 </w:t>
       </w:r>
       <w:r>
         <w:rPr>
-          <w:rFonts w:hint="eastAsia"/>
+          <w:rFonts w:hint="eastAsia" w:eastAsia="黑体"/>
         </w:rPr>
         <w:t xml:space="preserve">个数据脚</w:t>
       </w:r>
       <w:r>
+        <w:rPr>
+          <w:rFonts w:eastAsia="黑体"/>
+        </w:rPr>
         <w:t xml:space="preserve"> D0~D7 </w:t>
       </w:r>
       <w:r>
         <w:rPr>
-          <w:rFonts w:hint="eastAsia"/>
+          <w:rFonts w:hint="eastAsia" w:eastAsia="黑体"/>
         </w:rPr>
         <w:t xml:space="preserve">接节点①、写/读控制脚</w:t>
       </w:r>
       <w:r>
+        <w:rPr>
+          <w:rFonts w:eastAsia="黑体"/>
+        </w:rPr>
         <w:t xml:space="preserve"> WR/RD </w:t>
       </w:r>
       <w:r>
         <w:rPr>
-          <w:rFonts w:hint="eastAsia"/>
+          <w:rFonts w:hint="eastAsia" w:eastAsia="黑体"/>
         </w:rPr>
         <w:t xml:space="preserve">接节点②、寄存器选择脚</w:t>
       </w:r>
       <w:r>
+        <w:rPr>
+          <w:rFonts w:eastAsia="黑体"/>
+        </w:rPr>
         <w:t xml:space="preserve"> RS </w:t>
       </w:r>
       <w:r>
         <w:rPr>
-          <w:rFonts w:hint="eastAsia"/>
+          <w:rFonts w:hint="eastAsia" w:eastAsia="黑体"/>
         </w:rPr>
         <w:t xml:space="preserve">接节点②、片选脚</w:t>
       </w:r>
       <w:r>
+        <w:rPr>
+          <w:rFonts w:eastAsia="黑体"/>
+        </w:rPr>
         <w:t xml:space="preserve"> CS </w:t>
       </w:r>
       <w:r>
         <w:rPr>
-          <w:rFonts w:hint="eastAsia"/>
+          <w:rFonts w:hint="eastAsia" w:eastAsia="黑体"/>
         </w:rPr>
         <w:t xml:space="preserve">接节点②、电源脚</w:t>
       </w:r>
       <w:r>
+        <w:rPr>
+          <w:rFonts w:eastAsia="黑体"/>
+        </w:rPr>
         <w:t xml:space="preserve"> VDD </w:t>
       </w:r>
       <w:r>
         <w:rPr>
-          <w:rFonts w:hint="eastAsia"/>
+          <w:rFonts w:hint="eastAsia" w:eastAsia="黑体"/>
         </w:rPr>
         <w:t xml:space="preserve">接节点③、地脚</w:t>
       </w:r>
       <w:r>
+        <w:rPr>
+          <w:rFonts w:eastAsia="黑体"/>
+        </w:rPr>
         <w:t xml:space="preserve"> GND </w:t>
       </w:r>
       <w:r>
         <w:rPr>
-          <w:rFonts w:hint="eastAsia"/>
+          <w:rFonts w:hint="eastAsia" w:eastAsia="黑体"/>
         </w:rPr>
         <w:t xml:space="preserve">接节点④；</w:t>
       </w:r>
       <w:r>
         <w:rPr>
+          <w:rFonts w:eastAsia="黑体"/>
           <w:b/>
           <w:bCs/>
         </w:rPr>
@@ -571,62 +676,81 @@
       </w:r>
       <w:r>
         <w:rPr>
-          <w:rFonts w:hint="eastAsia"/>
+          <w:rFonts w:hint="eastAsia" w:eastAsia="黑体"/>
           <w:b/>
           <w:bCs/>
         </w:rPr>
         <w:t xml:space="preserve">模块（HD44780）</w:t>
       </w:r>
       <w:r>
+        <w:rPr>
+          <w:rFonts w:eastAsia="黑体"/>
+        </w:rPr>
         <w:t xml:space="preserve"> </w:t>
       </w:r>
       <w:r>
         <w:rPr>
-          <w:rFonts w:hint="eastAsia"/>
+          <w:rFonts w:hint="eastAsia" w:eastAsia="黑体"/>
         </w:rPr>
         <w:t xml:space="preserve">的</w:t>
       </w:r>
       <w:r>
+        <w:rPr>
+          <w:rFonts w:eastAsia="黑体"/>
+        </w:rPr>
         <w:t xml:space="preserve"> D0~D7 </w:t>
       </w:r>
       <w:r>
         <w:rPr>
-          <w:rFonts w:hint="eastAsia"/>
+          <w:rFonts w:hint="eastAsia" w:eastAsia="黑体"/>
         </w:rPr>
         <w:t xml:space="preserve">接节点①、WR/RD/RS/CS</w:t>
       </w:r>
       <w:r>
+        <w:rPr>
+          <w:rFonts w:eastAsia="黑体"/>
+        </w:rPr>
         <w:t xml:space="preserve"> </w:t>
       </w:r>
       <w:r>
         <w:rPr>
-          <w:rFonts w:hint="eastAsia"/>
+          <w:rFonts w:hint="eastAsia" w:eastAsia="黑体"/>
         </w:rPr>
         <w:t xml:space="preserve">接节点②、VDD</w:t>
       </w:r>
       <w:r>
+        <w:rPr>
+          <w:rFonts w:eastAsia="黑体"/>
+        </w:rPr>
         <w:t xml:space="preserve"> </w:t>
       </w:r>
       <w:r>
         <w:rPr>
-          <w:rFonts w:hint="eastAsia"/>
+          <w:rFonts w:hint="eastAsia" w:eastAsia="黑体"/>
         </w:rPr>
         <w:t xml:space="preserve">接节点③、GND</w:t>
       </w:r>
       <w:r>
+        <w:rPr>
+          <w:rFonts w:eastAsia="黑体"/>
+        </w:rPr>
         <w:t xml:space="preserve"> </w:t>
       </w:r>
       <w:r>
         <w:rPr>
-          <w:rFonts w:hint="eastAsia"/>
+          <w:rFonts w:hint="eastAsia" w:eastAsia="黑体"/>
         </w:rPr>
         <w:t xml:space="preserve">接节点④、背光脚接背光驱动电路；若用</w:t>
       </w:r>
       <w:r>
+        <w:rPr>
+          <w:rFonts w:eastAsia="黑体"/>
+        </w:rPr>
         <w:t xml:space="preserve"> </w:t>
       </w:r>
       <w:r>
         <w:rPr>
+          <w:rFonts w:eastAsia="黑体"/>
           <w:b/>
           <w:bCs/>
         </w:rPr>
@@ -634,7 +758,7 @@
       </w:r>
       <w:r>
         <w:rPr>
-          <w:rFonts w:hint="eastAsia"/>
+          <w:rFonts w:hint="eastAsia" w:eastAsia="黑体"/>
           <w:b/>
           <w:bCs/>
         </w:rPr>
@@ -642,106 +766,139 @@
       </w:r>
       <w:r>
         <w:rPr>
-          <w:rFonts w:hint="eastAsia"/>
+          <w:rFonts w:hint="eastAsia" w:eastAsia="黑体"/>
         </w:rPr>
         <w:t xml:space="preserve">，则</w:t>
       </w:r>
       <w:r>
+        <w:rPr>
+          <w:rFonts w:eastAsia="黑体"/>
+        </w:rPr>
         <w:t xml:space="preserve"> MCU </w:t>
       </w:r>
       <w:r>
         <w:rPr>
-          <w:rFonts w:hint="eastAsia"/>
+          <w:rFonts w:hint="eastAsia" w:eastAsia="黑体"/>
         </w:rPr>
         <w:t xml:space="preserve">的</w:t>
       </w:r>
       <w:r>
+        <w:rPr>
+          <w:rFonts w:eastAsia="黑体"/>
+        </w:rPr>
         <w:t xml:space="preserve"> SCK </w:t>
       </w:r>
       <w:r>
         <w:rPr>
-          <w:rFonts w:hint="eastAsia"/>
+          <w:rFonts w:hint="eastAsia" w:eastAsia="黑体"/>
         </w:rPr>
         <w:t xml:space="preserve">接模块</w:t>
       </w:r>
       <w:r>
+        <w:rPr>
+          <w:rFonts w:eastAsia="黑体"/>
+        </w:rPr>
         <w:t xml:space="preserve"> SCLK、MOSI </w:t>
       </w:r>
       <w:r>
         <w:rPr>
-          <w:rFonts w:hint="eastAsia"/>
+          <w:rFonts w:hint="eastAsia" w:eastAsia="黑体"/>
         </w:rPr>
         <w:t xml:space="preserve">接模块</w:t>
       </w:r>
       <w:r>
+        <w:rPr>
+          <w:rFonts w:eastAsia="黑体"/>
+        </w:rPr>
         <w:t xml:space="preserve"> MOSI、GPIO </w:t>
       </w:r>
       <w:r>
         <w:rPr>
-          <w:rFonts w:hint="eastAsia"/>
+          <w:rFonts w:hint="eastAsia" w:eastAsia="黑体"/>
         </w:rPr>
         <w:t xml:space="preserve">接模块</w:t>
       </w:r>
       <w:r>
+        <w:rPr>
+          <w:rFonts w:eastAsia="黑体"/>
+        </w:rPr>
         <w:t xml:space="preserve"> CS </w:t>
       </w:r>
       <w:r>
         <w:rPr>
-          <w:rFonts w:hint="eastAsia"/>
+          <w:rFonts w:hint="eastAsia" w:eastAsia="黑体"/>
         </w:rPr>
         <w:t xml:space="preserve">与</w:t>
       </w:r>
       <w:r>
+        <w:rPr>
+          <w:rFonts w:eastAsia="黑体"/>
+        </w:rPr>
         <w:t xml:space="preserve"> DC、GPIO </w:t>
       </w:r>
       <w:r>
         <w:rPr>
-          <w:rFonts w:hint="eastAsia"/>
+          <w:rFonts w:hint="eastAsia" w:eastAsia="黑体"/>
         </w:rPr>
         <w:t xml:space="preserve">或复位脚接模块</w:t>
       </w:r>
       <w:r>
+        <w:rPr>
+          <w:rFonts w:eastAsia="黑体"/>
+        </w:rPr>
         <w:t xml:space="preserve"> </w:t>
       </w:r>
       <w:r>
         <w:rPr>
-          <w:rFonts w:hint="eastAsia"/>
+          <w:rFonts w:hint="eastAsia" w:eastAsia="黑体"/>
         </w:rPr>
         <w:t xml:space="preserve">RST，模块</w:t>
       </w:r>
       <w:r>
+        <w:rPr>
+          <w:rFonts w:eastAsia="黑体"/>
+        </w:rPr>
         <w:t xml:space="preserve"> VDD/GND </w:t>
       </w:r>
       <w:r>
         <w:rPr>
-          <w:rFonts w:hint="eastAsia"/>
+          <w:rFonts w:hint="eastAsia" w:eastAsia="黑体"/>
         </w:rPr>
         <w:t xml:space="preserve">接电源/地；高分辨率屏可经</w:t>
       </w:r>
       <w:r>
+        <w:rPr>
+          <w:rFonts w:eastAsia="黑体"/>
+        </w:rPr>
         <w:t xml:space="preserve"> RGB/MIPI-DSI </w:t>
       </w:r>
       <w:r>
         <w:rPr>
-          <w:rFonts w:hint="eastAsia"/>
+          <w:rFonts w:hint="eastAsia" w:eastAsia="黑体"/>
         </w:rPr>
         <w:t xml:space="preserve">或</w:t>
       </w:r>
       <w:r>
+        <w:rPr>
+          <w:rFonts w:eastAsia="黑体"/>
+        </w:rPr>
         <w:t xml:space="preserve"> I²C </w:t>
       </w:r>
       <w:r>
         <w:rPr>
-          <w:rFonts w:hint="eastAsia"/>
+          <w:rFonts w:hint="eastAsia" w:eastAsia="黑体"/>
         </w:rPr>
         <w:t xml:space="preserve">连接，字库型多接背光恒流驱动（如</w:t>
       </w:r>
       <w:r>
+        <w:rPr>
+          <w:rFonts w:eastAsia="黑体"/>
+        </w:rPr>
         <w:t xml:space="preserve"> </w:t>
       </w:r>
       <w:r>
         <w:rPr>
-          <w:rFonts w:hint="eastAsia"/>
+          <w:rFonts w:hint="eastAsia" w:eastAsia="黑体"/>
         </w:rPr>
         <w:t xml:space="preserve">TPS61165、MP3302）。</w:t>
       </w:r>
@@ -750,70 +907,91 @@
       <w:pPr/>
       <w:r>
         <w:rPr>
-          <w:rFonts w:hint="eastAsia"/>
+          <w:rFonts w:hint="eastAsia" w:eastAsia="黑体"/>
         </w:rPr>
         <w:t xml:space="preserve">由此构成”MCU</w:t>
       </w:r>
       <w:r>
+        <w:rPr>
+          <w:rFonts w:eastAsia="黑体"/>
+        </w:rPr>
         <w:t xml:space="preserve"> </w:t>
       </w:r>
       <w:r>
         <w:rPr>
-          <w:rFonts w:hint="eastAsia"/>
+          <w:rFonts w:hint="eastAsia" w:eastAsia="黑体"/>
         </w:rPr>
         <w:t xml:space="preserve">经并行</w:t>
       </w:r>
       <w:r>
+        <w:rPr>
+          <w:rFonts w:eastAsia="黑体"/>
+        </w:rPr>
         <w:t xml:space="preserve"> 8080/6800 </w:t>
       </w:r>
       <w:r>
         <w:rPr>
-          <w:rFonts w:hint="eastAsia"/>
+          <w:rFonts w:hint="eastAsia" w:eastAsia="黑体"/>
         </w:rPr>
         <w:t xml:space="preserve">或</w:t>
       </w:r>
       <w:r>
+        <w:rPr>
+          <w:rFonts w:eastAsia="黑体"/>
+        </w:rPr>
         <w:t xml:space="preserve"> SPI </w:t>
       </w:r>
       <w:r>
         <w:rPr>
-          <w:rFonts w:hint="eastAsia"/>
+          <w:rFonts w:hint="eastAsia" w:eastAsia="黑体"/>
         </w:rPr>
         <w:t xml:space="preserve">总线按协议向显示驱动</w:t>
       </w:r>
       <w:r>
+        <w:rPr>
+          <w:rFonts w:eastAsia="黑体"/>
+        </w:rPr>
         <w:t xml:space="preserve"> </w:t>
       </w:r>
       <w:r>
         <w:rPr>
-          <w:rFonts w:hint="eastAsia"/>
+          <w:rFonts w:hint="eastAsia" w:eastAsia="黑体"/>
         </w:rPr>
         <w:t xml:space="preserve">IC（HD44780、ST7735、ILI9341</w:t>
       </w:r>
       <w:r>
+        <w:rPr>
+          <w:rFonts w:eastAsia="黑体"/>
+        </w:rPr>
         <w:t xml:space="preserve"> </w:t>
       </w:r>
       <w:r>
         <w:rPr>
-          <w:rFonts w:hint="eastAsia"/>
+          <w:rFonts w:hint="eastAsia" w:eastAsia="黑体"/>
         </w:rPr>
         <w:t xml:space="preserve">等）写入命令与像素数据、驱动</w:t>
       </w:r>
       <w:r>
+        <w:rPr>
+          <w:rFonts w:eastAsia="黑体"/>
+        </w:rPr>
         <w:t xml:space="preserve"> IC </w:t>
       </w:r>
       <w:r>
         <w:rPr>
-          <w:rFonts w:hint="eastAsia"/>
+          <w:rFonts w:hint="eastAsia" w:eastAsia="黑体"/>
         </w:rPr>
         <w:t xml:space="preserve">刷新显存并驱动液晶面板”的</w:t>
       </w:r>
       <w:r>
+        <w:rPr>
+          <w:rFonts w:eastAsia="黑体"/>
+        </w:rPr>
         <w:t xml:space="preserve"> LCD </w:t>
       </w:r>
       <w:r>
         <w:rPr>
-          <w:rFonts w:hint="eastAsia"/>
+          <w:rFonts w:hint="eastAsia" w:eastAsia="黑体"/>
         </w:rPr>
         <w:t xml:space="preserve">显示组态，用于显示字符与图形。</w:t>
       </w:r>
@@ -826,7 +1004,7 @@
       </w:pPr>
       <w:r>
         <w:rPr>
-          <w:rFonts w:hint="eastAsia"/>
+          <w:rFonts w:hint="eastAsia" w:eastAsia="黑体"/>
         </w:rPr>
         <w:t xml:space="preserve">工作原理</w:t>
       </w:r>
@@ -837,70 +1015,91 @@
       </w:pPr>
       <w:r>
         <w:rPr>
-          <w:rFonts w:hint="eastAsia"/>
+          <w:rFonts w:hint="eastAsia" w:eastAsia="黑体"/>
         </w:rPr>
         <w:t xml:space="preserve">主控通过控制线（RS</w:t>
       </w:r>
       <w:r>
+        <w:rPr>
+          <w:rFonts w:eastAsia="黑体"/>
+        </w:rPr>
         <w:t xml:space="preserve"> </w:t>
       </w:r>
       <w:r>
         <w:rPr>
-          <w:rFonts w:hint="eastAsia"/>
+          <w:rFonts w:hint="eastAsia" w:eastAsia="黑体"/>
         </w:rPr>
         <w:t xml:space="preserve">区分命令/数据、WR/RD</w:t>
       </w:r>
       <w:r>
+        <w:rPr>
+          <w:rFonts w:eastAsia="黑体"/>
+        </w:rPr>
         <w:t xml:space="preserve"> </w:t>
       </w:r>
       <w:r>
         <w:rPr>
-          <w:rFonts w:hint="eastAsia"/>
+          <w:rFonts w:hint="eastAsia" w:eastAsia="黑体"/>
         </w:rPr>
         <w:t xml:space="preserve">或</w:t>
       </w:r>
       <w:r>
+        <w:rPr>
+          <w:rFonts w:eastAsia="黑体"/>
+        </w:rPr>
         <w:t xml:space="preserve"> DC </w:t>
       </w:r>
       <w:r>
         <w:rPr>
-          <w:rFonts w:hint="eastAsia"/>
+          <w:rFonts w:hint="eastAsia" w:eastAsia="黑体"/>
         </w:rPr>
         <w:t xml:space="preserve">区分数据/命令）按协议向</w:t>
       </w:r>
       <w:r>
+        <w:rPr>
+          <w:rFonts w:eastAsia="黑体"/>
+        </w:rPr>
         <w:t xml:space="preserve"> LCD </w:t>
       </w:r>
       <w:r>
         <w:rPr>
-          <w:rFonts w:hint="eastAsia"/>
+          <w:rFonts w:hint="eastAsia" w:eastAsia="黑体"/>
         </w:rPr>
         <w:t xml:space="preserve">控制驱动器（如</w:t>
       </w:r>
       <w:r>
+        <w:rPr>
+          <w:rFonts w:eastAsia="黑体"/>
+        </w:rPr>
         <w:t xml:space="preserve"> </w:t>
       </w:r>
       <w:r>
         <w:rPr>
-          <w:rFonts w:hint="eastAsia"/>
+          <w:rFonts w:hint="eastAsia" w:eastAsia="黑体"/>
         </w:rPr>
         <w:t xml:space="preserve">HD44780、ST7735、ILI9341）写入命令与像素数据。驱动</w:t>
       </w:r>
       <w:r>
+        <w:rPr>
+          <w:rFonts w:eastAsia="黑体"/>
+        </w:rPr>
         <w:t xml:space="preserve"> IC </w:t>
       </w:r>
       <w:r>
         <w:rPr>
-          <w:rFonts w:hint="eastAsia"/>
+          <w:rFonts w:hint="eastAsia" w:eastAsia="黑体"/>
         </w:rPr>
         <w:t xml:space="preserve">内部刷新显存并驱动液晶像素，实现字符或图像显示，刷新由</w:t>
       </w:r>
       <w:r>
+        <w:rPr>
+          <w:rFonts w:eastAsia="黑体"/>
+        </w:rPr>
         <w:t xml:space="preserve"> MCU </w:t>
       </w:r>
       <w:r>
         <w:rPr>
-          <w:rFonts w:hint="eastAsia"/>
+          <w:rFonts w:hint="eastAsia" w:eastAsia="黑体"/>
         </w:rPr>
         <w:t xml:space="preserve">主动写入或定时刷新。</w:t>
       </w:r>
@@ -913,7 +1112,7 @@
       </w:pPr>
       <w:r>
         <w:rPr>
-          <w:rFonts w:hint="eastAsia"/>
+          <w:rFonts w:hint="eastAsia" w:eastAsia="黑体"/>
         </w:rPr>
         <w:t xml:space="preserve">关键计算公式</w:t>
       </w:r>
@@ -926,15 +1125,21 @@
         </w:numPr>
       </w:pPr>
       <w:r>
+        <w:rPr>
+          <w:rFonts w:eastAsia="黑体"/>
+        </w:rPr>
         <w:t xml:space="preserve">SPI </w:t>
       </w:r>
       <w:r>
         <w:rPr>
-          <w:rFonts w:hint="eastAsia"/>
+          <w:rFonts w:hint="eastAsia" w:eastAsia="黑体"/>
         </w:rPr>
         <w:t xml:space="preserve">时钟频率与传输时间（传输</w:t>
       </w:r>
       <w:r>
+        <w:rPr>
+          <w:rFonts w:eastAsia="黑体"/>
+        </w:rPr>
         <w:t xml:space="preserve"> </w:t>
       </w:r>
       <m:oMath>
@@ -943,11 +1148,14 @@
         </m:r>
       </m:oMath>
       <w:r>
+        <w:rPr>
+          <w:rFonts w:eastAsia="黑体"/>
+        </w:rPr>
         <w:t xml:space="preserve"> </w:t>
       </w:r>
       <w:r>
         <w:rPr>
-          <w:rFonts w:hint="eastAsia"/>
+          <w:rFonts w:hint="eastAsia" w:eastAsia="黑体"/>
         </w:rPr>
         <w:t xml:space="preserve">字节）：</w:t>
       </w:r>
@@ -1040,7 +1248,7 @@
       </w:pPr>
       <w:r>
         <w:rPr>
-          <w:rFonts w:hint="eastAsia"/>
+          <w:rFonts w:hint="eastAsia" w:eastAsia="黑体"/>
         </w:rPr>
         <w:t xml:space="preserve">一帧像素数据量（</w:t>
       </w:r>
@@ -1059,15 +1267,21 @@
         </m:r>
       </m:oMath>
       <w:r>
+        <w:rPr>
+          <w:rFonts w:eastAsia="黑体"/>
+        </w:rPr>
         <w:t xml:space="preserve"> </w:t>
       </w:r>
       <w:r>
         <w:rPr>
-          <w:rFonts w:hint="eastAsia"/>
+          <w:rFonts w:hint="eastAsia" w:eastAsia="黑体"/>
         </w:rPr>
         <w:t xml:space="preserve">分辨率、每像素</w:t>
       </w:r>
       <w:r>
+        <w:rPr>
+          <w:rFonts w:eastAsia="黑体"/>
+        </w:rPr>
         <w:t xml:space="preserve"> </w:t>
       </w:r>
       <m:oMath>
@@ -1076,11 +1290,14 @@
         </m:r>
       </m:oMath>
       <w:r>
+        <w:rPr>
+          <w:rFonts w:eastAsia="黑体"/>
+        </w:rPr>
         <w:t xml:space="preserve"> </w:t>
       </w:r>
       <w:r>
         <w:rPr>
-          <w:rFonts w:hint="eastAsia"/>
+          <w:rFonts w:hint="eastAsia" w:eastAsia="黑体"/>
         </w:rPr>
         <w:t xml:space="preserve">位）：</w:t>
       </w:r>
@@ -1167,16 +1384,19 @@
       </w:pPr>
       <w:r>
         <w:rPr>
-          <w:rFonts w:hint="eastAsia"/>
+          <w:rFonts w:hint="eastAsia" w:eastAsia="黑体"/>
         </w:rPr>
         <w:t xml:space="preserve">刷新率（SPI</w:t>
       </w:r>
       <w:r>
+        <w:rPr>
+          <w:rFonts w:eastAsia="黑体"/>
+        </w:rPr>
         <w:t xml:space="preserve"> </w:t>
       </w:r>
       <w:r>
         <w:rPr>
-          <w:rFonts w:hint="eastAsia"/>
+          <w:rFonts w:hint="eastAsia" w:eastAsia="黑体"/>
         </w:rPr>
         <w:t xml:space="preserve">接口）：</w:t>
       </w:r>
@@ -1336,7 +1556,7 @@
             </w:pPr>
             <w:r>
               <w:rPr>
-                <w:rFonts w:hint="eastAsia"/>
+                <w:rFonts w:hint="eastAsia" w:eastAsia="黑体"/>
               </w:rPr>
               <w:t xml:space="preserve">符号</w:t>
             </w:r>
@@ -1350,7 +1570,7 @@
             </w:pPr>
             <w:r>
               <w:rPr>
-                <w:rFonts w:hint="eastAsia"/>
+                <w:rFonts w:hint="eastAsia" w:eastAsia="黑体"/>
               </w:rPr>
               <w:t xml:space="preserve">含义</w:t>
             </w:r>
@@ -1364,7 +1584,7 @@
             </w:pPr>
             <w:r>
               <w:rPr>
-                <w:rFonts w:hint="eastAsia"/>
+                <w:rFonts w:hint="eastAsia" w:eastAsia="黑体"/>
               </w:rPr>
               <w:t xml:space="preserve">单位</w:t>
             </w:r>
@@ -1402,6 +1622,9 @@
               </m:sSub>
             </m:oMath>
             <w:r>
+              <w:rPr>
+                <w:rFonts w:eastAsia="黑体"/>
+              </w:rPr>
               <w:t xml:space="preserve">​</w:t>
             </w:r>
           </w:p>
@@ -1413,11 +1636,14 @@
               <w:pStyle w:val="Compact"/>
             </w:pPr>
             <w:r>
+              <w:rPr>
+                <w:rFonts w:eastAsia="黑体"/>
+              </w:rPr>
               <w:t xml:space="preserve">SPI </w:t>
             </w:r>
             <w:r>
               <w:rPr>
-                <w:rFonts w:hint="eastAsia"/>
+                <w:rFonts w:hint="eastAsia" w:eastAsia="黑体"/>
               </w:rPr>
               <w:t xml:space="preserve">时钟频率</w:t>
             </w:r>
@@ -1430,6 +1656,9 @@
               <w:pStyle w:val="Compact"/>
             </w:pPr>
             <w:r>
+              <w:rPr>
+                <w:rFonts w:eastAsia="黑体"/>
+              </w:rPr>
               <w:t xml:space="preserve">Hz</w:t>
             </w:r>
           </w:p>
@@ -1448,6 +1677,9 @@
               </m:r>
             </m:oMath>
             <w:r>
+              <w:rPr>
+                <w:rFonts w:eastAsia="黑体"/>
+              </w:rPr>
               <w:t xml:space="preserve">​</w:t>
             </w:r>
           </w:p>
@@ -1460,7 +1692,7 @@
             </w:pPr>
             <w:r>
               <w:rPr>
-                <w:rFonts w:hint="eastAsia"/>
+                <w:rFonts w:hint="eastAsia" w:eastAsia="黑体"/>
               </w:rPr>
               <w:t xml:space="preserve">传输字节数</w:t>
             </w:r>
@@ -1473,6 +1705,9 @@
               <w:pStyle w:val="Compact"/>
             </w:pPr>
             <w:r>
+              <w:rPr>
+                <w:rFonts w:eastAsia="黑体"/>
+              </w:rPr>
               <w:t xml:space="preserve">—</w:t>
             </w:r>
           </w:p>
@@ -1500,6 +1735,9 @@
               </m:r>
             </m:oMath>
             <w:r>
+              <w:rPr>
+                <w:rFonts w:eastAsia="黑体"/>
+              </w:rPr>
               <w:t xml:space="preserve">​</w:t>
             </w:r>
           </w:p>
@@ -1512,7 +1750,7 @@
             </w:pPr>
             <w:r>
               <w:rPr>
-                <w:rFonts w:hint="eastAsia"/>
+                <w:rFonts w:hint="eastAsia" w:eastAsia="黑体"/>
               </w:rPr>
               <w:t xml:space="preserve">分辨率（宽×高）</w:t>
             </w:r>
@@ -1526,7 +1764,7 @@
             </w:pPr>
             <w:r>
               <w:rPr>
-                <w:rFonts w:hint="eastAsia"/>
+                <w:rFonts w:hint="eastAsia" w:eastAsia="黑体"/>
               </w:rPr>
               <w:t xml:space="preserve">像素</w:t>
             </w:r>
@@ -1546,6 +1784,9 @@
               </m:r>
             </m:oMath>
             <w:r>
+              <w:rPr>
+                <w:rFonts w:eastAsia="黑体"/>
+              </w:rPr>
               <w:t xml:space="preserve">​</w:t>
             </w:r>
           </w:p>
@@ -1558,7 +1799,7 @@
             </w:pPr>
             <w:r>
               <w:rPr>
-                <w:rFonts w:hint="eastAsia"/>
+                <w:rFonts w:hint="eastAsia" w:eastAsia="黑体"/>
               </w:rPr>
               <w:t xml:space="preserve">每像素位数</w:t>
             </w:r>
@@ -1571,6 +1812,9 @@
               <w:pStyle w:val="Compact"/>
             </w:pPr>
             <w:r>
+              <w:rPr>
+                <w:rFonts w:eastAsia="黑体"/>
+              </w:rPr>
               <w:t xml:space="preserve">bit</w:t>
             </w:r>
           </w:p>
@@ -1607,6 +1851,9 @@
               </m:sSub>
             </m:oMath>
             <w:r>
+              <w:rPr>
+                <w:rFonts w:eastAsia="黑体"/>
+              </w:rPr>
               <w:t xml:space="preserve">​</w:t>
             </w:r>
           </w:p>
@@ -1619,7 +1866,7 @@
             </w:pPr>
             <w:r>
               <w:rPr>
-                <w:rFonts w:hint="eastAsia"/>
+                <w:rFonts w:hint="eastAsia" w:eastAsia="黑体"/>
               </w:rPr>
               <w:t xml:space="preserve">帧数据字节数</w:t>
             </w:r>
@@ -1632,6 +1879,9 @@
               <w:pStyle w:val="Compact"/>
             </w:pPr>
             <w:r>
+              <w:rPr>
+                <w:rFonts w:eastAsia="黑体"/>
+              </w:rPr>
               <w:t xml:space="preserve">byte</w:t>
             </w:r>
           </w:p>
@@ -1671,6 +1921,9 @@
               </m:sSub>
             </m:oMath>
             <w:r>
+              <w:rPr>
+                <w:rFonts w:eastAsia="黑体"/>
+              </w:rPr>
               <w:t xml:space="preserve">​</w:t>
             </w:r>
           </w:p>
@@ -1683,7 +1936,7 @@
             </w:pPr>
             <w:r>
               <w:rPr>
-                <w:rFonts w:hint="eastAsia"/>
+                <w:rFonts w:hint="eastAsia" w:eastAsia="黑体"/>
               </w:rPr>
               <w:t xml:space="preserve">刷新率</w:t>
             </w:r>
@@ -1696,6 +1949,9 @@
               <w:pStyle w:val="Compact"/>
             </w:pPr>
             <w:r>
+              <w:rPr>
+                <w:rFonts w:eastAsia="黑体"/>
+              </w:rPr>
               <w:t xml:space="preserve">Hz</w:t>
             </w:r>
           </w:p>
@@ -1710,7 +1966,7 @@
       </w:pPr>
       <w:r>
         <w:rPr>
-          <w:rFonts w:hint="eastAsia"/>
+          <w:rFonts w:hint="eastAsia" w:eastAsia="黑体"/>
         </w:rPr>
         <w:t xml:space="preserve">元件调整影响</w:t>
       </w:r>
@@ -1725,6 +1981,7 @@
       </w:pPr>
       <w:r>
         <w:rPr>
+          <w:rFonts w:eastAsia="黑体"/>
           <w:b/>
           <w:bCs/>
         </w:rPr>
@@ -1732,7 +1989,7 @@
       </w:r>
       <w:r>
         <w:rPr>
-          <w:rFonts w:hint="eastAsia"/>
+          <w:rFonts w:hint="eastAsia" w:eastAsia="黑体"/>
           <w:b/>
           <w:bCs/>
         </w:rPr>
@@ -1740,20 +1997,27 @@
       </w:r>
       <w:r>
         <w:rPr>
+          <w:rFonts w:eastAsia="黑体"/>
           <w:b/>
           <w:bCs/>
         </w:rPr>
         <w:t xml:space="preserve"> ↑</w:t>
       </w:r>
       <w:r>
+        <w:rPr>
+          <w:rFonts w:eastAsia="黑体"/>
+        </w:rPr>
         <w:t xml:space="preserve"> </w:t>
       </w:r>
       <w:r>
+        <w:rPr>
+          <w:rFonts w:eastAsia="黑体"/>
+        </w:rPr>
         <w:t xml:space="preserve">→ </w:t>
       </w:r>
       <w:r>
         <w:rPr>
-          <w:rFonts w:hint="eastAsia"/>
+          <w:rFonts w:hint="eastAsia" w:eastAsia="黑体"/>
         </w:rPr>
         <w:t xml:space="preserve">传输快、刷新率高，但受走线与时序限制，过高出现花屏。</w:t>
       </w:r>
@@ -1768,7 +2032,7 @@
       </w:pPr>
       <w:r>
         <w:rPr>
-          <w:rFonts w:hint="eastAsia"/>
+          <w:rFonts w:hint="eastAsia" w:eastAsia="黑体"/>
           <w:b/>
           <w:bCs/>
         </w:rPr>
@@ -1776,20 +2040,27 @@
       </w:r>
       <w:r>
         <w:rPr>
+          <w:rFonts w:eastAsia="黑体"/>
           <w:b/>
           <w:bCs/>
         </w:rPr>
         <w:t xml:space="preserve"> ↑</w:t>
       </w:r>
       <w:r>
+        <w:rPr>
+          <w:rFonts w:eastAsia="黑体"/>
+        </w:rPr>
         <w:t xml:space="preserve"> </w:t>
       </w:r>
       <w:r>
+        <w:rPr>
+          <w:rFonts w:eastAsia="黑体"/>
+        </w:rPr>
         <w:t xml:space="preserve">→ </w:t>
       </w:r>
       <w:r>
         <w:rPr>
-          <w:rFonts w:hint="eastAsia"/>
+          <w:rFonts w:hint="eastAsia" w:eastAsia="黑体"/>
         </w:rPr>
         <w:t xml:space="preserve">每帧数据量增大，同等时钟下刷新率下降。</w:t>
       </w:r>
@@ -1804,7 +2075,7 @@
       </w:pPr>
       <w:r>
         <w:rPr>
-          <w:rFonts w:hint="eastAsia"/>
+          <w:rFonts w:hint="eastAsia" w:eastAsia="黑体"/>
           <w:b/>
           <w:bCs/>
         </w:rPr>
@@ -1812,20 +2083,27 @@
       </w:r>
       <w:r>
         <w:rPr>
+          <w:rFonts w:eastAsia="黑体"/>
           <w:b/>
           <w:bCs/>
         </w:rPr>
         <w:t xml:space="preserve"> b ↑</w:t>
       </w:r>
       <w:r>
+        <w:rPr>
+          <w:rFonts w:eastAsia="黑体"/>
+        </w:rPr>
         <w:t xml:space="preserve"> </w:t>
       </w:r>
       <w:r>
+        <w:rPr>
+          <w:rFonts w:eastAsia="黑体"/>
+        </w:rPr>
         <w:t xml:space="preserve">→ </w:t>
       </w:r>
       <w:r>
         <w:rPr>
-          <w:rFonts w:hint="eastAsia"/>
+          <w:rFonts w:hint="eastAsia" w:eastAsia="黑体"/>
         </w:rPr>
         <w:t xml:space="preserve">色彩更丰富但数据量增大，带宽要求提高。</w:t>
       </w:r>
@@ -1840,16 +2118,19 @@
       </w:pPr>
       <w:r>
         <w:rPr>
-          <w:rFonts w:hint="eastAsia"/>
+          <w:rFonts w:hint="eastAsia" w:eastAsia="黑体"/>
         </w:rPr>
         <w:t xml:space="preserve">并行总线数据线越多，单次传输越宽，但占用</w:t>
       </w:r>
       <w:r>
+        <w:rPr>
+          <w:rFonts w:eastAsia="黑体"/>
+        </w:rPr>
         <w:t xml:space="preserve"> MCU </w:t>
       </w:r>
       <w:r>
         <w:rPr>
-          <w:rFonts w:hint="eastAsia"/>
+          <w:rFonts w:hint="eastAsia" w:eastAsia="黑体"/>
         </w:rPr>
         <w:t xml:space="preserve">引脚更多。</w:t>
       </w:r>
@@ -1862,7 +2143,7 @@
       </w:pPr>
       <w:r>
         <w:rPr>
-          <w:rFonts w:hint="eastAsia"/>
+          <w:rFonts w:hint="eastAsia" w:eastAsia="黑体"/>
         </w:rPr>
         <w:t xml:space="preserve">典型参数示例</w:t>
       </w:r>
@@ -1877,11 +2158,14 @@
       </w:pPr>
       <w:r>
         <w:rPr>
-          <w:rFonts w:hint="eastAsia"/>
+          <w:rFonts w:hint="eastAsia" w:eastAsia="黑体"/>
         </w:rPr>
         <w:t xml:space="preserve">设</w:t>
       </w:r>
       <w:r>
+        <w:rPr>
+          <w:rFonts w:eastAsia="黑体"/>
+        </w:rPr>
         <w:t xml:space="preserve"> </w:t>
       </w:r>
       <m:oMath>
@@ -1928,11 +2212,14 @@
       </m:oMath>
       <w:r>
         <w:rPr>
-          <w:rFonts w:hint="eastAsia"/>
+          <w:rFonts w:hint="eastAsia" w:eastAsia="黑体"/>
         </w:rPr>
         <w:t xml:space="preserve">、传输</w:t>
       </w:r>
       <w:r>
+        <w:rPr>
+          <w:rFonts w:eastAsia="黑体"/>
+        </w:rPr>
         <w:t xml:space="preserve"> </w:t>
       </w:r>
       <m:oMath>
@@ -1950,11 +2237,14 @@
         </m:r>
       </m:oMath>
       <w:r>
+        <w:rPr>
+          <w:rFonts w:eastAsia="黑体"/>
+        </w:rPr>
         <w:t xml:space="preserve"> </w:t>
       </w:r>
       <w:r>
         <w:rPr>
-          <w:rFonts w:hint="eastAsia"/>
+          <w:rFonts w:hint="eastAsia" w:eastAsia="黑体"/>
         </w:rPr>
         <w:t xml:space="preserve">字节：</w:t>
       </w:r>
@@ -2055,6 +2345,9 @@
         </m:r>
       </m:oMath>
       <w:r>
+        <w:rPr>
+          <w:rFonts w:eastAsia="黑体"/>
+        </w:rPr>
         <w:t xml:space="preserve">。</w:t>
       </w:r>
     </w:p>
@@ -2067,11 +2360,14 @@
         </w:numPr>
       </w:pPr>
       <w:r>
+        <w:rPr>
+          <w:rFonts w:eastAsia="黑体"/>
+        </w:rPr>
         <w:t xml:space="preserve">128×160、16 </w:t>
       </w:r>
       <w:r>
         <w:rPr>
-          <w:rFonts w:hint="eastAsia"/>
+          <w:rFonts w:hint="eastAsia" w:eastAsia="黑体"/>
         </w:rPr>
         <w:t xml:space="preserve">位色（RGB565）一帧：</w:t>
       </w:r>
@@ -2147,11 +2443,14 @@
         </m:r>
       </m:oMath>
       <w:r>
+        <w:rPr>
+          <w:rFonts w:eastAsia="黑体"/>
+        </w:rPr>
         <w:t xml:space="preserve"> </w:t>
       </w:r>
       <w:r>
         <w:rPr>
-          <w:rFonts w:hint="eastAsia"/>
+          <w:rFonts w:hint="eastAsia" w:eastAsia="黑体"/>
         </w:rPr>
         <w:t xml:space="preserve">字节。</w:t>
       </w:r>
@@ -2164,7 +2463,7 @@
       </w:pPr>
       <w:r>
         <w:rPr>
-          <w:rFonts w:hint="eastAsia"/>
+          <w:rFonts w:hint="eastAsia" w:eastAsia="黑体"/>
         </w:rPr>
         <w:t xml:space="preserve">常见器件型号</w:t>
       </w:r>
@@ -2179,16 +2478,19 @@
       </w:pPr>
       <w:r>
         <w:rPr>
-          <w:rFonts w:hint="eastAsia"/>
+          <w:rFonts w:hint="eastAsia" w:eastAsia="黑体"/>
         </w:rPr>
         <w:t xml:space="preserve">驱动控制</w:t>
       </w:r>
       <w:r>
+        <w:rPr>
+          <w:rFonts w:eastAsia="黑体"/>
+        </w:rPr>
         <w:t xml:space="preserve"> </w:t>
       </w:r>
       <w:r>
         <w:rPr>
-          <w:rFonts w:hint="eastAsia"/>
+          <w:rFonts w:hint="eastAsia" w:eastAsia="黑体"/>
         </w:rPr>
         <w:t xml:space="preserve">IC：HD44780（字符）、ST7735（TFT）、ILI9341（TFT）、SSD1306（OLED）。</w:t>
       </w:r>
@@ -2203,16 +2505,19 @@
       </w:pPr>
       <w:r>
         <w:rPr>
-          <w:rFonts w:hint="eastAsia"/>
+          <w:rFonts w:hint="eastAsia" w:eastAsia="黑体"/>
         </w:rPr>
         <w:t xml:space="preserve">电平转换：TXS0108E、74LVC245（3.3</w:t>
       </w:r>
       <w:r>
+        <w:rPr>
+          <w:rFonts w:eastAsia="黑体"/>
+        </w:rPr>
         <w:t xml:space="preserve"> V↔5 </w:t>
       </w:r>
       <w:r>
         <w:rPr>
-          <w:rFonts w:hint="eastAsia"/>
+          <w:rFonts w:hint="eastAsia" w:eastAsia="黑体"/>
         </w:rPr>
         <w:t xml:space="preserve">V）。</w:t>
       </w:r>
@@ -2227,16 +2532,19 @@
       </w:pPr>
       <w:r>
         <w:rPr>
-          <w:rFonts w:hint="eastAsia"/>
+          <w:rFonts w:hint="eastAsia" w:eastAsia="黑体"/>
         </w:rPr>
         <w:t xml:space="preserve">背光驱动</w:t>
       </w:r>
       <w:r>
+        <w:rPr>
+          <w:rFonts w:eastAsia="黑体"/>
+        </w:rPr>
         <w:t xml:space="preserve"> </w:t>
       </w:r>
       <w:r>
         <w:rPr>
-          <w:rFonts w:hint="eastAsia"/>
+          <w:rFonts w:hint="eastAsia" w:eastAsia="黑体"/>
         </w:rPr>
         <w:t xml:space="preserve">IC：TPS61165、MP3302。</w:t>
       </w:r>
@@ -2249,7 +2557,7 @@
       </w:pPr>
       <w:r>
         <w:rPr>
-          <w:rFonts w:hint="eastAsia"/>
+          <w:rFonts w:hint="eastAsia" w:eastAsia="黑体"/>
         </w:rPr>
         <w:t xml:space="preserve">注意事项</w:t>
       </w:r>
@@ -2264,16 +2572,19 @@
       </w:pPr>
       <w:r>
         <w:rPr>
-          <w:rFonts w:hint="eastAsia"/>
+          <w:rFonts w:hint="eastAsia" w:eastAsia="黑体"/>
         </w:rPr>
         <w:t xml:space="preserve">时序需匹配驱动</w:t>
       </w:r>
       <w:r>
+        <w:rPr>
+          <w:rFonts w:eastAsia="黑体"/>
+        </w:rPr>
         <w:t xml:space="preserve"> IC </w:t>
       </w:r>
       <w:r>
         <w:rPr>
-          <w:rFonts w:hint="eastAsia"/>
+          <w:rFonts w:hint="eastAsia" w:eastAsia="黑体"/>
         </w:rPr>
         <w:t xml:space="preserve">手册的建立/保持时间，写太快易导致花屏或漏字。</w:t>
       </w:r>
@@ -2287,20 +2598,26 @@
         </w:numPr>
       </w:pPr>
       <w:r>
+        <w:rPr>
+          <w:rFonts w:eastAsia="黑体"/>
+        </w:rPr>
         <w:t xml:space="preserve">3.3 V MCU </w:t>
       </w:r>
       <w:r>
         <w:rPr>
-          <w:rFonts w:hint="eastAsia"/>
+          <w:rFonts w:hint="eastAsia" w:eastAsia="黑体"/>
         </w:rPr>
         <w:t xml:space="preserve">驱动</w:t>
       </w:r>
       <w:r>
+        <w:rPr>
+          <w:rFonts w:eastAsia="黑体"/>
+        </w:rPr>
         <w:t xml:space="preserve"> 5 V LCD </w:t>
       </w:r>
       <w:r>
         <w:rPr>
-          <w:rFonts w:hint="eastAsia"/>
+          <w:rFonts w:hint="eastAsia" w:eastAsia="黑体"/>
         </w:rPr>
         <w:t xml:space="preserve">需电平转换，注意双向数据线方向控制。</w:t>
       </w:r>
@@ -2315,25 +2632,31 @@
       </w:pPr>
       <w:r>
         <w:rPr>
-          <w:rFonts w:hint="eastAsia"/>
+          <w:rFonts w:hint="eastAsia" w:eastAsia="黑体"/>
         </w:rPr>
         <w:t xml:space="preserve">背光</w:t>
       </w:r>
       <w:r>
+        <w:rPr>
+          <w:rFonts w:eastAsia="黑体"/>
+        </w:rPr>
         <w:t xml:space="preserve"> LED </w:t>
       </w:r>
       <w:r>
         <w:rPr>
-          <w:rFonts w:hint="eastAsia"/>
+          <w:rFonts w:hint="eastAsia" w:eastAsia="黑体"/>
         </w:rPr>
         <w:t xml:space="preserve">需恒流驱动并注意功耗；长排线注意</w:t>
       </w:r>
       <w:r>
+        <w:rPr>
+          <w:rFonts w:eastAsia="黑体"/>
+        </w:rPr>
         <w:t xml:space="preserve"> EMC </w:t>
       </w:r>
       <w:r>
         <w:rPr>
-          <w:rFonts w:hint="eastAsia"/>
+          <w:rFonts w:hint="eastAsia" w:eastAsia="黑体"/>
         </w:rPr>
         <w:t xml:space="preserve">与信号完整性。</w:t>
       </w:r>
@@ -2346,7 +2669,7 @@
       </w:pPr>
       <w:r>
         <w:rPr>
-          <w:rFonts w:hint="eastAsia"/>
+          <w:rFonts w:hint="eastAsia" w:eastAsia="黑体"/>
         </w:rPr>
         <w:t xml:space="preserve">参考资料</w:t>
       </w:r>
@@ -2360,6 +2683,9 @@
         </w:numPr>
       </w:pPr>
       <w:r>
+        <w:rPr>
+          <w:rFonts w:eastAsia="黑体"/>
+        </w:rPr>
         <w:t xml:space="preserve">Wikipedia: Liquid-crystal display。</w:t>
       </w:r>
     </w:p>
@@ -2373,16 +2699,19 @@
       </w:pPr>
       <w:r>
         <w:rPr>
-          <w:rFonts w:hint="eastAsia"/>
+          <w:rFonts w:hint="eastAsia" w:eastAsia="黑体"/>
         </w:rPr>
         <w:t xml:space="preserve">意法半导体</w:t>
       </w:r>
       <w:r>
+        <w:rPr>
+          <w:rFonts w:eastAsia="黑体"/>
+        </w:rPr>
         <w:t xml:space="preserve"> ST7735S </w:t>
       </w:r>
       <w:r>
         <w:rPr>
-          <w:rFonts w:hint="eastAsia"/>
+          <w:rFonts w:hint="eastAsia" w:eastAsia="黑体"/>
         </w:rPr>
         <w:t xml:space="preserve">数据手册。</w:t>
       </w:r>
@@ -2396,11 +2725,14 @@
         </w:numPr>
       </w:pPr>
       <w:r>
+        <w:rPr>
+          <w:rFonts w:eastAsia="黑体"/>
+        </w:rPr>
         <w:t xml:space="preserve">TI: TXS0108E </w:t>
       </w:r>
       <w:r>
         <w:rPr>
-          <w:rFonts w:hint="eastAsia"/>
+          <w:rFonts w:hint="eastAsia" w:eastAsia="黑体"/>
         </w:rPr>
         <w:t xml:space="preserve">数据手册（电平转换）。</w:t>
       </w:r>
@@ -2414,11 +2746,11 @@
       </w:pPr>
       <w:r>
         <w:rPr>
-          <w:rFonts w:ascii="Times New Roman" w:hAnsi="Times New Roman"/>
+          <w:rFonts w:ascii="Times New Roman" w:hAnsi="Times New Roman" w:eastAsia="黑体"/>
           <w:color w:val="555555"/>
           <w:sz w:val="21"/>
         </w:rPr>
-        <w:t>材料收集者：杜文杰</w:t>
+        <w:t>材料收集者：杜文杰，WX手机：19519196569，QQ:3478827729</w:t>
       </w:r>
     </w:p>
     <w:sectPr>
@@ -2438,7 +2770,7 @@
 </file>
 
 <file path=word/footer1.xml><?xml version="1.0" encoding="utf-8"?>
-<w:ftr xmlns:m="http://schemas.openxmlformats.org/officeDocument/2006/math" xmlns:mc="http://schemas.openxmlformats.org/markup-compatibility/2006" xmlns:mo="http://schemas.microsoft.com/office/mac/office/2008/main" xmlns:mv="urn:schemas-microsoft-com:mac:vml" xmlns:o="urn:schemas-microsoft-com:office:office" xmlns:r="http://schemas.openxmlformats.org/officeDocument/2006/relationships" xmlns:v="urn:schemas-microsoft-com:vml" xmlns:w10="urn:schemas-microsoft-com:office:word" xmlns:w14="http://schemas.microsoft.com/office/word/2010/wordml" xmlns:w="http://schemas.openxmlformats.org/wordprocessingml/2006/main" xmlns:wne="http://schemas.microsoft.com/office/word/2006/wordml" xmlns:wp14="http://schemas.microsoft.com/office/word/2010/wordprocessingDrawing" xmlns:wp="http://schemas.openxmlformats.org/drawingml/2006/wordprocessingDrawing" xmlns:wpc="http://schemas.microsoft.com/office/word/2010/wordprocessingCanvas" xmlns:wpg="http://schemas.microsoft.com/office/word/2010/wordprocessingGroup" xmlns:wpi="http://schemas.microsoft.com/office/word/2010/wordprocessingInk" xmlns:wps="http://schemas.microsoft.com/office/word/2010/wordprocessingShape" mc:Ignorable="w14 wp14">
+<w:ftr xmlns:mc="http://schemas.openxmlformats.org/markup-compatibility/2006" xmlns:w="http://schemas.openxmlformats.org/wordprocessingml/2006/main" xmlns:m="http://schemas.openxmlformats.org/officeDocument/2006/math" xmlns:mo="http://schemas.microsoft.com/office/mac/office/2008/main" xmlns:mv="urn:schemas-microsoft-com:mac:vml" xmlns:o="urn:schemas-microsoft-com:office:office" xmlns:r="http://schemas.openxmlformats.org/officeDocument/2006/relationships" xmlns:v="urn:schemas-microsoft-com:vml" xmlns:w10="urn:schemas-microsoft-com:office:word" xmlns:w14="http://schemas.microsoft.com/office/word/2010/wordml" xmlns:wne="http://schemas.microsoft.com/office/word/2006/wordml" xmlns:wp14="http://schemas.microsoft.com/office/word/2010/wordprocessingDrawing" xmlns:wp="http://schemas.openxmlformats.org/drawingml/2006/wordprocessingDrawing" xmlns:wpc="http://schemas.microsoft.com/office/word/2010/wordprocessingCanvas" xmlns:wpg="http://schemas.microsoft.com/office/word/2010/wordprocessingGroup" xmlns:wpi="http://schemas.microsoft.com/office/word/2010/wordprocessingInk" xmlns:wps="http://schemas.microsoft.com/office/word/2010/wordprocessingShape" mc:Ignorable="w14 wp14">
   <w:p>
     <w:pPr>
       <w:pStyle w:val="Footer"/>
@@ -2446,12 +2778,14 @@
     </w:pPr>
     <w:r>
       <w:rPr>
+        <w:rFonts w:eastAsia="黑体"/>
         <w:sz w:val="18"/>
       </w:rPr>
       <w:t xml:space="preserve">第 </w:t>
     </w:r>
     <w:r>
       <w:rPr>
+        <w:rFonts w:eastAsia="黑体"/>
         <w:sz w:val="18"/>
       </w:rPr>
       <w:fldChar w:fldCharType="begin"/>
@@ -2460,6 +2794,7 @@
     </w:r>
     <w:r>
       <w:rPr>
+        <w:rFonts w:eastAsia="黑体"/>
         <w:sz w:val="18"/>
       </w:rPr>
       <w:t xml:space="preserve"> 页</w:t>
@@ -2473,6 +2808,9 @@
   <w:footnote w:type="continuationSeparator" w:id="0">
     <w:p>
       <w:r>
+        <w:rPr>
+          <w:rFonts w:eastAsia="黑体"/>
+        </w:rPr>
         <w:continuationSeparator/>
       </w:r>
     </w:p>
@@ -2480,6 +2818,9 @@
   <w:footnote w:type="separator" w:id="-1">
     <w:p>
       <w:r>
+        <w:rPr>
+          <w:rFonts w:eastAsia="黑体"/>
+        </w:rPr>
         <w:separator/>
       </w:r>
     </w:p>
@@ -2488,7 +2829,7 @@
 </file>
 
 <file path=word/header1.xml><?xml version="1.0" encoding="utf-8"?>
-<w:hdr xmlns:m="http://schemas.openxmlformats.org/officeDocument/2006/math" xmlns:mc="http://schemas.openxmlformats.org/markup-compatibility/2006" xmlns:mo="http://schemas.microsoft.com/office/mac/office/2008/main" xmlns:mv="urn:schemas-microsoft-com:mac:vml" xmlns:o="urn:schemas-microsoft-com:office:office" xmlns:r="http://schemas.openxmlformats.org/officeDocument/2006/relationships" xmlns:v="urn:schemas-microsoft-com:vml" xmlns:w10="urn:schemas-microsoft-com:office:word" xmlns:w14="http://schemas.microsoft.com/office/word/2010/wordml" xmlns:w="http://schemas.openxmlformats.org/wordprocessingml/2006/main" xmlns:wne="http://schemas.microsoft.com/office/word/2006/wordml" xmlns:wp14="http://schemas.microsoft.com/office/word/2010/wordprocessingDrawing" xmlns:wp="http://schemas.openxmlformats.org/drawingml/2006/wordprocessingDrawing" xmlns:wpc="http://schemas.microsoft.com/office/word/2010/wordprocessingCanvas" xmlns:wpg="http://schemas.microsoft.com/office/word/2010/wordprocessingGroup" xmlns:wpi="http://schemas.microsoft.com/office/word/2010/wordprocessingInk" xmlns:wps="http://schemas.microsoft.com/office/word/2010/wordprocessingShape" mc:Ignorable="w14 wp14">
+<w:hdr xmlns:mc="http://schemas.openxmlformats.org/markup-compatibility/2006" xmlns:w="http://schemas.openxmlformats.org/wordprocessingml/2006/main" xmlns:m="http://schemas.openxmlformats.org/officeDocument/2006/math" xmlns:mo="http://schemas.microsoft.com/office/mac/office/2008/main" xmlns:mv="urn:schemas-microsoft-com:mac:vml" xmlns:o="urn:schemas-microsoft-com:office:office" xmlns:r="http://schemas.openxmlformats.org/officeDocument/2006/relationships" xmlns:v="urn:schemas-microsoft-com:vml" xmlns:w10="urn:schemas-microsoft-com:office:word" xmlns:w14="http://schemas.microsoft.com/office/word/2010/wordml" xmlns:wne="http://schemas.microsoft.com/office/word/2006/wordml" xmlns:wp14="http://schemas.microsoft.com/office/word/2010/wordprocessingDrawing" xmlns:wp="http://schemas.openxmlformats.org/drawingml/2006/wordprocessingDrawing" xmlns:wpc="http://schemas.microsoft.com/office/word/2010/wordprocessingCanvas" xmlns:wpg="http://schemas.microsoft.com/office/word/2010/wordprocessingGroup" xmlns:wpi="http://schemas.microsoft.com/office/word/2010/wordprocessingInk" xmlns:wps="http://schemas.microsoft.com/office/word/2010/wordprocessingShape" mc:Ignorable="w14 wp14">
   <w:p>
     <w:pPr>
       <w:pStyle w:val="Header"/>
@@ -2496,7 +2837,7 @@
     </w:pPr>
     <w:r>
       <w:rPr>
-        <w:rFonts w:ascii="Times New Roman" w:hAnsi="Times New Roman"/>
+        <w:rFonts w:ascii="Times New Roman" w:hAnsi="Times New Roman" w:eastAsia="黑体"/>
         <w:sz w:val="18"/>
         <w:rFonts w:eastAsia="黑体"/>
         <w:rFonts w:eastAsia="黑体"/>
@@ -2508,7 +2849,7 @@
 </file>
 
 <file path=word/numbering.xml><?xml version="1.0" encoding="utf-8"?>
-<w:numbering xmlns:m="http://schemas.openxmlformats.org/officeDocument/2006/math" xmlns:mc="http://schemas.openxmlformats.org/markup-compatibility/2006" xmlns:mo="http://schemas.microsoft.com/office/mac/office/2008/main" xmlns:mv="urn:schemas-microsoft-com:mac:vml" xmlns:o="urn:schemas-microsoft-com:office:office" xmlns:r="http://schemas.openxmlformats.org/officeDocument/2006/relationships" xmlns:v="urn:schemas-microsoft-com:vml" xmlns:w="http://schemas.openxmlformats.org/wordprocessingml/2006/main" xmlns:w10="urn:schemas-microsoft-com:office:word" xmlns:w14="http://schemas.microsoft.com/office/word/2010/wordml" xmlns:wne="http://schemas.microsoft.com/office/word/2006/wordml" xmlns:wp="http://schemas.openxmlformats.org/drawingml/2006/wordprocessingDrawing" xmlns:wp14="http://schemas.microsoft.com/office/word/2010/wordprocessingDrawing" xmlns:wpc="http://schemas.microsoft.com/office/word/2010/wordprocessingCanvas" xmlns:wpg="http://schemas.microsoft.com/office/word/2010/wordprocessingGroup" xmlns:wpi="http://schemas.microsoft.com/office/word/2010/wordprocessingInk" xmlns:wps="http://schemas.microsoft.com/office/word/2010/wordprocessingShape" mc:Ignorable="w14 wp14">
+<w:numbering xmlns:mc="http://schemas.openxmlformats.org/markup-compatibility/2006" xmlns:w="http://schemas.openxmlformats.org/wordprocessingml/2006/main" xmlns:m="http://schemas.openxmlformats.org/officeDocument/2006/math" xmlns:mo="http://schemas.microsoft.com/office/mac/office/2008/main" xmlns:mv="urn:schemas-microsoft-com:mac:vml" xmlns:o="urn:schemas-microsoft-com:office:office" xmlns:r="http://schemas.openxmlformats.org/officeDocument/2006/relationships" xmlns:v="urn:schemas-microsoft-com:vml" xmlns:w10="urn:schemas-microsoft-com:office:word" xmlns:w14="http://schemas.microsoft.com/office/word/2010/wordml" xmlns:wne="http://schemas.microsoft.com/office/word/2006/wordml" xmlns:wp="http://schemas.openxmlformats.org/drawingml/2006/wordprocessingDrawing" xmlns:wp14="http://schemas.microsoft.com/office/word/2010/wordprocessingDrawing" xmlns:wpc="http://schemas.microsoft.com/office/word/2010/wordprocessingCanvas" xmlns:wpg="http://schemas.microsoft.com/office/word/2010/wordprocessingGroup" xmlns:wpi="http://schemas.microsoft.com/office/word/2010/wordprocessingInk" xmlns:wps="http://schemas.microsoft.com/office/word/2010/wordprocessingShape" mc:Ignorable="w14 wp14">
   <w:abstractNum w:abstractNumId="0">
     <w:nsid w:val="FFFFFF7C"/>
     <w:multiLevelType w:val="singleLevel"/>
@@ -2595,7 +2936,7 @@
         <w:ind w:hanging="360" w:left="1440"/>
       </w:pPr>
       <w:rPr>
-        <w:rFonts w:ascii="Symbol" w:hAnsi="Symbol" w:hint="default"/>
+        <w:rFonts w:ascii="Symbol" w:hAnsi="Symbol" w:hint="default" w:eastAsia="黑体"/>
       </w:rPr>
     </w:lvl>
   </w:abstractNum>
@@ -2616,7 +2957,7 @@
         <w:ind w:hanging="360" w:left="1080"/>
       </w:pPr>
       <w:rPr>
-        <w:rFonts w:ascii="Symbol" w:hAnsi="Symbol" w:hint="default"/>
+        <w:rFonts w:ascii="Symbol" w:hAnsi="Symbol" w:hint="default" w:eastAsia="黑体"/>
       </w:rPr>
     </w:lvl>
   </w:abstractNum>
@@ -2637,7 +2978,7 @@
         <w:ind w:hanging="360" w:left="720"/>
       </w:pPr>
       <w:rPr>
-        <w:rFonts w:ascii="Symbol" w:hAnsi="Symbol" w:hint="default"/>
+        <w:rFonts w:ascii="Symbol" w:hAnsi="Symbol" w:hint="default" w:eastAsia="黑体"/>
       </w:rPr>
     </w:lvl>
   </w:abstractNum>
@@ -2676,7 +3017,7 @@
         <w:ind w:hanging="360" w:left="360"/>
       </w:pPr>
       <w:rPr>
-        <w:rFonts w:ascii="Symbol" w:hAnsi="Symbol" w:hint="default"/>
+        <w:rFonts w:ascii="Symbol" w:hAnsi="Symbol" w:hint="default" w:eastAsia="黑体"/>
       </w:rPr>
     </w:lvl>
   </w:abstractNum>
@@ -2767,7 +3108,7 @@
         <w:ind w:left="720" w:hanging="360"/>
       </w:pPr>
       <w:rPr>
-        <w:rFonts w:ascii="Symbol" w:hAnsi="Symbol" w:cs="Symbol" w:hint="default"/>
+        <w:rFonts w:ascii="Symbol" w:hAnsi="Symbol" w:cs="Symbol" w:hint="default" w:eastAsia="黑体"/>
       </w:rPr>
     </w:lvl>
     <w:lvl w:ilvl="1">
@@ -2778,7 +3119,7 @@
         <w:ind w:left="1440" w:hanging="360"/>
       </w:pPr>
       <w:rPr>
-        <w:rFonts w:ascii="Courier New" w:hAnsi="Courier New" w:cs="Courier New" w:hint="default"/>
+        <w:rFonts w:ascii="Courier New" w:hAnsi="Courier New" w:cs="Courier New" w:hint="default" w:eastAsia="黑体"/>
       </w:rPr>
     </w:lvl>
     <w:lvl w:ilvl="2">
@@ -2789,7 +3130,7 @@
         <w:ind w:left="2160" w:hanging="360"/>
       </w:pPr>
       <w:rPr>
-        <w:rFonts w:ascii="Wingdings" w:hAnsi="Wingdings" w:cs="Wingdings" w:hint="default"/>
+        <w:rFonts w:ascii="Wingdings" w:hAnsi="Wingdings" w:cs="Wingdings" w:hint="default" w:eastAsia="黑体"/>
       </w:rPr>
     </w:lvl>
     <w:lvl w:ilvl="3">
@@ -2800,7 +3141,7 @@
         <w:ind w:left="2880" w:hanging="360"/>
       </w:pPr>
       <w:rPr>
-        <w:rFonts w:ascii="Symbol" w:hAnsi="Symbol" w:cs="Symbol" w:hint="default"/>
+        <w:rFonts w:ascii="Symbol" w:hAnsi="Symbol" w:cs="Symbol" w:hint="default" w:eastAsia="黑体"/>
       </w:rPr>
     </w:lvl>
     <w:lvl w:ilvl="4">
@@ -2811,7 +3152,7 @@
         <w:ind w:left="3600" w:hanging="360"/>
       </w:pPr>
       <w:rPr>
-        <w:rFonts w:ascii="Courier New" w:hAnsi="Courier New" w:cs="Courier New" w:hint="default"/>
+        <w:rFonts w:ascii="Courier New" w:hAnsi="Courier New" w:cs="Courier New" w:hint="default" w:eastAsia="黑体"/>
       </w:rPr>
     </w:lvl>
     <w:lvl w:ilvl="5">
@@ -2822,7 +3163,7 @@
         <w:ind w:left="4320" w:hanging="360"/>
       </w:pPr>
       <w:rPr>
-        <w:rFonts w:ascii="Wingdings" w:hAnsi="Wingdings" w:cs="Wingdings" w:hint="default"/>
+        <w:rFonts w:ascii="Wingdings" w:hAnsi="Wingdings" w:cs="Wingdings" w:hint="default" w:eastAsia="黑体"/>
       </w:rPr>
     </w:lvl>
     <w:lvl w:ilvl="6">
@@ -2833,7 +3174,7 @@
         <w:ind w:left="5040" w:hanging="360"/>
       </w:pPr>
       <w:rPr>
-        <w:rFonts w:ascii="Symbol" w:hAnsi="Symbol" w:cs="Symbol" w:hint="default"/>
+        <w:rFonts w:ascii="Symbol" w:hAnsi="Symbol" w:cs="Symbol" w:hint="default" w:eastAsia="黑体"/>
       </w:rPr>
     </w:lvl>
     <w:lvl w:ilvl="7">
@@ -2844,7 +3185,7 @@
         <w:ind w:left="5760" w:hanging="360"/>
       </w:pPr>
       <w:rPr>
-        <w:rFonts w:ascii="Courier New" w:hAnsi="Courier New" w:cs="Courier New" w:hint="default"/>
+        <w:rFonts w:ascii="Courier New" w:hAnsi="Courier New" w:cs="Courier New" w:hint="default" w:eastAsia="黑体"/>
       </w:rPr>
     </w:lvl>
     <w:lvl w:ilvl="8">
@@ -2855,7 +3196,7 @@
         <w:ind w:left="6480" w:hanging="360"/>
       </w:pPr>
       <w:rPr>
-        <w:rFonts w:ascii="Wingdings" w:hAnsi="Wingdings" w:cs="Wingdings" w:hint="default"/>
+        <w:rFonts w:ascii="Wingdings" w:hAnsi="Wingdings" w:cs="Wingdings" w:hint="default" w:eastAsia="黑体"/>
       </w:rPr>
     </w:lvl>
   </w:abstractNum>
@@ -2911,11 +3252,11 @@
 </file>
 
 <file path=word/styles.xml><?xml version="1.0" encoding="utf-8"?>
-<w:styles xmlns:mc="http://schemas.openxmlformats.org/markup-compatibility/2006" xmlns:r="http://schemas.openxmlformats.org/officeDocument/2006/relationships" xmlns:w="http://schemas.openxmlformats.org/wordprocessingml/2006/main" xmlns:w14="http://schemas.microsoft.com/office/word/2010/wordml" mc:Ignorable="w14">
+<w:styles xmlns:mc="http://schemas.openxmlformats.org/markup-compatibility/2006" xmlns:w="http://schemas.openxmlformats.org/wordprocessingml/2006/main" xmlns:r="http://schemas.openxmlformats.org/officeDocument/2006/relationships" xmlns:w14="http://schemas.microsoft.com/office/word/2010/wordml" mc:Ignorable="w14">
   <w:docDefaults>
     <w:rPrDefault>
       <w:rPr>
-        <w:rFonts w:asciiTheme="minorHAnsi" w:cstheme="minorBidi" w:eastAsiaTheme="minorEastAsia" w:hAnsiTheme="minorHAnsi"/>
+        <w:rFonts w:asciiTheme="minorHAnsi" w:cstheme="minorBidi" w:hAnsiTheme="minorHAnsi" w:eastAsia="黑体"/>
         <w:sz w:val="22"/>
         <w:szCs w:val="22"/>
         <w:lang w:bidi="ar-SA" w:eastAsia="en-US" w:val="en-US"/>
@@ -3137,7 +3478,7 @@
       <w:outlineLvl w:val="0"/>
     </w:pPr>
     <w:rPr>
-      <w:rFonts w:ascii="Times New Roman" w:asciiTheme="majorHAnsi" w:cstheme="majorBidi" w:eastAsia="黑体" w:eastAsiaTheme="majorEastAsia" w:hAnsi="Times New Roman" w:hAnsiTheme="majorHAnsi"/>
+      <w:rFonts w:ascii="Times New Roman" w:asciiTheme="majorHAnsi" w:cstheme="majorBidi" w:eastAsia="黑体" w:hAnsi="Times New Roman" w:hAnsiTheme="majorHAnsi"/>
       <w:b/>
       <w:bCs/>
       <w:color w:val="1F3864"/>
@@ -3161,7 +3502,7 @@
       <w:outlineLvl w:val="1"/>
     </w:pPr>
     <w:rPr>
-      <w:rFonts w:ascii="Times New Roman" w:asciiTheme="majorHAnsi" w:cstheme="majorBidi" w:eastAsia="黑体" w:eastAsiaTheme="majorEastAsia" w:hAnsi="Times New Roman" w:hAnsiTheme="majorHAnsi"/>
+      <w:rFonts w:ascii="Times New Roman" w:asciiTheme="majorHAnsi" w:cstheme="majorBidi" w:eastAsia="黑体" w:hAnsi="Times New Roman" w:hAnsiTheme="majorHAnsi"/>
       <w:b/>
       <w:bCs/>
       <w:color w:val="2E4E7E"/>
@@ -3185,7 +3526,7 @@
       <w:outlineLvl w:val="2"/>
     </w:pPr>
     <w:rPr>
-      <w:rFonts w:ascii="Times New Roman" w:asciiTheme="majorHAnsi" w:cstheme="majorBidi" w:eastAsia="黑体" w:eastAsiaTheme="majorEastAsia" w:hAnsi="Times New Roman" w:hAnsiTheme="majorHAnsi"/>
+      <w:rFonts w:ascii="Times New Roman" w:asciiTheme="majorHAnsi" w:cstheme="majorBidi" w:eastAsia="黑体" w:hAnsi="Times New Roman" w:hAnsiTheme="majorHAnsi"/>
       <w:b/>
       <w:bCs/>
       <w:color w:val="2E4E7E"/>
@@ -3209,7 +3550,7 @@
       <w:outlineLvl w:val="3"/>
     </w:pPr>
     <w:rPr>
-      <w:rFonts w:ascii="Times New Roman" w:asciiTheme="majorHAnsi" w:cstheme="majorBidi" w:eastAsia="黑体" w:eastAsiaTheme="majorEastAsia" w:hAnsi="Times New Roman" w:hAnsiTheme="majorHAnsi"/>
+      <w:rFonts w:ascii="Times New Roman" w:asciiTheme="majorHAnsi" w:cstheme="majorBidi" w:eastAsia="黑体" w:hAnsi="Times New Roman" w:hAnsiTheme="majorHAnsi"/>
       <w:b/>
       <w:bCs/>
       <w:i/>
@@ -3235,7 +3576,7 @@
       <w:outlineLvl w:val="4"/>
     </w:pPr>
     <w:rPr>
-      <w:rFonts w:ascii="Times New Roman" w:asciiTheme="majorHAnsi" w:cstheme="majorBidi" w:eastAsia="黑体" w:eastAsiaTheme="majorEastAsia" w:hAnsi="Times New Roman" w:hAnsiTheme="majorHAnsi"/>
+      <w:rFonts w:ascii="Times New Roman" w:asciiTheme="majorHAnsi" w:cstheme="majorBidi" w:eastAsia="黑体" w:hAnsi="Times New Roman" w:hAnsiTheme="majorHAnsi"/>
       <w:b/>
       <w:color w:val="333333"/>
       <w:sz w:val="22"/>
@@ -3258,7 +3599,7 @@
       <w:outlineLvl w:val="5"/>
     </w:pPr>
     <w:rPr>
-      <w:rFonts w:asciiTheme="majorHAnsi" w:cstheme="majorBidi" w:eastAsiaTheme="majorEastAsia" w:hAnsiTheme="majorHAnsi"/>
+      <w:rFonts w:asciiTheme="majorHAnsi" w:cstheme="majorBidi" w:hAnsiTheme="majorHAnsi" w:eastAsia="黑体"/>
       <w:i/>
       <w:iCs/>
       <w:color w:themeColor="accent1" w:themeShade="7F" w:val="243F60"/>
@@ -3281,7 +3622,7 @@
       <w:outlineLvl w:val="6"/>
     </w:pPr>
     <w:rPr>
-      <w:rFonts w:asciiTheme="majorHAnsi" w:cstheme="majorBidi" w:eastAsiaTheme="majorEastAsia" w:hAnsiTheme="majorHAnsi"/>
+      <w:rFonts w:asciiTheme="majorHAnsi" w:cstheme="majorBidi" w:hAnsiTheme="majorHAnsi" w:eastAsia="黑体"/>
       <w:i/>
       <w:iCs/>
       <w:color w:themeColor="text1" w:themeTint="BF" w:val="404040"/>
@@ -3304,7 +3645,7 @@
       <w:outlineLvl w:val="7"/>
     </w:pPr>
     <w:rPr>
-      <w:rFonts w:asciiTheme="majorHAnsi" w:cstheme="majorBidi" w:eastAsiaTheme="majorEastAsia" w:hAnsiTheme="majorHAnsi"/>
+      <w:rFonts w:asciiTheme="majorHAnsi" w:cstheme="majorBidi" w:hAnsiTheme="majorHAnsi" w:eastAsia="黑体"/>
       <w:color w:themeColor="accent1" w:val="4F81BD"/>
       <w:sz w:val="20"/>
       <w:szCs w:val="20"/>
@@ -3327,7 +3668,7 @@
       <w:outlineLvl w:val="8"/>
     </w:pPr>
     <w:rPr>
-      <w:rFonts w:asciiTheme="majorHAnsi" w:cstheme="majorBidi" w:eastAsiaTheme="majorEastAsia" w:hAnsiTheme="majorHAnsi"/>
+      <w:rFonts w:asciiTheme="majorHAnsi" w:cstheme="majorBidi" w:hAnsiTheme="majorHAnsi" w:eastAsia="黑体"/>
       <w:i/>
       <w:iCs/>
       <w:color w:themeColor="text1" w:themeTint="BF" w:val="404040"/>
@@ -3378,7 +3719,7 @@
     <w:uiPriority w:val="9"/>
     <w:rsid w:val="00FC693F"/>
     <w:rPr>
-      <w:rFonts w:asciiTheme="majorHAnsi" w:cstheme="majorBidi" w:eastAsiaTheme="majorEastAsia" w:hAnsiTheme="majorHAnsi"/>
+      <w:rFonts w:asciiTheme="majorHAnsi" w:cstheme="majorBidi" w:hAnsiTheme="majorHAnsi" w:eastAsia="黑体"/>
       <w:b/>
       <w:bCs/>
       <w:color w:themeColor="accent1" w:themeShade="BF" w:val="365F91"/>
@@ -3393,7 +3734,7 @@
     <w:uiPriority w:val="9"/>
     <w:rsid w:val="00FC693F"/>
     <w:rPr>
-      <w:rFonts w:asciiTheme="majorHAnsi" w:cstheme="majorBidi" w:eastAsiaTheme="majorEastAsia" w:hAnsiTheme="majorHAnsi"/>
+      <w:rFonts w:asciiTheme="majorHAnsi" w:cstheme="majorBidi" w:hAnsiTheme="majorHAnsi" w:eastAsia="黑体"/>
       <w:b/>
       <w:bCs/>
       <w:color w:themeColor="accent1" w:val="4F81BD"/>
@@ -3408,7 +3749,7 @@
     <w:uiPriority w:val="9"/>
     <w:rsid w:val="00FC693F"/>
     <w:rPr>
-      <w:rFonts w:asciiTheme="majorHAnsi" w:cstheme="majorBidi" w:eastAsiaTheme="majorEastAsia" w:hAnsiTheme="majorHAnsi"/>
+      <w:rFonts w:asciiTheme="majorHAnsi" w:cstheme="majorBidi" w:hAnsiTheme="majorHAnsi" w:eastAsia="黑体"/>
       <w:b/>
       <w:bCs/>
       <w:color w:themeColor="accent1" w:val="4F81BD"/>
@@ -3431,7 +3772,7 @@
       <w:contextualSpacing/>
     </w:pPr>
     <w:rPr>
-      <w:rFonts w:ascii="Times New Roman" w:asciiTheme="majorHAnsi" w:cstheme="majorBidi" w:eastAsia="黑体" w:eastAsiaTheme="majorEastAsia" w:hAnsi="Times New Roman" w:hAnsiTheme="majorHAnsi"/>
+      <w:rFonts w:ascii="Times New Roman" w:asciiTheme="majorHAnsi" w:cstheme="majorBidi" w:eastAsia="黑体" w:hAnsi="Times New Roman" w:hAnsiTheme="majorHAnsi"/>
       <w:b/>
       <w:color w:val="1F3864"/>
       <w:spacing w:val="5"/>
@@ -3447,7 +3788,7 @@
     <w:uiPriority w:val="10"/>
     <w:rsid w:val="00FC693F"/>
     <w:rPr>
-      <w:rFonts w:asciiTheme="majorHAnsi" w:cstheme="majorBidi" w:eastAsiaTheme="majorEastAsia" w:hAnsiTheme="majorHAnsi"/>
+      <w:rFonts w:asciiTheme="majorHAnsi" w:cstheme="majorBidi" w:hAnsiTheme="majorHAnsi" w:eastAsia="黑体"/>
       <w:color w:themeColor="text2" w:themeShade="BF" w:val="17365D"/>
       <w:spacing w:val="5"/>
       <w:kern w:val="28"/>
@@ -3469,7 +3810,7 @@
       </w:numPr>
     </w:pPr>
     <w:rPr>
-      <w:rFonts w:asciiTheme="majorHAnsi" w:cstheme="majorBidi" w:eastAsiaTheme="majorEastAsia" w:hAnsiTheme="majorHAnsi"/>
+      <w:rFonts w:asciiTheme="majorHAnsi" w:cstheme="majorBidi" w:hAnsiTheme="majorHAnsi" w:eastAsia="黑体"/>
       <w:i/>
       <w:iCs/>
       <w:color w:themeColor="accent1" w:val="4F81BD"/>
@@ -3485,7 +3826,7 @@
     <w:uiPriority w:val="11"/>
     <w:rsid w:val="00FC693F"/>
     <w:rPr>
-      <w:rFonts w:asciiTheme="majorHAnsi" w:cstheme="majorBidi" w:eastAsiaTheme="majorEastAsia" w:hAnsiTheme="majorHAnsi"/>
+      <w:rFonts w:asciiTheme="majorHAnsi" w:cstheme="majorBidi" w:hAnsiTheme="majorHAnsi" w:eastAsia="黑体"/>
       <w:i/>
       <w:iCs/>
       <w:color w:themeColor="accent1" w:val="4F81BD"/>
@@ -3552,6 +3893,7 @@
       <w:spacing w:after="120"/>
     </w:pPr>
     <w:rPr>
+      <w:rFonts w:eastAsia="黑体"/>
       <w:sz w:val="16"/>
       <w:szCs w:val="16"/>
     </w:rPr>
@@ -3563,6 +3905,7 @@
     <w:uiPriority w:val="99"/>
     <w:rsid w:val="00AA1D8D"/>
     <w:rPr>
+      <w:rFonts w:eastAsia="黑体"/>
       <w:sz w:val="16"/>
       <w:szCs w:val="16"/>
     </w:rPr>
@@ -3732,7 +4075,7 @@
       </w:tabs>
     </w:pPr>
     <w:rPr>
-      <w:rFonts w:ascii="Courier" w:hAnsi="Courier"/>
+      <w:rFonts w:ascii="Courier" w:hAnsi="Courier" w:eastAsia="黑体"/>
       <w:sz w:val="20"/>
       <w:szCs w:val="20"/>
     </w:rPr>
@@ -3744,7 +4087,7 @@
     <w:uiPriority w:val="99"/>
     <w:rsid w:val="0029639D"/>
     <w:rPr>
-      <w:rFonts w:ascii="Courier" w:hAnsi="Courier"/>
+      <w:rFonts w:ascii="Courier" w:hAnsi="Courier" w:eastAsia="黑体"/>
       <w:sz w:val="20"/>
       <w:szCs w:val="20"/>
     </w:rPr>
@@ -3780,6 +4123,7 @@
     <w:uiPriority w:val="29"/>
     <w:rsid w:val="00FC693F"/>
     <w:rPr>
+      <w:rFonts w:eastAsia="黑体"/>
       <w:i/>
       <w:iCs/>
       <w:color w:themeColor="text1" w:val="000000"/>
@@ -3793,7 +4137,7 @@
     <w:semiHidden/>
     <w:rsid w:val="00FC693F"/>
     <w:rPr>
-      <w:rFonts w:asciiTheme="majorHAnsi" w:cstheme="majorBidi" w:eastAsiaTheme="majorEastAsia" w:hAnsiTheme="majorHAnsi"/>
+      <w:rFonts w:asciiTheme="majorHAnsi" w:cstheme="majorBidi" w:hAnsiTheme="majorHAnsi" w:eastAsia="黑体"/>
       <w:b/>
       <w:bCs/>
       <w:i/>
@@ -3809,7 +4153,7 @@
     <w:semiHidden/>
     <w:rsid w:val="00FC693F"/>
     <w:rPr>
-      <w:rFonts w:asciiTheme="majorHAnsi" w:cstheme="majorBidi" w:eastAsiaTheme="majorEastAsia" w:hAnsiTheme="majorHAnsi"/>
+      <w:rFonts w:asciiTheme="majorHAnsi" w:cstheme="majorBidi" w:hAnsiTheme="majorHAnsi" w:eastAsia="黑体"/>
       <w:color w:themeColor="accent1" w:themeShade="7F" w:val="243F60"/>
     </w:rPr>
   </w:style>
@@ -3821,7 +4165,7 @@
     <w:semiHidden/>
     <w:rsid w:val="00FC693F"/>
     <w:rPr>
-      <w:rFonts w:asciiTheme="majorHAnsi" w:cstheme="majorBidi" w:eastAsiaTheme="majorEastAsia" w:hAnsiTheme="majorHAnsi"/>
+      <w:rFonts w:asciiTheme="majorHAnsi" w:cstheme="majorBidi" w:hAnsiTheme="majorHAnsi" w:eastAsia="黑体"/>
       <w:i/>
       <w:iCs/>
       <w:color w:themeColor="accent1" w:themeShade="7F" w:val="243F60"/>
@@ -3835,7 +4179,7 @@
     <w:semiHidden/>
     <w:rsid w:val="00FC693F"/>
     <w:rPr>
-      <w:rFonts w:asciiTheme="majorHAnsi" w:cstheme="majorBidi" w:eastAsiaTheme="majorEastAsia" w:hAnsiTheme="majorHAnsi"/>
+      <w:rFonts w:asciiTheme="majorHAnsi" w:cstheme="majorBidi" w:hAnsiTheme="majorHAnsi" w:eastAsia="黑体"/>
       <w:i/>
       <w:iCs/>
       <w:color w:themeColor="text1" w:themeTint="BF" w:val="404040"/>
@@ -3849,7 +4193,7 @@
     <w:semiHidden/>
     <w:rsid w:val="00FC693F"/>
     <w:rPr>
-      <w:rFonts w:asciiTheme="majorHAnsi" w:cstheme="majorBidi" w:eastAsiaTheme="majorEastAsia" w:hAnsiTheme="majorHAnsi"/>
+      <w:rFonts w:asciiTheme="majorHAnsi" w:cstheme="majorBidi" w:hAnsiTheme="majorHAnsi" w:eastAsia="黑体"/>
       <w:color w:themeColor="accent1" w:val="4F81BD"/>
       <w:sz w:val="20"/>
       <w:szCs w:val="20"/>
@@ -3863,7 +4207,7 @@
     <w:semiHidden/>
     <w:rsid w:val="00FC693F"/>
     <w:rPr>
-      <w:rFonts w:asciiTheme="majorHAnsi" w:cstheme="majorBidi" w:eastAsiaTheme="majorEastAsia" w:hAnsiTheme="majorHAnsi"/>
+      <w:rFonts w:asciiTheme="majorHAnsi" w:cstheme="majorBidi" w:hAnsiTheme="majorHAnsi" w:eastAsia="黑体"/>
       <w:i/>
       <w:iCs/>
       <w:color w:themeColor="text1" w:themeTint="BF" w:val="404040"/>
@@ -3884,6 +4228,7 @@
       <w:spacing w:line="240" w:lineRule="auto"/>
     </w:pPr>
     <w:rPr>
+      <w:rFonts w:eastAsia="黑体"/>
       <w:b/>
       <w:bCs/>
       <w:color w:themeColor="accent1" w:val="4F81BD"/>
@@ -3898,6 +4243,7 @@
     <w:qFormat/>
     <w:rsid w:val="00FC693F"/>
     <w:rPr>
+      <w:rFonts w:eastAsia="黑体"/>
       <w:b/>
       <w:bCs/>
     </w:rPr>
@@ -3909,6 +4255,7 @@
     <w:qFormat/>
     <w:rsid w:val="00FC693F"/>
     <w:rPr>
+      <w:rFonts w:eastAsia="黑体"/>
       <w:i/>
       <w:iCs/>
     </w:rPr>
@@ -3929,6 +4276,7 @@
       <w:ind w:left="936" w:right="936"/>
     </w:pPr>
     <w:rPr>
+      <w:rFonts w:eastAsia="黑体"/>
       <w:b/>
       <w:bCs/>
       <w:i/>
@@ -3943,6 +4291,7 @@
     <w:uiPriority w:val="30"/>
     <w:rsid w:val="00FC693F"/>
     <w:rPr>
+      <w:rFonts w:eastAsia="黑体"/>
       <w:b/>
       <w:bCs/>
       <w:i/>
@@ -3957,6 +4306,7 @@
     <w:qFormat/>
     <w:rsid w:val="00FC693F"/>
     <w:rPr>
+      <w:rFonts w:eastAsia="黑体"/>
       <w:i/>
       <w:iCs/>
       <w:color w:themeColor="text1" w:themeTint="7F" w:val="808080"/>
@@ -3969,6 +4319,7 @@
     <w:qFormat/>
     <w:rsid w:val="00FC693F"/>
     <w:rPr>
+      <w:rFonts w:eastAsia="黑体"/>
       <w:b/>
       <w:bCs/>
       <w:i/>
@@ -3983,6 +4334,7 @@
     <w:qFormat/>
     <w:rsid w:val="00FC693F"/>
     <w:rPr>
+      <w:rFonts w:eastAsia="黑体"/>
       <w:smallCaps/>
       <w:color w:themeColor="accent2" w:val="C0504D"/>
       <w:u w:val="single"/>
@@ -3995,6 +4347,7 @@
     <w:qFormat/>
     <w:rsid w:val="00FC693F"/>
     <w:rPr>
+      <w:rFonts w:eastAsia="黑体"/>
       <w:b/>
       <w:bCs/>
       <w:smallCaps/>
@@ -4010,6 +4363,7 @@
     <w:qFormat/>
     <w:rsid w:val="00FC693F"/>
     <w:rPr>
+      <w:rFonts w:eastAsia="黑体"/>
       <w:b/>
       <w:bCs/>
       <w:smallCaps/>
@@ -4064,6 +4418,7 @@
       <w:spacing w:after="0" w:line="240" w:lineRule="auto"/>
     </w:pPr>
     <w:rPr>
+      <w:rFonts w:eastAsia="黑体"/>
       <w:color w:themeColor="text1" w:themeShade="BF" w:val="000000"/>
     </w:rPr>
     <w:tblPr>
@@ -4086,6 +4441,7 @@
         <w:spacing w:after="0" w:before="0" w:line="240" w:lineRule="auto"/>
       </w:pPr>
       <w:rPr>
+        <w:rFonts w:eastAsia="黑体"/>
         <w:b/>
         <w:bCs/>
       </w:rPr>
@@ -4106,6 +4462,7 @@
         <w:spacing w:after="0" w:before="0" w:line="240" w:lineRule="auto"/>
       </w:pPr>
       <w:rPr>
+        <w:rFonts w:eastAsia="黑体"/>
         <w:b/>
         <w:bCs/>
       </w:rPr>
@@ -4123,12 +4480,14 @@
     </w:tblStylePr>
     <w:tblStylePr w:type="firstCol">
       <w:rPr>
+        <w:rFonts w:eastAsia="黑体"/>
         <w:b/>
         <w:bCs/>
       </w:rPr>
     </w:tblStylePr>
     <w:tblStylePr w:type="lastCol">
       <w:rPr>
+        <w:rFonts w:eastAsia="黑体"/>
         <w:b/>
         <w:bCs/>
       </w:rPr>
@@ -4167,6 +4526,7 @@
       <w:spacing w:after="0" w:line="240" w:lineRule="auto"/>
     </w:pPr>
     <w:rPr>
+      <w:rFonts w:eastAsia="黑体"/>
       <w:color w:themeColor="accent1" w:themeShade="BF" w:val="365F91"/>
     </w:rPr>
     <w:tblPr>
@@ -4189,6 +4549,7 @@
         <w:spacing w:after="0" w:before="0" w:line="240" w:lineRule="auto"/>
       </w:pPr>
       <w:rPr>
+        <w:rFonts w:eastAsia="黑体"/>
         <w:b/>
         <w:bCs/>
       </w:rPr>
@@ -4209,6 +4570,7 @@
         <w:spacing w:after="0" w:before="0" w:line="240" w:lineRule="auto"/>
       </w:pPr>
       <w:rPr>
+        <w:rFonts w:eastAsia="黑体"/>
         <w:b/>
         <w:bCs/>
       </w:rPr>
@@ -4226,12 +4588,14 @@
     </w:tblStylePr>
     <w:tblStylePr w:type="firstCol">
       <w:rPr>
+        <w:rFonts w:eastAsia="黑体"/>
         <w:b/>
         <w:bCs/>
       </w:rPr>
     </w:tblStylePr>
     <w:tblStylePr w:type="lastCol">
       <w:rPr>
+        <w:rFonts w:eastAsia="黑体"/>
         <w:b/>
         <w:bCs/>
       </w:rPr>
@@ -4270,6 +4634,7 @@
       <w:spacing w:after="0" w:line="240" w:lineRule="auto"/>
     </w:pPr>
     <w:rPr>
+      <w:rFonts w:eastAsia="黑体"/>
       <w:color w:themeColor="accent2" w:themeShade="BF" w:val="943634"/>
     </w:rPr>
     <w:tblPr>
@@ -4292,6 +4657,7 @@
         <w:spacing w:after="0" w:before="0" w:line="240" w:lineRule="auto"/>
       </w:pPr>
       <w:rPr>
+        <w:rFonts w:eastAsia="黑体"/>
         <w:b/>
         <w:bCs/>
       </w:rPr>
@@ -4312,6 +4678,7 @@
         <w:spacing w:after="0" w:before="0" w:line="240" w:lineRule="auto"/>
       </w:pPr>
       <w:rPr>
+        <w:rFonts w:eastAsia="黑体"/>
         <w:b/>
         <w:bCs/>
       </w:rPr>
@@ -4329,12 +4696,14 @@
     </w:tblStylePr>
     <w:tblStylePr w:type="firstCol">
       <w:rPr>
+        <w:rFonts w:eastAsia="黑体"/>
         <w:b/>
         <w:bCs/>
       </w:rPr>
     </w:tblStylePr>
     <w:tblStylePr w:type="lastCol">
       <w:rPr>
+        <w:rFonts w:eastAsia="黑体"/>
         <w:b/>
         <w:bCs/>
       </w:rPr>
@@ -4373,6 +4742,7 @@
       <w:spacing w:after="0" w:line="240" w:lineRule="auto"/>
     </w:pPr>
     <w:rPr>
+      <w:rFonts w:eastAsia="黑体"/>
       <w:color w:themeColor="accent3" w:themeShade="BF" w:val="76923C"/>
     </w:rPr>
     <w:tblPr>
@@ -4395,6 +4765,7 @@
         <w:spacing w:after="0" w:before="0" w:line="240" w:lineRule="auto"/>
       </w:pPr>
       <w:rPr>
+        <w:rFonts w:eastAsia="黑体"/>
         <w:b/>
         <w:bCs/>
       </w:rPr>
@@ -4415,6 +4786,7 @@
         <w:spacing w:after="0" w:before="0" w:line="240" w:lineRule="auto"/>
       </w:pPr>
       <w:rPr>
+        <w:rFonts w:eastAsia="黑体"/>
         <w:b/>
         <w:bCs/>
       </w:rPr>
@@ -4432,12 +4804,14 @@
     </w:tblStylePr>
     <w:tblStylePr w:type="firstCol">
       <w:rPr>
+        <w:rFonts w:eastAsia="黑体"/>
         <w:b/>
         <w:bCs/>
       </w:rPr>
     </w:tblStylePr>
     <w:tblStylePr w:type="lastCol">
       <w:rPr>
+        <w:rFonts w:eastAsia="黑体"/>
         <w:b/>
         <w:bCs/>
       </w:rPr>
@@ -4476,6 +4850,7 @@
       <w:spacing w:after="0" w:line="240" w:lineRule="auto"/>
     </w:pPr>
     <w:rPr>
+      <w:rFonts w:eastAsia="黑体"/>
       <w:color w:themeColor="accent4" w:themeShade="BF" w:val="5F497A"/>
     </w:rPr>
     <w:tblPr>
@@ -4498,6 +4873,7 @@
         <w:spacing w:after="0" w:before="0" w:line="240" w:lineRule="auto"/>
       </w:pPr>
       <w:rPr>
+        <w:rFonts w:eastAsia="黑体"/>
         <w:b/>
         <w:bCs/>
       </w:rPr>
@@ -4518,6 +4894,7 @@
         <w:spacing w:after="0" w:before="0" w:line="240" w:lineRule="auto"/>
       </w:pPr>
       <w:rPr>
+        <w:rFonts w:eastAsia="黑体"/>
         <w:b/>
         <w:bCs/>
       </w:rPr>
@@ -4535,12 +4912,14 @@
     </w:tblStylePr>
     <w:tblStylePr w:type="firstCol">
       <w:rPr>
+        <w:rFonts w:eastAsia="黑体"/>
         <w:b/>
         <w:bCs/>
       </w:rPr>
     </w:tblStylePr>
     <w:tblStylePr w:type="lastCol">
       <w:rPr>
+        <w:rFonts w:eastAsia="黑体"/>
         <w:b/>
         <w:bCs/>
       </w:rPr>
@@ -4579,6 +4958,7 @@
       <w:spacing w:after="0" w:line="240" w:lineRule="auto"/>
     </w:pPr>
     <w:rPr>
+      <w:rFonts w:eastAsia="黑体"/>
       <w:color w:themeColor="accent5" w:themeShade="BF" w:val="31849B"/>
     </w:rPr>
     <w:tblPr>
@@ -4601,6 +4981,7 @@
         <w:spacing w:after="0" w:before="0" w:line="240" w:lineRule="auto"/>
       </w:pPr>
       <w:rPr>
+        <w:rFonts w:eastAsia="黑体"/>
         <w:b/>
         <w:bCs/>
       </w:rPr>
@@ -4621,6 +5002,7 @@
         <w:spacing w:after="0" w:before="0" w:line="240" w:lineRule="auto"/>
       </w:pPr>
       <w:rPr>
+        <w:rFonts w:eastAsia="黑体"/>
         <w:b/>
         <w:bCs/>
       </w:rPr>
@@ -4638,12 +5020,14 @@
     </w:tblStylePr>
     <w:tblStylePr w:type="firstCol">
       <w:rPr>
+        <w:rFonts w:eastAsia="黑体"/>
         <w:b/>
         <w:bCs/>
       </w:rPr>
     </w:tblStylePr>
     <w:tblStylePr w:type="lastCol">
       <w:rPr>
+        <w:rFonts w:eastAsia="黑体"/>
         <w:b/>
         <w:bCs/>
       </w:rPr>
@@ -4682,6 +5066,7 @@
       <w:spacing w:after="0" w:line="240" w:lineRule="auto"/>
     </w:pPr>
     <w:rPr>
+      <w:rFonts w:eastAsia="黑体"/>
       <w:color w:themeColor="accent6" w:themeShade="BF" w:val="E36C0A"/>
     </w:rPr>
     <w:tblPr>
@@ -4704,6 +5089,7 @@
         <w:spacing w:after="0" w:before="0" w:line="240" w:lineRule="auto"/>
       </w:pPr>
       <w:rPr>
+        <w:rFonts w:eastAsia="黑体"/>
         <w:b/>
         <w:bCs/>
       </w:rPr>
@@ -4724,6 +5110,7 @@
         <w:spacing w:after="0" w:before="0" w:line="240" w:lineRule="auto"/>
       </w:pPr>
       <w:rPr>
+        <w:rFonts w:eastAsia="黑体"/>
         <w:b/>
         <w:bCs/>
       </w:rPr>
@@ -4741,12 +5128,14 @@
     </w:tblStylePr>
     <w:tblStylePr w:type="firstCol">
       <w:rPr>
+        <w:rFonts w:eastAsia="黑体"/>
         <w:b/>
         <w:bCs/>
       </w:rPr>
     </w:tblStylePr>
     <w:tblStylePr w:type="lastCol">
       <w:rPr>
+        <w:rFonts w:eastAsia="黑体"/>
         <w:b/>
         <w:bCs/>
       </w:rPr>
@@ -4806,6 +5195,7 @@
         <w:spacing w:after="0" w:before="0" w:line="240" w:lineRule="auto"/>
       </w:pPr>
       <w:rPr>
+        <w:rFonts w:eastAsia="黑体"/>
         <w:b/>
         <w:bCs/>
         <w:color w:themeColor="background1" w:val="FFFFFF"/>
@@ -4820,6 +5210,7 @@
         <w:spacing w:after="0" w:before="0" w:line="240" w:lineRule="auto"/>
       </w:pPr>
       <w:rPr>
+        <w:rFonts w:eastAsia="黑体"/>
         <w:b/>
         <w:bCs/>
       </w:rPr>
@@ -4835,12 +5226,14 @@
     </w:tblStylePr>
     <w:tblStylePr w:type="firstCol">
       <w:rPr>
+        <w:rFonts w:eastAsia="黑体"/>
         <w:b/>
         <w:bCs/>
       </w:rPr>
     </w:tblStylePr>
     <w:tblStylePr w:type="lastCol">
       <w:rPr>
+        <w:rFonts w:eastAsia="黑体"/>
         <w:b/>
         <w:bCs/>
       </w:rPr>
@@ -4898,6 +5291,7 @@
         <w:spacing w:after="0" w:before="0" w:line="240" w:lineRule="auto"/>
       </w:pPr>
       <w:rPr>
+        <w:rFonts w:eastAsia="黑体"/>
         <w:b/>
         <w:bCs/>
         <w:color w:themeColor="background1" w:val="FFFFFF"/>
@@ -4912,6 +5306,7 @@
         <w:spacing w:after="0" w:before="0" w:line="240" w:lineRule="auto"/>
       </w:pPr>
       <w:rPr>
+        <w:rFonts w:eastAsia="黑体"/>
         <w:b/>
         <w:bCs/>
       </w:rPr>
@@ -4927,12 +5322,14 @@
     </w:tblStylePr>
     <w:tblStylePr w:type="firstCol">
       <w:rPr>
+        <w:rFonts w:eastAsia="黑体"/>
         <w:b/>
         <w:bCs/>
       </w:rPr>
     </w:tblStylePr>
     <w:tblStylePr w:type="lastCol">
       <w:rPr>
+        <w:rFonts w:eastAsia="黑体"/>
         <w:b/>
         <w:bCs/>
       </w:rPr>
@@ -4990,6 +5387,7 @@
         <w:spacing w:after="0" w:before="0" w:line="240" w:lineRule="auto"/>
       </w:pPr>
       <w:rPr>
+        <w:rFonts w:eastAsia="黑体"/>
         <w:b/>
         <w:bCs/>
         <w:color w:themeColor="background1" w:val="FFFFFF"/>
@@ -5004,6 +5402,7 @@
         <w:spacing w:after="0" w:before="0" w:line="240" w:lineRule="auto"/>
       </w:pPr>
       <w:rPr>
+        <w:rFonts w:eastAsia="黑体"/>
         <w:b/>
         <w:bCs/>
       </w:rPr>
@@ -5019,12 +5418,14 @@
     </w:tblStylePr>
     <w:tblStylePr w:type="firstCol">
       <w:rPr>
+        <w:rFonts w:eastAsia="黑体"/>
         <w:b/>
         <w:bCs/>
       </w:rPr>
     </w:tblStylePr>
     <w:tblStylePr w:type="lastCol">
       <w:rPr>
+        <w:rFonts w:eastAsia="黑体"/>
         <w:b/>
         <w:bCs/>
       </w:rPr>
@@ -5082,6 +5483,7 @@
         <w:spacing w:after="0" w:before="0" w:line="240" w:lineRule="auto"/>
       </w:pPr>
       <w:rPr>
+        <w:rFonts w:eastAsia="黑体"/>
         <w:b/>
         <w:bCs/>
         <w:color w:themeColor="background1" w:val="FFFFFF"/>
@@ -5096,6 +5498,7 @@
         <w:spacing w:after="0" w:before="0" w:line="240" w:lineRule="auto"/>
       </w:pPr>
       <w:rPr>
+        <w:rFonts w:eastAsia="黑体"/>
         <w:b/>
         <w:bCs/>
       </w:rPr>
@@ -5111,12 +5514,14 @@
     </w:tblStylePr>
     <w:tblStylePr w:type="firstCol">
       <w:rPr>
+        <w:rFonts w:eastAsia="黑体"/>
         <w:b/>
         <w:bCs/>
       </w:rPr>
     </w:tblStylePr>
     <w:tblStylePr w:type="lastCol">
       <w:rPr>
+        <w:rFonts w:eastAsia="黑体"/>
         <w:b/>
         <w:bCs/>
       </w:rPr>
@@ -5174,6 +5579,7 @@
         <w:spacing w:after="0" w:before="0" w:line="240" w:lineRule="auto"/>
       </w:pPr>
       <w:rPr>
+        <w:rFonts w:eastAsia="黑体"/>
         <w:b/>
         <w:bCs/>
         <w:color w:themeColor="background1" w:val="FFFFFF"/>
@@ -5188,6 +5594,7 @@
         <w:spacing w:after="0" w:before="0" w:line="240" w:lineRule="auto"/>
       </w:pPr>
       <w:rPr>
+        <w:rFonts w:eastAsia="黑体"/>
         <w:b/>
         <w:bCs/>
       </w:rPr>
@@ -5203,12 +5610,14 @@
     </w:tblStylePr>
     <w:tblStylePr w:type="firstCol">
       <w:rPr>
+        <w:rFonts w:eastAsia="黑体"/>
         <w:b/>
         <w:bCs/>
       </w:rPr>
     </w:tblStylePr>
     <w:tblStylePr w:type="lastCol">
       <w:rPr>
+        <w:rFonts w:eastAsia="黑体"/>
         <w:b/>
         <w:bCs/>
       </w:rPr>
@@ -5266,6 +5675,7 @@
         <w:spacing w:after="0" w:before="0" w:line="240" w:lineRule="auto"/>
       </w:pPr>
       <w:rPr>
+        <w:rFonts w:eastAsia="黑体"/>
         <w:b/>
         <w:bCs/>
         <w:color w:themeColor="background1" w:val="FFFFFF"/>
@@ -5280,6 +5690,7 @@
         <w:spacing w:after="0" w:before="0" w:line="240" w:lineRule="auto"/>
       </w:pPr>
       <w:rPr>
+        <w:rFonts w:eastAsia="黑体"/>
         <w:b/>
         <w:bCs/>
       </w:rPr>
@@ -5295,12 +5706,14 @@
     </w:tblStylePr>
     <w:tblStylePr w:type="firstCol">
       <w:rPr>
+        <w:rFonts w:eastAsia="黑体"/>
         <w:b/>
         <w:bCs/>
       </w:rPr>
     </w:tblStylePr>
     <w:tblStylePr w:type="lastCol">
       <w:rPr>
+        <w:rFonts w:eastAsia="黑体"/>
         <w:b/>
         <w:bCs/>
       </w:rPr>
@@ -5358,6 +5771,7 @@
         <w:spacing w:after="0" w:before="0" w:line="240" w:lineRule="auto"/>
       </w:pPr>
       <w:rPr>
+        <w:rFonts w:eastAsia="黑体"/>
         <w:b/>
         <w:bCs/>
         <w:color w:themeColor="background1" w:val="FFFFFF"/>
@@ -5372,6 +5786,7 @@
         <w:spacing w:after="0" w:before="0" w:line="240" w:lineRule="auto"/>
       </w:pPr>
       <w:rPr>
+        <w:rFonts w:eastAsia="黑体"/>
         <w:b/>
         <w:bCs/>
       </w:rPr>
@@ -5387,12 +5802,14 @@
     </w:tblStylePr>
     <w:tblStylePr w:type="firstCol">
       <w:rPr>
+        <w:rFonts w:eastAsia="黑体"/>
         <w:b/>
         <w:bCs/>
       </w:rPr>
     </w:tblStylePr>
     <w:tblStylePr w:type="lastCol">
       <w:rPr>
+        <w:rFonts w:eastAsia="黑体"/>
         <w:b/>
         <w:bCs/>
       </w:rPr>
@@ -5452,7 +5869,7 @@
         <w:spacing w:after="0" w:before="0" w:line="240" w:lineRule="auto"/>
       </w:pPr>
       <w:rPr>
-        <w:rFonts w:asciiTheme="majorHAnsi" w:cstheme="majorBidi" w:eastAsiaTheme="majorEastAsia" w:hAnsiTheme="majorHAnsi"/>
+        <w:rFonts w:asciiTheme="majorHAnsi" w:cstheme="majorBidi" w:hAnsiTheme="majorHAnsi" w:eastAsia="黑体"/>
         <w:b/>
         <w:bCs/>
       </w:rPr>
@@ -5473,7 +5890,7 @@
         <w:spacing w:after="0" w:before="0" w:line="240" w:lineRule="auto"/>
       </w:pPr>
       <w:rPr>
-        <w:rFonts w:asciiTheme="majorHAnsi" w:cstheme="majorBidi" w:eastAsiaTheme="majorEastAsia" w:hAnsiTheme="majorHAnsi"/>
+        <w:rFonts w:asciiTheme="majorHAnsi" w:cstheme="majorBidi" w:hAnsiTheme="majorHAnsi" w:eastAsia="黑体"/>
         <w:b/>
         <w:bCs/>
       </w:rPr>
@@ -5491,14 +5908,14 @@
     </w:tblStylePr>
     <w:tblStylePr w:type="firstCol">
       <w:rPr>
-        <w:rFonts w:asciiTheme="majorHAnsi" w:cstheme="majorBidi" w:eastAsiaTheme="majorEastAsia" w:hAnsiTheme="majorHAnsi"/>
+        <w:rFonts w:asciiTheme="majorHAnsi" w:cstheme="majorBidi" w:hAnsiTheme="majorHAnsi" w:eastAsia="黑体"/>
         <w:b/>
         <w:bCs/>
       </w:rPr>
     </w:tblStylePr>
     <w:tblStylePr w:type="lastCol">
       <w:rPr>
-        <w:rFonts w:asciiTheme="majorHAnsi" w:cstheme="majorBidi" w:eastAsiaTheme="majorEastAsia" w:hAnsiTheme="majorHAnsi"/>
+        <w:rFonts w:asciiTheme="majorHAnsi" w:cstheme="majorBidi" w:hAnsiTheme="majorHAnsi" w:eastAsia="黑体"/>
         <w:b/>
         <w:bCs/>
       </w:rPr>
@@ -5582,7 +5999,7 @@
         <w:spacing w:after="0" w:before="0" w:line="240" w:lineRule="auto"/>
       </w:pPr>
       <w:rPr>
-        <w:rFonts w:asciiTheme="majorHAnsi" w:cstheme="majorBidi" w:eastAsiaTheme="majorEastAsia" w:hAnsiTheme="majorHAnsi"/>
+        <w:rFonts w:asciiTheme="majorHAnsi" w:cstheme="majorBidi" w:hAnsiTheme="majorHAnsi" w:eastAsia="黑体"/>
         <w:b/>
         <w:bCs/>
       </w:rPr>
@@ -5603,7 +6020,7 @@
         <w:spacing w:after="0" w:before="0" w:line="240" w:lineRule="auto"/>
       </w:pPr>
       <w:rPr>
-        <w:rFonts w:asciiTheme="majorHAnsi" w:cstheme="majorBidi" w:eastAsiaTheme="majorEastAsia" w:hAnsiTheme="majorHAnsi"/>
+        <w:rFonts w:asciiTheme="majorHAnsi" w:cstheme="majorBidi" w:hAnsiTheme="majorHAnsi" w:eastAsia="黑体"/>
         <w:b/>
         <w:bCs/>
       </w:rPr>
@@ -5621,14 +6038,14 @@
     </w:tblStylePr>
     <w:tblStylePr w:type="firstCol">
       <w:rPr>
-        <w:rFonts w:asciiTheme="majorHAnsi" w:cstheme="majorBidi" w:eastAsiaTheme="majorEastAsia" w:hAnsiTheme="majorHAnsi"/>
+        <w:rFonts w:asciiTheme="majorHAnsi" w:cstheme="majorBidi" w:hAnsiTheme="majorHAnsi" w:eastAsia="黑体"/>
         <w:b/>
         <w:bCs/>
       </w:rPr>
     </w:tblStylePr>
     <w:tblStylePr w:type="lastCol">
       <w:rPr>
-        <w:rFonts w:asciiTheme="majorHAnsi" w:cstheme="majorBidi" w:eastAsiaTheme="majorEastAsia" w:hAnsiTheme="majorHAnsi"/>
+        <w:rFonts w:asciiTheme="majorHAnsi" w:cstheme="majorBidi" w:hAnsiTheme="majorHAnsi" w:eastAsia="黑体"/>
         <w:b/>
         <w:bCs/>
       </w:rPr>
@@ -5712,7 +6129,7 @@
         <w:spacing w:after="0" w:before="0" w:line="240" w:lineRule="auto"/>
       </w:pPr>
       <w:rPr>
-        <w:rFonts w:asciiTheme="majorHAnsi" w:cstheme="majorBidi" w:eastAsiaTheme="majorEastAsia" w:hAnsiTheme="majorHAnsi"/>
+        <w:rFonts w:asciiTheme="majorHAnsi" w:cstheme="majorBidi" w:hAnsiTheme="majorHAnsi" w:eastAsia="黑体"/>
         <w:b/>
         <w:bCs/>
       </w:rPr>
@@ -5733,7 +6150,7 @@
         <w:spacing w:after="0" w:before="0" w:line="240" w:lineRule="auto"/>
       </w:pPr>
       <w:rPr>
-        <w:rFonts w:asciiTheme="majorHAnsi" w:cstheme="majorBidi" w:eastAsiaTheme="majorEastAsia" w:hAnsiTheme="majorHAnsi"/>
+        <w:rFonts w:asciiTheme="majorHAnsi" w:cstheme="majorBidi" w:hAnsiTheme="majorHAnsi" w:eastAsia="黑体"/>
         <w:b/>
         <w:bCs/>
       </w:rPr>
@@ -5751,14 +6168,14 @@
     </w:tblStylePr>
     <w:tblStylePr w:type="firstCol">
       <w:rPr>
-        <w:rFonts w:asciiTheme="majorHAnsi" w:cstheme="majorBidi" w:eastAsiaTheme="majorEastAsia" w:hAnsiTheme="majorHAnsi"/>
+        <w:rFonts w:asciiTheme="majorHAnsi" w:cstheme="majorBidi" w:hAnsiTheme="majorHAnsi" w:eastAsia="黑体"/>
         <w:b/>
         <w:bCs/>
       </w:rPr>
     </w:tblStylePr>
     <w:tblStylePr w:type="lastCol">
       <w:rPr>
-        <w:rFonts w:asciiTheme="majorHAnsi" w:cstheme="majorBidi" w:eastAsiaTheme="majorEastAsia" w:hAnsiTheme="majorHAnsi"/>
+        <w:rFonts w:asciiTheme="majorHAnsi" w:cstheme="majorBidi" w:hAnsiTheme="majorHAnsi" w:eastAsia="黑体"/>
         <w:b/>
         <w:bCs/>
       </w:rPr>
@@ -5842,7 +6259,7 @@
         <w:spacing w:after="0" w:before="0" w:line="240" w:lineRule="auto"/>
       </w:pPr>
       <w:rPr>
-        <w:rFonts w:asciiTheme="majorHAnsi" w:cstheme="majorBidi" w:eastAsiaTheme="majorEastAsia" w:hAnsiTheme="majorHAnsi"/>
+        <w:rFonts w:asciiTheme="majorHAnsi" w:cstheme="majorBidi" w:hAnsiTheme="majorHAnsi" w:eastAsia="黑体"/>
         <w:b/>
         <w:bCs/>
       </w:rPr>
@@ -5863,7 +6280,7 @@
         <w:spacing w:after="0" w:before="0" w:line="240" w:lineRule="auto"/>
       </w:pPr>
       <w:rPr>
-        <w:rFonts w:asciiTheme="majorHAnsi" w:cstheme="majorBidi" w:eastAsiaTheme="majorEastAsia" w:hAnsiTheme="majorHAnsi"/>
+        <w:rFonts w:asciiTheme="majorHAnsi" w:cstheme="majorBidi" w:hAnsiTheme="majorHAnsi" w:eastAsia="黑体"/>
         <w:b/>
         <w:bCs/>
       </w:rPr>
@@ -5881,14 +6298,14 @@
     </w:tblStylePr>
     <w:tblStylePr w:type="firstCol">
       <w:rPr>
-        <w:rFonts w:asciiTheme="majorHAnsi" w:cstheme="majorBidi" w:eastAsiaTheme="majorEastAsia" w:hAnsiTheme="majorHAnsi"/>
+        <w:rFonts w:asciiTheme="majorHAnsi" w:cstheme="majorBidi" w:hAnsiTheme="majorHAnsi" w:eastAsia="黑体"/>
         <w:b/>
         <w:bCs/>
       </w:rPr>
     </w:tblStylePr>
     <w:tblStylePr w:type="lastCol">
       <w:rPr>
-        <w:rFonts w:asciiTheme="majorHAnsi" w:cstheme="majorBidi" w:eastAsiaTheme="majorEastAsia" w:hAnsiTheme="majorHAnsi"/>
+        <w:rFonts w:asciiTheme="majorHAnsi" w:cstheme="majorBidi" w:hAnsiTheme="majorHAnsi" w:eastAsia="黑体"/>
         <w:b/>
         <w:bCs/>
       </w:rPr>
@@ -5972,7 +6389,7 @@
         <w:spacing w:after="0" w:before="0" w:line="240" w:lineRule="auto"/>
       </w:pPr>
       <w:rPr>
-        <w:rFonts w:asciiTheme="majorHAnsi" w:cstheme="majorBidi" w:eastAsiaTheme="majorEastAsia" w:hAnsiTheme="majorHAnsi"/>
+        <w:rFonts w:asciiTheme="majorHAnsi" w:cstheme="majorBidi" w:hAnsiTheme="majorHAnsi" w:eastAsia="黑体"/>
         <w:b/>
         <w:bCs/>
       </w:rPr>
@@ -5993,7 +6410,7 @@
         <w:spacing w:after="0" w:before="0" w:line="240" w:lineRule="auto"/>
       </w:pPr>
       <w:rPr>
-        <w:rFonts w:asciiTheme="majorHAnsi" w:cstheme="majorBidi" w:eastAsiaTheme="majorEastAsia" w:hAnsiTheme="majorHAnsi"/>
+        <w:rFonts w:asciiTheme="majorHAnsi" w:cstheme="majorBidi" w:hAnsiTheme="majorHAnsi" w:eastAsia="黑体"/>
         <w:b/>
         <w:bCs/>
       </w:rPr>
@@ -6011,14 +6428,14 @@
     </w:tblStylePr>
     <w:tblStylePr w:type="firstCol">
       <w:rPr>
-        <w:rFonts w:asciiTheme="majorHAnsi" w:cstheme="majorBidi" w:eastAsiaTheme="majorEastAsia" w:hAnsiTheme="majorHAnsi"/>
+        <w:rFonts w:asciiTheme="majorHAnsi" w:cstheme="majorBidi" w:hAnsiTheme="majorHAnsi" w:eastAsia="黑体"/>
         <w:b/>
         <w:bCs/>
       </w:rPr>
     </w:tblStylePr>
     <w:tblStylePr w:type="lastCol">
       <w:rPr>
-        <w:rFonts w:asciiTheme="majorHAnsi" w:cstheme="majorBidi" w:eastAsiaTheme="majorEastAsia" w:hAnsiTheme="majorHAnsi"/>
+        <w:rFonts w:asciiTheme="majorHAnsi" w:cstheme="majorBidi" w:hAnsiTheme="majorHAnsi" w:eastAsia="黑体"/>
         <w:b/>
         <w:bCs/>
       </w:rPr>
@@ -6102,7 +6519,7 @@
         <w:spacing w:after="0" w:before="0" w:line="240" w:lineRule="auto"/>
       </w:pPr>
       <w:rPr>
-        <w:rFonts w:asciiTheme="majorHAnsi" w:cstheme="majorBidi" w:eastAsiaTheme="majorEastAsia" w:hAnsiTheme="majorHAnsi"/>
+        <w:rFonts w:asciiTheme="majorHAnsi" w:cstheme="majorBidi" w:hAnsiTheme="majorHAnsi" w:eastAsia="黑体"/>
         <w:b/>
         <w:bCs/>
       </w:rPr>
@@ -6123,7 +6540,7 @@
         <w:spacing w:after="0" w:before="0" w:line="240" w:lineRule="auto"/>
       </w:pPr>
       <w:rPr>
-        <w:rFonts w:asciiTheme="majorHAnsi" w:cstheme="majorBidi" w:eastAsiaTheme="majorEastAsia" w:hAnsiTheme="majorHAnsi"/>
+        <w:rFonts w:asciiTheme="majorHAnsi" w:cstheme="majorBidi" w:hAnsiTheme="majorHAnsi" w:eastAsia="黑体"/>
         <w:b/>
         <w:bCs/>
       </w:rPr>
@@ -6141,14 +6558,14 @@
     </w:tblStylePr>
     <w:tblStylePr w:type="firstCol">
       <w:rPr>
-        <w:rFonts w:asciiTheme="majorHAnsi" w:cstheme="majorBidi" w:eastAsiaTheme="majorEastAsia" w:hAnsiTheme="majorHAnsi"/>
+        <w:rFonts w:asciiTheme="majorHAnsi" w:cstheme="majorBidi" w:hAnsiTheme="majorHAnsi" w:eastAsia="黑体"/>
         <w:b/>
         <w:bCs/>
       </w:rPr>
     </w:tblStylePr>
     <w:tblStylePr w:type="lastCol">
       <w:rPr>
-        <w:rFonts w:asciiTheme="majorHAnsi" w:cstheme="majorBidi" w:eastAsiaTheme="majorEastAsia" w:hAnsiTheme="majorHAnsi"/>
+        <w:rFonts w:asciiTheme="majorHAnsi" w:cstheme="majorBidi" w:hAnsiTheme="majorHAnsi" w:eastAsia="黑体"/>
         <w:b/>
         <w:bCs/>
       </w:rPr>
@@ -6232,7 +6649,7 @@
         <w:spacing w:after="0" w:before="0" w:line="240" w:lineRule="auto"/>
       </w:pPr>
       <w:rPr>
-        <w:rFonts w:asciiTheme="majorHAnsi" w:cstheme="majorBidi" w:eastAsiaTheme="majorEastAsia" w:hAnsiTheme="majorHAnsi"/>
+        <w:rFonts w:asciiTheme="majorHAnsi" w:cstheme="majorBidi" w:hAnsiTheme="majorHAnsi" w:eastAsia="黑体"/>
         <w:b/>
         <w:bCs/>
       </w:rPr>
@@ -6253,7 +6670,7 @@
         <w:spacing w:after="0" w:before="0" w:line="240" w:lineRule="auto"/>
       </w:pPr>
       <w:rPr>
-        <w:rFonts w:asciiTheme="majorHAnsi" w:cstheme="majorBidi" w:eastAsiaTheme="majorEastAsia" w:hAnsiTheme="majorHAnsi"/>
+        <w:rFonts w:asciiTheme="majorHAnsi" w:cstheme="majorBidi" w:hAnsiTheme="majorHAnsi" w:eastAsia="黑体"/>
         <w:b/>
         <w:bCs/>
       </w:rPr>
@@ -6271,14 +6688,14 @@
     </w:tblStylePr>
     <w:tblStylePr w:type="firstCol">
       <w:rPr>
-        <w:rFonts w:asciiTheme="majorHAnsi" w:cstheme="majorBidi" w:eastAsiaTheme="majorEastAsia" w:hAnsiTheme="majorHAnsi"/>
+        <w:rFonts w:asciiTheme="majorHAnsi" w:cstheme="majorBidi" w:hAnsiTheme="majorHAnsi" w:eastAsia="黑体"/>
         <w:b/>
         <w:bCs/>
       </w:rPr>
     </w:tblStylePr>
     <w:tblStylePr w:type="lastCol">
       <w:rPr>
-        <w:rFonts w:asciiTheme="majorHAnsi" w:cstheme="majorBidi" w:eastAsiaTheme="majorEastAsia" w:hAnsiTheme="majorHAnsi"/>
+        <w:rFonts w:asciiTheme="majorHAnsi" w:cstheme="majorBidi" w:hAnsiTheme="majorHAnsi" w:eastAsia="黑体"/>
         <w:b/>
         <w:bCs/>
       </w:rPr>
@@ -6361,6 +6778,7 @@
         <w:spacing w:after="0" w:before="0" w:line="240" w:lineRule="auto"/>
       </w:pPr>
       <w:rPr>
+        <w:rFonts w:eastAsia="黑体"/>
         <w:b/>
         <w:bCs/>
         <w:color w:themeColor="background1" w:val="FFFFFF"/>
@@ -6383,6 +6801,7 @@
         <w:spacing w:after="0" w:before="0" w:line="240" w:lineRule="auto"/>
       </w:pPr>
       <w:rPr>
+        <w:rFonts w:eastAsia="黑体"/>
         <w:b/>
         <w:bCs/>
       </w:rPr>
@@ -6400,12 +6819,14 @@
     </w:tblStylePr>
     <w:tblStylePr w:type="firstCol">
       <w:rPr>
+        <w:rFonts w:eastAsia="黑体"/>
         <w:b/>
         <w:bCs/>
       </w:rPr>
     </w:tblStylePr>
     <w:tblStylePr w:type="lastCol">
       <w:rPr>
+        <w:rFonts w:eastAsia="黑体"/>
         <w:b/>
         <w:bCs/>
       </w:rPr>
@@ -6467,6 +6888,7 @@
         <w:spacing w:after="0" w:before="0" w:line="240" w:lineRule="auto"/>
       </w:pPr>
       <w:rPr>
+        <w:rFonts w:eastAsia="黑体"/>
         <w:b/>
         <w:bCs/>
         <w:color w:themeColor="background1" w:val="FFFFFF"/>
@@ -6489,6 +6911,7 @@
         <w:spacing w:after="0" w:before="0" w:line="240" w:lineRule="auto"/>
       </w:pPr>
       <w:rPr>
+        <w:rFonts w:eastAsia="黑体"/>
         <w:b/>
         <w:bCs/>
       </w:rPr>
@@ -6506,12 +6929,14 @@
     </w:tblStylePr>
     <w:tblStylePr w:type="firstCol">
       <w:rPr>
+        <w:rFonts w:eastAsia="黑体"/>
         <w:b/>
         <w:bCs/>
       </w:rPr>
     </w:tblStylePr>
     <w:tblStylePr w:type="lastCol">
       <w:rPr>
+        <w:rFonts w:eastAsia="黑体"/>
         <w:b/>
         <w:bCs/>
       </w:rPr>
@@ -6573,6 +6998,7 @@
         <w:spacing w:after="0" w:before="0" w:line="240" w:lineRule="auto"/>
       </w:pPr>
       <w:rPr>
+        <w:rFonts w:eastAsia="黑体"/>
         <w:b/>
         <w:bCs/>
         <w:color w:themeColor="background1" w:val="FFFFFF"/>
@@ -6595,6 +7021,7 @@
         <w:spacing w:after="0" w:before="0" w:line="240" w:lineRule="auto"/>
       </w:pPr>
       <w:rPr>
+        <w:rFonts w:eastAsia="黑体"/>
         <w:b/>
         <w:bCs/>
       </w:rPr>
@@ -6612,12 +7039,14 @@
     </w:tblStylePr>
     <w:tblStylePr w:type="firstCol">
       <w:rPr>
+        <w:rFonts w:eastAsia="黑体"/>
         <w:b/>
         <w:bCs/>
       </w:rPr>
     </w:tblStylePr>
     <w:tblStylePr w:type="lastCol">
       <w:rPr>
+        <w:rFonts w:eastAsia="黑体"/>
         <w:b/>
         <w:bCs/>
       </w:rPr>
@@ -6679,6 +7108,7 @@
         <w:spacing w:after="0" w:before="0" w:line="240" w:lineRule="auto"/>
       </w:pPr>
       <w:rPr>
+        <w:rFonts w:eastAsia="黑体"/>
         <w:b/>
         <w:bCs/>
         <w:color w:themeColor="background1" w:val="FFFFFF"/>
@@ -6701,6 +7131,7 @@
         <w:spacing w:after="0" w:before="0" w:line="240" w:lineRule="auto"/>
       </w:pPr>
       <w:rPr>
+        <w:rFonts w:eastAsia="黑体"/>
         <w:b/>
         <w:bCs/>
       </w:rPr>
@@ -6718,12 +7149,14 @@
     </w:tblStylePr>
     <w:tblStylePr w:type="firstCol">
       <w:rPr>
+        <w:rFonts w:eastAsia="黑体"/>
         <w:b/>
         <w:bCs/>
       </w:rPr>
     </w:tblStylePr>
     <w:tblStylePr w:type="lastCol">
       <w:rPr>
+        <w:rFonts w:eastAsia="黑体"/>
         <w:b/>
         <w:bCs/>
       </w:rPr>
@@ -6785,6 +7218,7 @@
         <w:spacing w:after="0" w:before="0" w:line="240" w:lineRule="auto"/>
       </w:pPr>
       <w:rPr>
+        <w:rFonts w:eastAsia="黑体"/>
         <w:b/>
         <w:bCs/>
         <w:color w:themeColor="background1" w:val="FFFFFF"/>
@@ -6807,6 +7241,7 @@
         <w:spacing w:after="0" w:before="0" w:line="240" w:lineRule="auto"/>
       </w:pPr>
       <w:rPr>
+        <w:rFonts w:eastAsia="黑体"/>
         <w:b/>
         <w:bCs/>
       </w:rPr>
@@ -6824,12 +7259,14 @@
     </w:tblStylePr>
     <w:tblStylePr w:type="firstCol">
       <w:rPr>
+        <w:rFonts w:eastAsia="黑体"/>
         <w:b/>
         <w:bCs/>
       </w:rPr>
     </w:tblStylePr>
     <w:tblStylePr w:type="lastCol">
       <w:rPr>
+        <w:rFonts w:eastAsia="黑体"/>
         <w:b/>
         <w:bCs/>
       </w:rPr>
@@ -6891,6 +7328,7 @@
         <w:spacing w:after="0" w:before="0" w:line="240" w:lineRule="auto"/>
       </w:pPr>
       <w:rPr>
+        <w:rFonts w:eastAsia="黑体"/>
         <w:b/>
         <w:bCs/>
         <w:color w:themeColor="background1" w:val="FFFFFF"/>
@@ -6913,6 +7351,7 @@
         <w:spacing w:after="0" w:before="0" w:line="240" w:lineRule="auto"/>
       </w:pPr>
       <w:rPr>
+        <w:rFonts w:eastAsia="黑体"/>
         <w:b/>
         <w:bCs/>
       </w:rPr>
@@ -6930,12 +7369,14 @@
     </w:tblStylePr>
     <w:tblStylePr w:type="firstCol">
       <w:rPr>
+        <w:rFonts w:eastAsia="黑体"/>
         <w:b/>
         <w:bCs/>
       </w:rPr>
     </w:tblStylePr>
     <w:tblStylePr w:type="lastCol">
       <w:rPr>
+        <w:rFonts w:eastAsia="黑体"/>
         <w:b/>
         <w:bCs/>
       </w:rPr>
@@ -6997,6 +7438,7 @@
         <w:spacing w:after="0" w:before="0" w:line="240" w:lineRule="auto"/>
       </w:pPr>
       <w:rPr>
+        <w:rFonts w:eastAsia="黑体"/>
         <w:b/>
         <w:bCs/>
         <w:color w:themeColor="background1" w:val="FFFFFF"/>
@@ -7019,6 +7461,7 @@
         <w:spacing w:after="0" w:before="0" w:line="240" w:lineRule="auto"/>
       </w:pPr>
       <w:rPr>
+        <w:rFonts w:eastAsia="黑体"/>
         <w:b/>
         <w:bCs/>
       </w:rPr>
@@ -7036,12 +7479,14 @@
     </w:tblStylePr>
     <w:tblStylePr w:type="firstCol">
       <w:rPr>
+        <w:rFonts w:eastAsia="黑体"/>
         <w:b/>
         <w:bCs/>
       </w:rPr>
     </w:tblStylePr>
     <w:tblStylePr w:type="lastCol">
       <w:rPr>
+        <w:rFonts w:eastAsia="黑体"/>
         <w:b/>
         <w:bCs/>
       </w:rPr>
@@ -7100,6 +7545,7 @@
         <w:spacing w:after="0" w:before="0" w:line="240" w:lineRule="auto"/>
       </w:pPr>
       <w:rPr>
+        <w:rFonts w:eastAsia="黑体"/>
         <w:b/>
         <w:bCs/>
         <w:color w:themeColor="background1" w:val="FFFFFF"/>
@@ -7122,6 +7568,7 @@
         <w:spacing w:after="0" w:before="0" w:line="240" w:lineRule="auto"/>
       </w:pPr>
       <w:rPr>
+        <w:rFonts w:eastAsia="黑体"/>
         <w:color w:val="auto"/>
       </w:rPr>
       <w:tblPr/>
@@ -7139,6 +7586,7 @@
     </w:tblStylePr>
     <w:tblStylePr w:type="firstCol">
       <w:rPr>
+        <w:rFonts w:eastAsia="黑体"/>
         <w:b/>
         <w:bCs/>
         <w:color w:themeColor="background1" w:val="FFFFFF"/>
@@ -7158,6 +7606,7 @@
     </w:tblStylePr>
     <w:tblStylePr w:type="lastCol">
       <w:rPr>
+        <w:rFonts w:eastAsia="黑体"/>
         <w:b/>
         <w:bCs/>
         <w:color w:themeColor="background1" w:val="FFFFFF"/>
@@ -7206,6 +7655,7 @@
     </w:tblStylePr>
     <w:tblStylePr w:type="nwCell">
       <w:rPr>
+        <w:rFonts w:eastAsia="黑体"/>
         <w:color w:themeColor="background1" w:val="FFFFFF"/>
       </w:rPr>
       <w:tblPr/>
@@ -7249,6 +7699,7 @@
         <w:spacing w:after="0" w:before="0" w:line="240" w:lineRule="auto"/>
       </w:pPr>
       <w:rPr>
+        <w:rFonts w:eastAsia="黑体"/>
         <w:b/>
         <w:bCs/>
         <w:color w:themeColor="background1" w:val="FFFFFF"/>
@@ -7271,6 +7722,7 @@
         <w:spacing w:after="0" w:before="0" w:line="240" w:lineRule="auto"/>
       </w:pPr>
       <w:rPr>
+        <w:rFonts w:eastAsia="黑体"/>
         <w:color w:val="auto"/>
       </w:rPr>
       <w:tblPr/>
@@ -7288,6 +7740,7 @@
     </w:tblStylePr>
     <w:tblStylePr w:type="firstCol">
       <w:rPr>
+        <w:rFonts w:eastAsia="黑体"/>
         <w:b/>
         <w:bCs/>
         <w:color w:themeColor="background1" w:val="FFFFFF"/>
@@ -7307,6 +7760,7 @@
     </w:tblStylePr>
     <w:tblStylePr w:type="lastCol">
       <w:rPr>
+        <w:rFonts w:eastAsia="黑体"/>
         <w:b/>
         <w:bCs/>
         <w:color w:themeColor="background1" w:val="FFFFFF"/>
@@ -7355,6 +7809,7 @@
     </w:tblStylePr>
     <w:tblStylePr w:type="nwCell">
       <w:rPr>
+        <w:rFonts w:eastAsia="黑体"/>
         <w:color w:themeColor="background1" w:val="FFFFFF"/>
       </w:rPr>
       <w:tblPr/>
@@ -7398,6 +7853,7 @@
         <w:spacing w:after="0" w:before="0" w:line="240" w:lineRule="auto"/>
       </w:pPr>
       <w:rPr>
+        <w:rFonts w:eastAsia="黑体"/>
         <w:b/>
         <w:bCs/>
         <w:color w:themeColor="background1" w:val="FFFFFF"/>
@@ -7420,6 +7876,7 @@
         <w:spacing w:after="0" w:before="0" w:line="240" w:lineRule="auto"/>
       </w:pPr>
       <w:rPr>
+        <w:rFonts w:eastAsia="黑体"/>
         <w:color w:val="auto"/>
       </w:rPr>
       <w:tblPr/>
@@ -7437,6 +7894,7 @@
     </w:tblStylePr>
     <w:tblStylePr w:type="firstCol">
       <w:rPr>
+        <w:rFonts w:eastAsia="黑体"/>
         <w:b/>
         <w:bCs/>
         <w:color w:themeColor="background1" w:val="FFFFFF"/>
@@ -7456,6 +7914,7 @@
     </w:tblStylePr>
     <w:tblStylePr w:type="lastCol">
       <w:rPr>
+        <w:rFonts w:eastAsia="黑体"/>
         <w:b/>
         <w:bCs/>
         <w:color w:themeColor="background1" w:val="FFFFFF"/>
@@ -7504,6 +7963,7 @@
     </w:tblStylePr>
     <w:tblStylePr w:type="nwCell">
       <w:rPr>
+        <w:rFonts w:eastAsia="黑体"/>
         <w:color w:themeColor="background1" w:val="FFFFFF"/>
       </w:rPr>
       <w:tblPr/>
@@ -7547,6 +8007,7 @@
         <w:spacing w:after="0" w:before="0" w:line="240" w:lineRule="auto"/>
       </w:pPr>
       <w:rPr>
+        <w:rFonts w:eastAsia="黑体"/>
         <w:b/>
         <w:bCs/>
         <w:color w:themeColor="background1" w:val="FFFFFF"/>
@@ -7569,6 +8030,7 @@
         <w:spacing w:after="0" w:before="0" w:line="240" w:lineRule="auto"/>
       </w:pPr>
       <w:rPr>
+        <w:rFonts w:eastAsia="黑体"/>
         <w:color w:val="auto"/>
       </w:rPr>
       <w:tblPr/>
@@ -7586,6 +8048,7 @@
     </w:tblStylePr>
     <w:tblStylePr w:type="firstCol">
       <w:rPr>
+        <w:rFonts w:eastAsia="黑体"/>
         <w:b/>
         <w:bCs/>
         <w:color w:themeColor="background1" w:val="FFFFFF"/>
@@ -7605,6 +8068,7 @@
     </w:tblStylePr>
     <w:tblStylePr w:type="lastCol">
       <w:rPr>
+        <w:rFonts w:eastAsia="黑体"/>
         <w:b/>
         <w:bCs/>
         <w:color w:themeColor="background1" w:val="FFFFFF"/>
@@ -7653,6 +8117,7 @@
     </w:tblStylePr>
     <w:tblStylePr w:type="nwCell">
       <w:rPr>
+        <w:rFonts w:eastAsia="黑体"/>
         <w:color w:themeColor="background1" w:val="FFFFFF"/>
       </w:rPr>
       <w:tblPr/>
@@ -7696,6 +8161,7 @@
         <w:spacing w:after="0" w:before="0" w:line="240" w:lineRule="auto"/>
       </w:pPr>
       <w:rPr>
+        <w:rFonts w:eastAsia="黑体"/>
         <w:b/>
         <w:bCs/>
         <w:color w:themeColor="background1" w:val="FFFFFF"/>
@@ -7718,6 +8184,7 @@
         <w:spacing w:after="0" w:before="0" w:line="240" w:lineRule="auto"/>
       </w:pPr>
       <w:rPr>
+        <w:rFonts w:eastAsia="黑体"/>
         <w:color w:val="auto"/>
       </w:rPr>
       <w:tblPr/>
@@ -7735,6 +8202,7 @@
     </w:tblStylePr>
     <w:tblStylePr w:type="firstCol">
       <w:rPr>
+        <w:rFonts w:eastAsia="黑体"/>
         <w:b/>
         <w:bCs/>
         <w:color w:themeColor="background1" w:val="FFFFFF"/>
@@ -7754,6 +8222,7 @@
     </w:tblStylePr>
     <w:tblStylePr w:type="lastCol">
       <w:rPr>
+        <w:rFonts w:eastAsia="黑体"/>
         <w:b/>
         <w:bCs/>
         <w:color w:themeColor="background1" w:val="FFFFFF"/>
@@ -7802,6 +8271,7 @@
     </w:tblStylePr>
     <w:tblStylePr w:type="nwCell">
       <w:rPr>
+        <w:rFonts w:eastAsia="黑体"/>
         <w:color w:themeColor="background1" w:val="FFFFFF"/>
       </w:rPr>
       <w:tblPr/>
@@ -7845,6 +8315,7 @@
         <w:spacing w:after="0" w:before="0" w:line="240" w:lineRule="auto"/>
       </w:pPr>
       <w:rPr>
+        <w:rFonts w:eastAsia="黑体"/>
         <w:b/>
         <w:bCs/>
         <w:color w:themeColor="background1" w:val="FFFFFF"/>
@@ -7867,6 +8338,7 @@
         <w:spacing w:after="0" w:before="0" w:line="240" w:lineRule="auto"/>
       </w:pPr>
       <w:rPr>
+        <w:rFonts w:eastAsia="黑体"/>
         <w:color w:val="auto"/>
       </w:rPr>
       <w:tblPr/>
@@ -7884,6 +8356,7 @@
     </w:tblStylePr>
     <w:tblStylePr w:type="firstCol">
       <w:rPr>
+        <w:rFonts w:eastAsia="黑体"/>
         <w:b/>
         <w:bCs/>
         <w:color w:themeColor="background1" w:val="FFFFFF"/>
@@ -7903,6 +8376,7 @@
     </w:tblStylePr>
     <w:tblStylePr w:type="lastCol">
       <w:rPr>
+        <w:rFonts w:eastAsia="黑体"/>
         <w:b/>
         <w:bCs/>
         <w:color w:themeColor="background1" w:val="FFFFFF"/>
@@ -7951,6 +8425,7 @@
     </w:tblStylePr>
     <w:tblStylePr w:type="nwCell">
       <w:rPr>
+        <w:rFonts w:eastAsia="黑体"/>
         <w:color w:themeColor="background1" w:val="FFFFFF"/>
       </w:rPr>
       <w:tblPr/>
@@ -7994,6 +8469,7 @@
         <w:spacing w:after="0" w:before="0" w:line="240" w:lineRule="auto"/>
       </w:pPr>
       <w:rPr>
+        <w:rFonts w:eastAsia="黑体"/>
         <w:b/>
         <w:bCs/>
         <w:color w:themeColor="background1" w:val="FFFFFF"/>
@@ -8016,6 +8492,7 @@
         <w:spacing w:after="0" w:before="0" w:line="240" w:lineRule="auto"/>
       </w:pPr>
       <w:rPr>
+        <w:rFonts w:eastAsia="黑体"/>
         <w:color w:val="auto"/>
       </w:rPr>
       <w:tblPr/>
@@ -8033,6 +8510,7 @@
     </w:tblStylePr>
     <w:tblStylePr w:type="firstCol">
       <w:rPr>
+        <w:rFonts w:eastAsia="黑体"/>
         <w:b/>
         <w:bCs/>
         <w:color w:themeColor="background1" w:val="FFFFFF"/>
@@ -8052,6 +8530,7 @@
     </w:tblStylePr>
     <w:tblStylePr w:type="lastCol">
       <w:rPr>
+        <w:rFonts w:eastAsia="黑体"/>
         <w:b/>
         <w:bCs/>
         <w:color w:themeColor="background1" w:val="FFFFFF"/>
@@ -8100,6 +8579,7 @@
     </w:tblStylePr>
     <w:tblStylePr w:type="nwCell">
       <w:rPr>
+        <w:rFonts w:eastAsia="黑体"/>
         <w:color w:themeColor="background1" w:val="FFFFFF"/>
       </w:rPr>
       <w:tblPr/>
@@ -8124,6 +8604,7 @@
       <w:spacing w:after="0" w:line="240" w:lineRule="auto"/>
     </w:pPr>
     <w:rPr>
+      <w:rFonts w:eastAsia="黑体"/>
       <w:color w:themeColor="text1" w:val="000000"/>
     </w:rPr>
     <w:tblPr>
@@ -8143,7 +8624,7 @@
     </w:tblPr>
     <w:tblStylePr w:type="firstRow">
       <w:rPr>
-        <w:rFonts w:asciiTheme="majorHAnsi" w:cstheme="majorBidi" w:eastAsiaTheme="majorEastAsia" w:hAnsiTheme="majorHAnsi"/>
+        <w:rFonts w:asciiTheme="majorHAnsi" w:cstheme="majorBidi" w:hAnsiTheme="majorHAnsi" w:eastAsia="黑体"/>
       </w:rPr>
       <w:tblPr/>
       <w:tcPr>
@@ -8155,6 +8636,7 @@
     </w:tblStylePr>
     <w:tblStylePr w:type="lastRow">
       <w:rPr>
+        <w:rFonts w:eastAsia="黑体"/>
         <w:b/>
         <w:bCs/>
         <w:color w:themeColor="text2" w:val="1F497D"/>
@@ -8169,12 +8651,14 @@
     </w:tblStylePr>
     <w:tblStylePr w:type="firstCol">
       <w:rPr>
+        <w:rFonts w:eastAsia="黑体"/>
         <w:b/>
         <w:bCs/>
       </w:rPr>
     </w:tblStylePr>
     <w:tblStylePr w:type="lastCol">
       <w:rPr>
+        <w:rFonts w:eastAsia="黑体"/>
         <w:b/>
         <w:bCs/>
       </w:rPr>
@@ -8208,6 +8692,7 @@
       <w:spacing w:after="0" w:line="240" w:lineRule="auto"/>
     </w:pPr>
     <w:rPr>
+      <w:rFonts w:eastAsia="黑体"/>
       <w:color w:themeColor="text1" w:val="000000"/>
     </w:rPr>
     <w:tblPr>
@@ -8227,7 +8712,7 @@
     </w:tblPr>
     <w:tblStylePr w:type="firstRow">
       <w:rPr>
-        <w:rFonts w:asciiTheme="majorHAnsi" w:cstheme="majorBidi" w:eastAsiaTheme="majorEastAsia" w:hAnsiTheme="majorHAnsi"/>
+        <w:rFonts w:asciiTheme="majorHAnsi" w:cstheme="majorBidi" w:hAnsiTheme="majorHAnsi" w:eastAsia="黑体"/>
       </w:rPr>
       <w:tblPr/>
       <w:tcPr>
@@ -8239,6 +8724,7 @@
     </w:tblStylePr>
     <w:tblStylePr w:type="lastRow">
       <w:rPr>
+        <w:rFonts w:eastAsia="黑体"/>
         <w:b/>
         <w:bCs/>
         <w:color w:themeColor="text2" w:val="1F497D"/>
@@ -8253,12 +8739,14 @@
     </w:tblStylePr>
     <w:tblStylePr w:type="firstCol">
       <w:rPr>
+        <w:rFonts w:eastAsia="黑体"/>
         <w:b/>
         <w:bCs/>
       </w:rPr>
     </w:tblStylePr>
     <w:tblStylePr w:type="lastCol">
       <w:rPr>
+        <w:rFonts w:eastAsia="黑体"/>
         <w:b/>
         <w:bCs/>
       </w:rPr>
@@ -8292,6 +8780,7 @@
       <w:spacing w:after="0" w:line="240" w:lineRule="auto"/>
     </w:pPr>
     <w:rPr>
+      <w:rFonts w:eastAsia="黑体"/>
       <w:color w:themeColor="text1" w:val="000000"/>
     </w:rPr>
     <w:tblPr>
@@ -8311,7 +8800,7 @@
     </w:tblPr>
     <w:tblStylePr w:type="firstRow">
       <w:rPr>
-        <w:rFonts w:asciiTheme="majorHAnsi" w:cstheme="majorBidi" w:eastAsiaTheme="majorEastAsia" w:hAnsiTheme="majorHAnsi"/>
+        <w:rFonts w:asciiTheme="majorHAnsi" w:cstheme="majorBidi" w:hAnsiTheme="majorHAnsi" w:eastAsia="黑体"/>
       </w:rPr>
       <w:tblPr/>
       <w:tcPr>
@@ -8323,6 +8812,7 @@
     </w:tblStylePr>
     <w:tblStylePr w:type="lastRow">
       <w:rPr>
+        <w:rFonts w:eastAsia="黑体"/>
         <w:b/>
         <w:bCs/>
         <w:color w:themeColor="text2" w:val="1F497D"/>
@@ -8337,12 +8827,14 @@
     </w:tblStylePr>
     <w:tblStylePr w:type="firstCol">
       <w:rPr>
+        <w:rFonts w:eastAsia="黑体"/>
         <w:b/>
         <w:bCs/>
       </w:rPr>
     </w:tblStylePr>
     <w:tblStylePr w:type="lastCol">
       <w:rPr>
+        <w:rFonts w:eastAsia="黑体"/>
         <w:b/>
         <w:bCs/>
       </w:rPr>
@@ -8376,6 +8868,7 @@
       <w:spacing w:after="0" w:line="240" w:lineRule="auto"/>
     </w:pPr>
     <w:rPr>
+      <w:rFonts w:eastAsia="黑体"/>
       <w:color w:themeColor="text1" w:val="000000"/>
     </w:rPr>
     <w:tblPr>
@@ -8395,7 +8888,7 @@
     </w:tblPr>
     <w:tblStylePr w:type="firstRow">
       <w:rPr>
-        <w:rFonts w:asciiTheme="majorHAnsi" w:cstheme="majorBidi" w:eastAsiaTheme="majorEastAsia" w:hAnsiTheme="majorHAnsi"/>
+        <w:rFonts w:asciiTheme="majorHAnsi" w:cstheme="majorBidi" w:hAnsiTheme="majorHAnsi" w:eastAsia="黑体"/>
       </w:rPr>
       <w:tblPr/>
       <w:tcPr>
@@ -8407,6 +8900,7 @@
     </w:tblStylePr>
     <w:tblStylePr w:type="lastRow">
       <w:rPr>
+        <w:rFonts w:eastAsia="黑体"/>
         <w:b/>
         <w:bCs/>
         <w:color w:themeColor="text2" w:val="1F497D"/>
@@ -8421,12 +8915,14 @@
     </w:tblStylePr>
     <w:tblStylePr w:type="firstCol">
       <w:rPr>
+        <w:rFonts w:eastAsia="黑体"/>
         <w:b/>
         <w:bCs/>
       </w:rPr>
     </w:tblStylePr>
     <w:tblStylePr w:type="lastCol">
       <w:rPr>
+        <w:rFonts w:eastAsia="黑体"/>
         <w:b/>
         <w:bCs/>
       </w:rPr>
@@ -8460,6 +8956,7 @@
       <w:spacing w:after="0" w:line="240" w:lineRule="auto"/>
     </w:pPr>
     <w:rPr>
+      <w:rFonts w:eastAsia="黑体"/>
       <w:color w:themeColor="text1" w:val="000000"/>
     </w:rPr>
     <w:tblPr>
@@ -8479,7 +8976,7 @@
     </w:tblPr>
     <w:tblStylePr w:type="firstRow">
       <w:rPr>
-        <w:rFonts w:asciiTheme="majorHAnsi" w:cstheme="majorBidi" w:eastAsiaTheme="majorEastAsia" w:hAnsiTheme="majorHAnsi"/>
+        <w:rFonts w:asciiTheme="majorHAnsi" w:cstheme="majorBidi" w:hAnsiTheme="majorHAnsi" w:eastAsia="黑体"/>
       </w:rPr>
       <w:tblPr/>
       <w:tcPr>
@@ -8491,6 +8988,7 @@
     </w:tblStylePr>
     <w:tblStylePr w:type="lastRow">
       <w:rPr>
+        <w:rFonts w:eastAsia="黑体"/>
         <w:b/>
         <w:bCs/>
         <w:color w:themeColor="text2" w:val="1F497D"/>
@@ -8505,12 +9003,14 @@
     </w:tblStylePr>
     <w:tblStylePr w:type="firstCol">
       <w:rPr>
+        <w:rFonts w:eastAsia="黑体"/>
         <w:b/>
         <w:bCs/>
       </w:rPr>
     </w:tblStylePr>
     <w:tblStylePr w:type="lastCol">
       <w:rPr>
+        <w:rFonts w:eastAsia="黑体"/>
         <w:b/>
         <w:bCs/>
       </w:rPr>
@@ -8544,6 +9044,7 @@
       <w:spacing w:after="0" w:line="240" w:lineRule="auto"/>
     </w:pPr>
     <w:rPr>
+      <w:rFonts w:eastAsia="黑体"/>
       <w:color w:themeColor="text1" w:val="000000"/>
     </w:rPr>
     <w:tblPr>
@@ -8563,7 +9064,7 @@
     </w:tblPr>
     <w:tblStylePr w:type="firstRow">
       <w:rPr>
-        <w:rFonts w:asciiTheme="majorHAnsi" w:cstheme="majorBidi" w:eastAsiaTheme="majorEastAsia" w:hAnsiTheme="majorHAnsi"/>
+        <w:rFonts w:asciiTheme="majorHAnsi" w:cstheme="majorBidi" w:hAnsiTheme="majorHAnsi" w:eastAsia="黑体"/>
       </w:rPr>
       <w:tblPr/>
       <w:tcPr>
@@ -8575,6 +9076,7 @@
     </w:tblStylePr>
     <w:tblStylePr w:type="lastRow">
       <w:rPr>
+        <w:rFonts w:eastAsia="黑体"/>
         <w:b/>
         <w:bCs/>
         <w:color w:themeColor="text2" w:val="1F497D"/>
@@ -8589,12 +9091,14 @@
     </w:tblStylePr>
     <w:tblStylePr w:type="firstCol">
       <w:rPr>
+        <w:rFonts w:eastAsia="黑体"/>
         <w:b/>
         <w:bCs/>
       </w:rPr>
     </w:tblStylePr>
     <w:tblStylePr w:type="lastCol">
       <w:rPr>
+        <w:rFonts w:eastAsia="黑体"/>
         <w:b/>
         <w:bCs/>
       </w:rPr>
@@ -8628,6 +9132,7 @@
       <w:spacing w:after="0" w:line="240" w:lineRule="auto"/>
     </w:pPr>
     <w:rPr>
+      <w:rFonts w:eastAsia="黑体"/>
       <w:color w:themeColor="text1" w:val="000000"/>
     </w:rPr>
     <w:tblPr>
@@ -8647,7 +9152,7 @@
     </w:tblPr>
     <w:tblStylePr w:type="firstRow">
       <w:rPr>
-        <w:rFonts w:asciiTheme="majorHAnsi" w:cstheme="majorBidi" w:eastAsiaTheme="majorEastAsia" w:hAnsiTheme="majorHAnsi"/>
+        <w:rFonts w:asciiTheme="majorHAnsi" w:cstheme="majorBidi" w:hAnsiTheme="majorHAnsi" w:eastAsia="黑体"/>
       </w:rPr>
       <w:tblPr/>
       <w:tcPr>
@@ -8659,6 +9164,7 @@
     </w:tblStylePr>
     <w:tblStylePr w:type="lastRow">
       <w:rPr>
+        <w:rFonts w:eastAsia="黑体"/>
         <w:b/>
         <w:bCs/>
         <w:color w:themeColor="text2" w:val="1F497D"/>
@@ -8673,12 +9179,14 @@
     </w:tblStylePr>
     <w:tblStylePr w:type="firstCol">
       <w:rPr>
+        <w:rFonts w:eastAsia="黑体"/>
         <w:b/>
         <w:bCs/>
       </w:rPr>
     </w:tblStylePr>
     <w:tblStylePr w:type="lastCol">
       <w:rPr>
+        <w:rFonts w:eastAsia="黑体"/>
         <w:b/>
         <w:bCs/>
       </w:rPr>
@@ -8712,7 +9220,7 @@
       <w:spacing w:after="0" w:line="240" w:lineRule="auto"/>
     </w:pPr>
     <w:rPr>
-      <w:rFonts w:asciiTheme="majorHAnsi" w:cstheme="majorBidi" w:eastAsiaTheme="majorEastAsia" w:hAnsiTheme="majorHAnsi"/>
+      <w:rFonts w:asciiTheme="majorHAnsi" w:cstheme="majorBidi" w:hAnsiTheme="majorHAnsi" w:eastAsia="黑体"/>
       <w:color w:themeColor="text1" w:val="000000"/>
     </w:rPr>
     <w:tblPr>
@@ -8734,6 +9242,7 @@
     </w:tblPr>
     <w:tblStylePr w:type="firstRow">
       <w:rPr>
+        <w:rFonts w:eastAsia="黑体"/>
         <w:sz w:val="24"/>
         <w:szCs w:val="24"/>
       </w:rPr>
@@ -8840,7 +9349,7 @@
       <w:spacing w:after="0" w:line="240" w:lineRule="auto"/>
     </w:pPr>
     <w:rPr>
-      <w:rFonts w:asciiTheme="majorHAnsi" w:cstheme="majorBidi" w:eastAsiaTheme="majorEastAsia" w:hAnsiTheme="majorHAnsi"/>
+      <w:rFonts w:asciiTheme="majorHAnsi" w:cstheme="majorBidi" w:hAnsiTheme="majorHAnsi" w:eastAsia="黑体"/>
       <w:color w:themeColor="text1" w:val="000000"/>
     </w:rPr>
     <w:tblPr>
@@ -8862,6 +9371,7 @@
     </w:tblPr>
     <w:tblStylePr w:type="firstRow">
       <w:rPr>
+        <w:rFonts w:eastAsia="黑体"/>
         <w:sz w:val="24"/>
         <w:szCs w:val="24"/>
       </w:rPr>
@@ -8968,7 +9478,7 @@
       <w:spacing w:after="0" w:line="240" w:lineRule="auto"/>
     </w:pPr>
     <w:rPr>
-      <w:rFonts w:asciiTheme="majorHAnsi" w:cstheme="majorBidi" w:eastAsiaTheme="majorEastAsia" w:hAnsiTheme="majorHAnsi"/>
+      <w:rFonts w:asciiTheme="majorHAnsi" w:cstheme="majorBidi" w:hAnsiTheme="majorHAnsi" w:eastAsia="黑体"/>
       <w:color w:themeColor="text1" w:val="000000"/>
     </w:rPr>
     <w:tblPr>
@@ -8990,6 +9500,7 @@
     </w:tblPr>
     <w:tblStylePr w:type="firstRow">
       <w:rPr>
+        <w:rFonts w:eastAsia="黑体"/>
         <w:sz w:val="24"/>
         <w:szCs w:val="24"/>
       </w:rPr>
@@ -9096,7 +9607,7 @@
       <w:spacing w:after="0" w:line="240" w:lineRule="auto"/>
     </w:pPr>
     <w:rPr>
-      <w:rFonts w:asciiTheme="majorHAnsi" w:cstheme="majorBidi" w:eastAsiaTheme="majorEastAsia" w:hAnsiTheme="majorHAnsi"/>
+      <w:rFonts w:asciiTheme="majorHAnsi" w:cstheme="majorBidi" w:hAnsiTheme="majorHAnsi" w:eastAsia="黑体"/>
       <w:color w:themeColor="text1" w:val="000000"/>
     </w:rPr>
     <w:tblPr>
@@ -9118,6 +9629,7 @@
     </w:tblPr>
     <w:tblStylePr w:type="firstRow">
       <w:rPr>
+        <w:rFonts w:eastAsia="黑体"/>
         <w:sz w:val="24"/>
         <w:szCs w:val="24"/>
       </w:rPr>
@@ -9224,7 +9736,7 @@
       <w:spacing w:after="0" w:line="240" w:lineRule="auto"/>
     </w:pPr>
     <w:rPr>
-      <w:rFonts w:asciiTheme="majorHAnsi" w:cstheme="majorBidi" w:eastAsiaTheme="majorEastAsia" w:hAnsiTheme="majorHAnsi"/>
+      <w:rFonts w:asciiTheme="majorHAnsi" w:cstheme="majorBidi" w:hAnsiTheme="majorHAnsi" w:eastAsia="黑体"/>
       <w:color w:themeColor="text1" w:val="000000"/>
     </w:rPr>
     <w:tblPr>
@@ -9246,6 +9758,7 @@
     </w:tblPr>
     <w:tblStylePr w:type="firstRow">
       <w:rPr>
+        <w:rFonts w:eastAsia="黑体"/>
         <w:sz w:val="24"/>
         <w:szCs w:val="24"/>
       </w:rPr>
@@ -9352,7 +9865,7 @@
       <w:spacing w:after="0" w:line="240" w:lineRule="auto"/>
     </w:pPr>
     <w:rPr>
-      <w:rFonts w:asciiTheme="majorHAnsi" w:cstheme="majorBidi" w:eastAsiaTheme="majorEastAsia" w:hAnsiTheme="majorHAnsi"/>
+      <w:rFonts w:asciiTheme="majorHAnsi" w:cstheme="majorBidi" w:hAnsiTheme="majorHAnsi" w:eastAsia="黑体"/>
       <w:color w:themeColor="text1" w:val="000000"/>
     </w:rPr>
     <w:tblPr>
@@ -9374,6 +9887,7 @@
     </w:tblPr>
     <w:tblStylePr w:type="firstRow">
       <w:rPr>
+        <w:rFonts w:eastAsia="黑体"/>
         <w:sz w:val="24"/>
         <w:szCs w:val="24"/>
       </w:rPr>
@@ -9480,7 +9994,7 @@
       <w:spacing w:after="0" w:line="240" w:lineRule="auto"/>
     </w:pPr>
     <w:rPr>
-      <w:rFonts w:asciiTheme="majorHAnsi" w:cstheme="majorBidi" w:eastAsiaTheme="majorEastAsia" w:hAnsiTheme="majorHAnsi"/>
+      <w:rFonts w:asciiTheme="majorHAnsi" w:cstheme="majorBidi" w:hAnsiTheme="majorHAnsi" w:eastAsia="黑体"/>
       <w:color w:themeColor="text1" w:val="000000"/>
     </w:rPr>
     <w:tblPr>
@@ -9502,6 +10016,7 @@
     </w:tblPr>
     <w:tblStylePr w:type="firstRow">
       <w:rPr>
+        <w:rFonts w:eastAsia="黑体"/>
         <w:sz w:val="24"/>
         <w:szCs w:val="24"/>
       </w:rPr>
@@ -9631,12 +10146,14 @@
     </w:tcPr>
     <w:tblStylePr w:type="firstRow">
       <w:rPr>
+        <w:rFonts w:eastAsia="黑体"/>
         <w:b/>
         <w:bCs/>
       </w:rPr>
     </w:tblStylePr>
     <w:tblStylePr w:type="lastRow">
       <w:rPr>
+        <w:rFonts w:eastAsia="黑体"/>
         <w:b/>
         <w:bCs/>
       </w:rPr>
@@ -9649,12 +10166,14 @@
     </w:tblStylePr>
     <w:tblStylePr w:type="firstCol">
       <w:rPr>
+        <w:rFonts w:eastAsia="黑体"/>
         <w:b/>
         <w:bCs/>
       </w:rPr>
     </w:tblStylePr>
     <w:tblStylePr w:type="lastCol">
       <w:rPr>
+        <w:rFonts w:eastAsia="黑体"/>
         <w:b/>
         <w:bCs/>
       </w:rPr>
@@ -9704,12 +10223,14 @@
     </w:tcPr>
     <w:tblStylePr w:type="firstRow">
       <w:rPr>
+        <w:rFonts w:eastAsia="黑体"/>
         <w:b/>
         <w:bCs/>
       </w:rPr>
     </w:tblStylePr>
     <w:tblStylePr w:type="lastRow">
       <w:rPr>
+        <w:rFonts w:eastAsia="黑体"/>
         <w:b/>
         <w:bCs/>
       </w:rPr>
@@ -9722,12 +10243,14 @@
     </w:tblStylePr>
     <w:tblStylePr w:type="firstCol">
       <w:rPr>
+        <w:rFonts w:eastAsia="黑体"/>
         <w:b/>
         <w:bCs/>
       </w:rPr>
     </w:tblStylePr>
     <w:tblStylePr w:type="lastCol">
       <w:rPr>
+        <w:rFonts w:eastAsia="黑体"/>
         <w:b/>
         <w:bCs/>
       </w:rPr>
@@ -9777,12 +10300,14 @@
     </w:tcPr>
     <w:tblStylePr w:type="firstRow">
       <w:rPr>
+        <w:rFonts w:eastAsia="黑体"/>
         <w:b/>
         <w:bCs/>
       </w:rPr>
     </w:tblStylePr>
     <w:tblStylePr w:type="lastRow">
       <w:rPr>
+        <w:rFonts w:eastAsia="黑体"/>
         <w:b/>
         <w:bCs/>
       </w:rPr>
@@ -9795,12 +10320,14 @@
     </w:tblStylePr>
     <w:tblStylePr w:type="firstCol">
       <w:rPr>
+        <w:rFonts w:eastAsia="黑体"/>
         <w:b/>
         <w:bCs/>
       </w:rPr>
     </w:tblStylePr>
     <w:tblStylePr w:type="lastCol">
       <w:rPr>
+        <w:rFonts w:eastAsia="黑体"/>
         <w:b/>
         <w:bCs/>
       </w:rPr>
@@ -9850,12 +10377,14 @@
     </w:tcPr>
     <w:tblStylePr w:type="firstRow">
       <w:rPr>
+        <w:rFonts w:eastAsia="黑体"/>
         <w:b/>
         <w:bCs/>
       </w:rPr>
     </w:tblStylePr>
     <w:tblStylePr w:type="lastRow">
       <w:rPr>
+        <w:rFonts w:eastAsia="黑体"/>
         <w:b/>
         <w:bCs/>
       </w:rPr>
@@ -9868,12 +10397,14 @@
     </w:tblStylePr>
     <w:tblStylePr w:type="firstCol">
       <w:rPr>
+        <w:rFonts w:eastAsia="黑体"/>
         <w:b/>
         <w:bCs/>
       </w:rPr>
     </w:tblStylePr>
     <w:tblStylePr w:type="lastCol">
       <w:rPr>
+        <w:rFonts w:eastAsia="黑体"/>
         <w:b/>
         <w:bCs/>
       </w:rPr>
@@ -9923,12 +10454,14 @@
     </w:tcPr>
     <w:tblStylePr w:type="firstRow">
       <w:rPr>
+        <w:rFonts w:eastAsia="黑体"/>
         <w:b/>
         <w:bCs/>
       </w:rPr>
     </w:tblStylePr>
     <w:tblStylePr w:type="lastRow">
       <w:rPr>
+        <w:rFonts w:eastAsia="黑体"/>
         <w:b/>
         <w:bCs/>
       </w:rPr>
@@ -9941,12 +10474,14 @@
     </w:tblStylePr>
     <w:tblStylePr w:type="firstCol">
       <w:rPr>
+        <w:rFonts w:eastAsia="黑体"/>
         <w:b/>
         <w:bCs/>
       </w:rPr>
     </w:tblStylePr>
     <w:tblStylePr w:type="lastCol">
       <w:rPr>
+        <w:rFonts w:eastAsia="黑体"/>
         <w:b/>
         <w:bCs/>
       </w:rPr>
@@ -9996,12 +10531,14 @@
     </w:tcPr>
     <w:tblStylePr w:type="firstRow">
       <w:rPr>
+        <w:rFonts w:eastAsia="黑体"/>
         <w:b/>
         <w:bCs/>
       </w:rPr>
     </w:tblStylePr>
     <w:tblStylePr w:type="lastRow">
       <w:rPr>
+        <w:rFonts w:eastAsia="黑体"/>
         <w:b/>
         <w:bCs/>
       </w:rPr>
@@ -10014,12 +10551,14 @@
     </w:tblStylePr>
     <w:tblStylePr w:type="firstCol">
       <w:rPr>
+        <w:rFonts w:eastAsia="黑体"/>
         <w:b/>
         <w:bCs/>
       </w:rPr>
     </w:tblStylePr>
     <w:tblStylePr w:type="lastCol">
       <w:rPr>
+        <w:rFonts w:eastAsia="黑体"/>
         <w:b/>
         <w:bCs/>
       </w:rPr>
@@ -10069,12 +10608,14 @@
     </w:tcPr>
     <w:tblStylePr w:type="firstRow">
       <w:rPr>
+        <w:rFonts w:eastAsia="黑体"/>
         <w:b/>
         <w:bCs/>
       </w:rPr>
     </w:tblStylePr>
     <w:tblStylePr w:type="lastRow">
       <w:rPr>
+        <w:rFonts w:eastAsia="黑体"/>
         <w:b/>
         <w:bCs/>
       </w:rPr>
@@ -10087,12 +10628,14 @@
     </w:tblStylePr>
     <w:tblStylePr w:type="firstCol">
       <w:rPr>
+        <w:rFonts w:eastAsia="黑体"/>
         <w:b/>
         <w:bCs/>
       </w:rPr>
     </w:tblStylePr>
     <w:tblStylePr w:type="lastCol">
       <w:rPr>
+        <w:rFonts w:eastAsia="黑体"/>
         <w:b/>
         <w:bCs/>
       </w:rPr>
@@ -10119,7 +10662,7 @@
       <w:spacing w:after="0" w:line="240" w:lineRule="auto"/>
     </w:pPr>
     <w:rPr>
-      <w:rFonts w:asciiTheme="majorHAnsi" w:cstheme="majorBidi" w:eastAsiaTheme="majorEastAsia" w:hAnsiTheme="majorHAnsi"/>
+      <w:rFonts w:asciiTheme="majorHAnsi" w:cstheme="majorBidi" w:hAnsiTheme="majorHAnsi" w:eastAsia="黑体"/>
       <w:color w:themeColor="text1" w:val="000000"/>
     </w:rPr>
     <w:tblPr>
@@ -10146,6 +10689,7 @@
     </w:tcPr>
     <w:tblStylePr w:type="firstRow">
       <w:rPr>
+        <w:rFonts w:eastAsia="黑体"/>
         <w:b/>
         <w:bCs/>
         <w:color w:themeColor="text1" w:val="000000"/>
@@ -10157,6 +10701,7 @@
     </w:tblStylePr>
     <w:tblStylePr w:type="lastRow">
       <w:rPr>
+        <w:rFonts w:eastAsia="黑体"/>
         <w:b/>
         <w:bCs/>
         <w:color w:themeColor="text1" w:val="000000"/>
@@ -10176,6 +10721,7 @@
     </w:tblStylePr>
     <w:tblStylePr w:type="firstCol">
       <w:rPr>
+        <w:rFonts w:eastAsia="黑体"/>
         <w:b/>
         <w:bCs/>
         <w:color w:themeColor="text1" w:val="000000"/>
@@ -10195,6 +10741,7 @@
     </w:tblStylePr>
     <w:tblStylePr w:type="lastCol">
       <w:rPr>
+        <w:rFonts w:eastAsia="黑体"/>
         <w:b w:val="0"/>
         <w:bCs w:val="0"/>
         <w:color w:themeColor="text1" w:val="000000"/>
@@ -10244,7 +10791,7 @@
       <w:spacing w:after="0" w:line="240" w:lineRule="auto"/>
     </w:pPr>
     <w:rPr>
-      <w:rFonts w:asciiTheme="majorHAnsi" w:cstheme="majorBidi" w:eastAsiaTheme="majorEastAsia" w:hAnsiTheme="majorHAnsi"/>
+      <w:rFonts w:asciiTheme="majorHAnsi" w:cstheme="majorBidi" w:hAnsiTheme="majorHAnsi" w:eastAsia="黑体"/>
       <w:color w:themeColor="text1" w:val="000000"/>
     </w:rPr>
     <w:tblPr>
@@ -10271,6 +10818,7 @@
     </w:tcPr>
     <w:tblStylePr w:type="firstRow">
       <w:rPr>
+        <w:rFonts w:eastAsia="黑体"/>
         <w:b/>
         <w:bCs/>
         <w:color w:themeColor="text1" w:val="000000"/>
@@ -10282,6 +10830,7 @@
     </w:tblStylePr>
     <w:tblStylePr w:type="lastRow">
       <w:rPr>
+        <w:rFonts w:eastAsia="黑体"/>
         <w:b/>
         <w:bCs/>
         <w:color w:themeColor="text1" w:val="000000"/>
@@ -10301,6 +10850,7 @@
     </w:tblStylePr>
     <w:tblStylePr w:type="firstCol">
       <w:rPr>
+        <w:rFonts w:eastAsia="黑体"/>
         <w:b/>
         <w:bCs/>
         <w:color w:themeColor="text1" w:val="000000"/>
@@ -10320,6 +10870,7 @@
     </w:tblStylePr>
     <w:tblStylePr w:type="lastCol">
       <w:rPr>
+        <w:rFonts w:eastAsia="黑体"/>
         <w:b w:val="0"/>
         <w:bCs w:val="0"/>
         <w:color w:themeColor="text1" w:val="000000"/>
@@ -10369,7 +10920,7 @@
       <w:spacing w:after="0" w:line="240" w:lineRule="auto"/>
     </w:pPr>
     <w:rPr>
-      <w:rFonts w:asciiTheme="majorHAnsi" w:cstheme="majorBidi" w:eastAsiaTheme="majorEastAsia" w:hAnsiTheme="majorHAnsi"/>
+      <w:rFonts w:asciiTheme="majorHAnsi" w:cstheme="majorBidi" w:hAnsiTheme="majorHAnsi" w:eastAsia="黑体"/>
       <w:color w:themeColor="text1" w:val="000000"/>
     </w:rPr>
     <w:tblPr>
@@ -10396,6 +10947,7 @@
     </w:tcPr>
     <w:tblStylePr w:type="firstRow">
       <w:rPr>
+        <w:rFonts w:eastAsia="黑体"/>
         <w:b/>
         <w:bCs/>
         <w:color w:themeColor="text1" w:val="000000"/>
@@ -10407,6 +10959,7 @@
     </w:tblStylePr>
     <w:tblStylePr w:type="lastRow">
       <w:rPr>
+        <w:rFonts w:eastAsia="黑体"/>
         <w:b/>
         <w:bCs/>
         <w:color w:themeColor="text1" w:val="000000"/>
@@ -10426,6 +10979,7 @@
     </w:tblStylePr>
     <w:tblStylePr w:type="firstCol">
       <w:rPr>
+        <w:rFonts w:eastAsia="黑体"/>
         <w:b/>
         <w:bCs/>
         <w:color w:themeColor="text1" w:val="000000"/>
@@ -10445,6 +10999,7 @@
     </w:tblStylePr>
     <w:tblStylePr w:type="lastCol">
       <w:rPr>
+        <w:rFonts w:eastAsia="黑体"/>
         <w:b w:val="0"/>
         <w:bCs w:val="0"/>
         <w:color w:themeColor="text1" w:val="000000"/>
@@ -10494,7 +11049,7 @@
       <w:spacing w:after="0" w:line="240" w:lineRule="auto"/>
     </w:pPr>
     <w:rPr>
-      <w:rFonts w:asciiTheme="majorHAnsi" w:cstheme="majorBidi" w:eastAsiaTheme="majorEastAsia" w:hAnsiTheme="majorHAnsi"/>
+      <w:rFonts w:asciiTheme="majorHAnsi" w:cstheme="majorBidi" w:hAnsiTheme="majorHAnsi" w:eastAsia="黑体"/>
       <w:color w:themeColor="text1" w:val="000000"/>
     </w:rPr>
     <w:tblPr>
@@ -10521,6 +11076,7 @@
     </w:tcPr>
     <w:tblStylePr w:type="firstRow">
       <w:rPr>
+        <w:rFonts w:eastAsia="黑体"/>
         <w:b/>
         <w:bCs/>
         <w:color w:themeColor="text1" w:val="000000"/>
@@ -10532,6 +11088,7 @@
     </w:tblStylePr>
     <w:tblStylePr w:type="lastRow">
       <w:rPr>
+        <w:rFonts w:eastAsia="黑体"/>
         <w:b/>
         <w:bCs/>
         <w:color w:themeColor="text1" w:val="000000"/>
@@ -10551,6 +11108,7 @@
     </w:tblStylePr>
     <w:tblStylePr w:type="firstCol">
       <w:rPr>
+        <w:rFonts w:eastAsia="黑体"/>
         <w:b/>
         <w:bCs/>
         <w:color w:themeColor="text1" w:val="000000"/>
@@ -10570,6 +11128,7 @@
     </w:tblStylePr>
     <w:tblStylePr w:type="lastCol">
       <w:rPr>
+        <w:rFonts w:eastAsia="黑体"/>
         <w:b w:val="0"/>
         <w:bCs w:val="0"/>
         <w:color w:themeColor="text1" w:val="000000"/>
@@ -10619,7 +11178,7 @@
       <w:spacing w:after="0" w:line="240" w:lineRule="auto"/>
     </w:pPr>
     <w:rPr>
-      <w:rFonts w:asciiTheme="majorHAnsi" w:cstheme="majorBidi" w:eastAsiaTheme="majorEastAsia" w:hAnsiTheme="majorHAnsi"/>
+      <w:rFonts w:asciiTheme="majorHAnsi" w:cstheme="majorBidi" w:hAnsiTheme="majorHAnsi" w:eastAsia="黑体"/>
       <w:color w:themeColor="text1" w:val="000000"/>
     </w:rPr>
     <w:tblPr>
@@ -10646,6 +11205,7 @@
     </w:tcPr>
     <w:tblStylePr w:type="firstRow">
       <w:rPr>
+        <w:rFonts w:eastAsia="黑体"/>
         <w:b/>
         <w:bCs/>
         <w:color w:themeColor="text1" w:val="000000"/>
@@ -10657,6 +11217,7 @@
     </w:tblStylePr>
     <w:tblStylePr w:type="lastRow">
       <w:rPr>
+        <w:rFonts w:eastAsia="黑体"/>
         <w:b/>
         <w:bCs/>
         <w:color w:themeColor="text1" w:val="000000"/>
@@ -10676,6 +11237,7 @@
     </w:tblStylePr>
     <w:tblStylePr w:type="firstCol">
       <w:rPr>
+        <w:rFonts w:eastAsia="黑体"/>
         <w:b/>
         <w:bCs/>
         <w:color w:themeColor="text1" w:val="000000"/>
@@ -10695,6 +11257,7 @@
     </w:tblStylePr>
     <w:tblStylePr w:type="lastCol">
       <w:rPr>
+        <w:rFonts w:eastAsia="黑体"/>
         <w:b w:val="0"/>
         <w:bCs w:val="0"/>
         <w:color w:themeColor="text1" w:val="000000"/>
@@ -10744,7 +11307,7 @@
       <w:spacing w:after="0" w:line="240" w:lineRule="auto"/>
     </w:pPr>
     <w:rPr>
-      <w:rFonts w:asciiTheme="majorHAnsi" w:cstheme="majorBidi" w:eastAsiaTheme="majorEastAsia" w:hAnsiTheme="majorHAnsi"/>
+      <w:rFonts w:asciiTheme="majorHAnsi" w:cstheme="majorBidi" w:hAnsiTheme="majorHAnsi" w:eastAsia="黑体"/>
       <w:color w:themeColor="text1" w:val="000000"/>
     </w:rPr>
     <w:tblPr>
@@ -10771,6 +11334,7 @@
     </w:tcPr>
     <w:tblStylePr w:type="firstRow">
       <w:rPr>
+        <w:rFonts w:eastAsia="黑体"/>
         <w:b/>
         <w:bCs/>
         <w:color w:themeColor="text1" w:val="000000"/>
@@ -10782,6 +11346,7 @@
     </w:tblStylePr>
     <w:tblStylePr w:type="lastRow">
       <w:rPr>
+        <w:rFonts w:eastAsia="黑体"/>
         <w:b/>
         <w:bCs/>
         <w:color w:themeColor="text1" w:val="000000"/>
@@ -10801,6 +11366,7 @@
     </w:tblStylePr>
     <w:tblStylePr w:type="firstCol">
       <w:rPr>
+        <w:rFonts w:eastAsia="黑体"/>
         <w:b/>
         <w:bCs/>
         <w:color w:themeColor="text1" w:val="000000"/>
@@ -10820,6 +11386,7 @@
     </w:tblStylePr>
     <w:tblStylePr w:type="lastCol">
       <w:rPr>
+        <w:rFonts w:eastAsia="黑体"/>
         <w:b w:val="0"/>
         <w:bCs w:val="0"/>
         <w:color w:themeColor="text1" w:val="000000"/>
@@ -10869,7 +11436,7 @@
       <w:spacing w:after="0" w:line="240" w:lineRule="auto"/>
     </w:pPr>
     <w:rPr>
-      <w:rFonts w:asciiTheme="majorHAnsi" w:cstheme="majorBidi" w:eastAsiaTheme="majorEastAsia" w:hAnsiTheme="majorHAnsi"/>
+      <w:rFonts w:asciiTheme="majorHAnsi" w:cstheme="majorBidi" w:hAnsiTheme="majorHAnsi" w:eastAsia="黑体"/>
       <w:color w:themeColor="text1" w:val="000000"/>
     </w:rPr>
     <w:tblPr>
@@ -10896,6 +11463,7 @@
     </w:tcPr>
     <w:tblStylePr w:type="firstRow">
       <w:rPr>
+        <w:rFonts w:eastAsia="黑体"/>
         <w:b/>
         <w:bCs/>
         <w:color w:themeColor="text1" w:val="000000"/>
@@ -10907,6 +11475,7 @@
     </w:tblStylePr>
     <w:tblStylePr w:type="lastRow">
       <w:rPr>
+        <w:rFonts w:eastAsia="黑体"/>
         <w:b/>
         <w:bCs/>
         <w:color w:themeColor="text1" w:val="000000"/>
@@ -10926,6 +11495,7 @@
     </w:tblStylePr>
     <w:tblStylePr w:type="firstCol">
       <w:rPr>
+        <w:rFonts w:eastAsia="黑体"/>
         <w:b/>
         <w:bCs/>
         <w:color w:themeColor="text1" w:val="000000"/>
@@ -10945,6 +11515,7 @@
     </w:tblStylePr>
     <w:tblStylePr w:type="lastCol">
       <w:rPr>
+        <w:rFonts w:eastAsia="黑体"/>
         <w:b w:val="0"/>
         <w:bCs w:val="0"/>
         <w:color w:themeColor="text1" w:val="000000"/>
@@ -11017,6 +11588,7 @@
     </w:tcPr>
     <w:tblStylePr w:type="firstRow">
       <w:rPr>
+        <w:rFonts w:eastAsia="黑体"/>
         <w:b/>
         <w:bCs/>
         <w:i w:val="0"/>
@@ -11038,6 +11610,7 @@
     </w:tblStylePr>
     <w:tblStylePr w:type="lastRow">
       <w:rPr>
+        <w:rFonts w:eastAsia="黑体"/>
         <w:b/>
         <w:bCs/>
         <w:i w:val="0"/>
@@ -11059,6 +11632,7 @@
     </w:tblStylePr>
     <w:tblStylePr w:type="firstCol">
       <w:rPr>
+        <w:rFonts w:eastAsia="黑体"/>
         <w:b/>
         <w:bCs/>
         <w:i w:val="0"/>
@@ -11078,6 +11652,7 @@
     </w:tblStylePr>
     <w:tblStylePr w:type="lastCol">
       <w:rPr>
+        <w:rFonts w:eastAsia="黑体"/>
         <w:b/>
         <w:bCs/>
         <w:i w:val="0"/>
@@ -11158,6 +11733,7 @@
     </w:tcPr>
     <w:tblStylePr w:type="firstRow">
       <w:rPr>
+        <w:rFonts w:eastAsia="黑体"/>
         <w:b/>
         <w:bCs/>
         <w:i w:val="0"/>
@@ -11179,6 +11755,7 @@
     </w:tblStylePr>
     <w:tblStylePr w:type="lastRow">
       <w:rPr>
+        <w:rFonts w:eastAsia="黑体"/>
         <w:b/>
         <w:bCs/>
         <w:i w:val="0"/>
@@ -11200,6 +11777,7 @@
     </w:tblStylePr>
     <w:tblStylePr w:type="firstCol">
       <w:rPr>
+        <w:rFonts w:eastAsia="黑体"/>
         <w:b/>
         <w:bCs/>
         <w:i w:val="0"/>
@@ -11219,6 +11797,7 @@
     </w:tblStylePr>
     <w:tblStylePr w:type="lastCol">
       <w:rPr>
+        <w:rFonts w:eastAsia="黑体"/>
         <w:b/>
         <w:bCs/>
         <w:i w:val="0"/>
@@ -11299,6 +11878,7 @@
     </w:tcPr>
     <w:tblStylePr w:type="firstRow">
       <w:rPr>
+        <w:rFonts w:eastAsia="黑体"/>
         <w:b/>
         <w:bCs/>
         <w:i w:val="0"/>
@@ -11320,6 +11900,7 @@
     </w:tblStylePr>
     <w:tblStylePr w:type="lastRow">
       <w:rPr>
+        <w:rFonts w:eastAsia="黑体"/>
         <w:b/>
         <w:bCs/>
         <w:i w:val="0"/>
@@ -11341,6 +11922,7 @@
     </w:tblStylePr>
     <w:tblStylePr w:type="firstCol">
       <w:rPr>
+        <w:rFonts w:eastAsia="黑体"/>
         <w:b/>
         <w:bCs/>
         <w:i w:val="0"/>
@@ -11360,6 +11942,7 @@
     </w:tblStylePr>
     <w:tblStylePr w:type="lastCol">
       <w:rPr>
+        <w:rFonts w:eastAsia="黑体"/>
         <w:b/>
         <w:bCs/>
         <w:i w:val="0"/>
@@ -11440,6 +12023,7 @@
     </w:tcPr>
     <w:tblStylePr w:type="firstRow">
       <w:rPr>
+        <w:rFonts w:eastAsia="黑体"/>
         <w:b/>
         <w:bCs/>
         <w:i w:val="0"/>
@@ -11461,6 +12045,7 @@
     </w:tblStylePr>
     <w:tblStylePr w:type="lastRow">
       <w:rPr>
+        <w:rFonts w:eastAsia="黑体"/>
         <w:b/>
         <w:bCs/>
         <w:i w:val="0"/>
@@ -11482,6 +12067,7 @@
     </w:tblStylePr>
     <w:tblStylePr w:type="firstCol">
       <w:rPr>
+        <w:rFonts w:eastAsia="黑体"/>
         <w:b/>
         <w:bCs/>
         <w:i w:val="0"/>
@@ -11501,6 +12087,7 @@
     </w:tblStylePr>
     <w:tblStylePr w:type="lastCol">
       <w:rPr>
+        <w:rFonts w:eastAsia="黑体"/>
         <w:b/>
         <w:bCs/>
         <w:i w:val="0"/>
@@ -11581,6 +12168,7 @@
     </w:tcPr>
     <w:tblStylePr w:type="firstRow">
       <w:rPr>
+        <w:rFonts w:eastAsia="黑体"/>
         <w:b/>
         <w:bCs/>
         <w:i w:val="0"/>
@@ -11602,6 +12190,7 @@
     </w:tblStylePr>
     <w:tblStylePr w:type="lastRow">
       <w:rPr>
+        <w:rFonts w:eastAsia="黑体"/>
         <w:b/>
         <w:bCs/>
         <w:i w:val="0"/>
@@ -11623,6 +12212,7 @@
     </w:tblStylePr>
     <w:tblStylePr w:type="firstCol">
       <w:rPr>
+        <w:rFonts w:eastAsia="黑体"/>
         <w:b/>
         <w:bCs/>
         <w:i w:val="0"/>
@@ -11642,6 +12232,7 @@
     </w:tblStylePr>
     <w:tblStylePr w:type="lastCol">
       <w:rPr>
+        <w:rFonts w:eastAsia="黑体"/>
         <w:b/>
         <w:bCs/>
         <w:i w:val="0"/>
@@ -11722,6 +12313,7 @@
     </w:tcPr>
     <w:tblStylePr w:type="firstRow">
       <w:rPr>
+        <w:rFonts w:eastAsia="黑体"/>
         <w:b/>
         <w:bCs/>
         <w:i w:val="0"/>
@@ -11743,6 +12335,7 @@
     </w:tblStylePr>
     <w:tblStylePr w:type="lastRow">
       <w:rPr>
+        <w:rFonts w:eastAsia="黑体"/>
         <w:b/>
         <w:bCs/>
         <w:i w:val="0"/>
@@ -11764,6 +12357,7 @@
     </w:tblStylePr>
     <w:tblStylePr w:type="firstCol">
       <w:rPr>
+        <w:rFonts w:eastAsia="黑体"/>
         <w:b/>
         <w:bCs/>
         <w:i w:val="0"/>
@@ -11783,6 +12377,7 @@
     </w:tblStylePr>
     <w:tblStylePr w:type="lastCol">
       <w:rPr>
+        <w:rFonts w:eastAsia="黑体"/>
         <w:b/>
         <w:bCs/>
         <w:i w:val="0"/>
@@ -11863,6 +12458,7 @@
     </w:tcPr>
     <w:tblStylePr w:type="firstRow">
       <w:rPr>
+        <w:rFonts w:eastAsia="黑体"/>
         <w:b/>
         <w:bCs/>
         <w:i w:val="0"/>
@@ -11884,6 +12480,7 @@
     </w:tblStylePr>
     <w:tblStylePr w:type="lastRow">
       <w:rPr>
+        <w:rFonts w:eastAsia="黑体"/>
         <w:b/>
         <w:bCs/>
         <w:i w:val="0"/>
@@ -11905,6 +12502,7 @@
     </w:tblStylePr>
     <w:tblStylePr w:type="firstCol">
       <w:rPr>
+        <w:rFonts w:eastAsia="黑体"/>
         <w:b/>
         <w:bCs/>
         <w:i w:val="0"/>
@@ -11924,6 +12522,7 @@
     </w:tblStylePr>
     <w:tblStylePr w:type="lastCol">
       <w:rPr>
+        <w:rFonts w:eastAsia="黑体"/>
         <w:b/>
         <w:bCs/>
         <w:i w:val="0"/>
@@ -11981,6 +12580,7 @@
       <w:spacing w:after="0" w:line="240" w:lineRule="auto"/>
     </w:pPr>
     <w:rPr>
+      <w:rFonts w:eastAsia="黑体"/>
       <w:color w:themeColor="background1" w:val="FFFFFF"/>
     </w:rPr>
     <w:tblPr>
@@ -11999,6 +12599,7 @@
     </w:tcPr>
     <w:tblStylePr w:type="firstRow">
       <w:rPr>
+        <w:rFonts w:eastAsia="黑体"/>
         <w:b/>
         <w:bCs/>
       </w:rPr>
@@ -12095,6 +12696,7 @@
       <w:spacing w:after="0" w:line="240" w:lineRule="auto"/>
     </w:pPr>
     <w:rPr>
+      <w:rFonts w:eastAsia="黑体"/>
       <w:color w:themeColor="background1" w:val="FFFFFF"/>
     </w:rPr>
     <w:tblPr>
@@ -12113,6 +12715,7 @@
     </w:tcPr>
     <w:tblStylePr w:type="firstRow">
       <w:rPr>
+        <w:rFonts w:eastAsia="黑体"/>
         <w:b/>
         <w:bCs/>
       </w:rPr>
@@ -12209,6 +12812,7 @@
       <w:spacing w:after="0" w:line="240" w:lineRule="auto"/>
     </w:pPr>
     <w:rPr>
+      <w:rFonts w:eastAsia="黑体"/>
       <w:color w:themeColor="background1" w:val="FFFFFF"/>
     </w:rPr>
     <w:tblPr>
@@ -12227,6 +12831,7 @@
     </w:tcPr>
     <w:tblStylePr w:type="firstRow">
       <w:rPr>
+        <w:rFonts w:eastAsia="黑体"/>
         <w:b/>
         <w:bCs/>
       </w:rPr>
@@ -12323,6 +12928,7 @@
       <w:spacing w:after="0" w:line="240" w:lineRule="auto"/>
     </w:pPr>
     <w:rPr>
+      <w:rFonts w:eastAsia="黑体"/>
       <w:color w:themeColor="background1" w:val="FFFFFF"/>
     </w:rPr>
     <w:tblPr>
@@ -12341,6 +12947,7 @@
     </w:tcPr>
     <w:tblStylePr w:type="firstRow">
       <w:rPr>
+        <w:rFonts w:eastAsia="黑体"/>
         <w:b/>
         <w:bCs/>
       </w:rPr>
@@ -12437,6 +13044,7 @@
       <w:spacing w:after="0" w:line="240" w:lineRule="auto"/>
     </w:pPr>
     <w:rPr>
+      <w:rFonts w:eastAsia="黑体"/>
       <w:color w:themeColor="background1" w:val="FFFFFF"/>
     </w:rPr>
     <w:tblPr>
@@ -12455,6 +13063,7 @@
     </w:tcPr>
     <w:tblStylePr w:type="firstRow">
       <w:rPr>
+        <w:rFonts w:eastAsia="黑体"/>
         <w:b/>
         <w:bCs/>
       </w:rPr>
@@ -12551,6 +13160,7 @@
       <w:spacing w:after="0" w:line="240" w:lineRule="auto"/>
     </w:pPr>
     <w:rPr>
+      <w:rFonts w:eastAsia="黑体"/>
       <w:color w:themeColor="background1" w:val="FFFFFF"/>
     </w:rPr>
     <w:tblPr>
@@ -12569,6 +13179,7 @@
     </w:tcPr>
     <w:tblStylePr w:type="firstRow">
       <w:rPr>
+        <w:rFonts w:eastAsia="黑体"/>
         <w:b/>
         <w:bCs/>
       </w:rPr>
@@ -12665,6 +13276,7 @@
       <w:spacing w:after="0" w:line="240" w:lineRule="auto"/>
     </w:pPr>
     <w:rPr>
+      <w:rFonts w:eastAsia="黑体"/>
       <w:color w:themeColor="background1" w:val="FFFFFF"/>
     </w:rPr>
     <w:tblPr>
@@ -12683,6 +13295,7 @@
     </w:tcPr>
     <w:tblStylePr w:type="firstRow">
       <w:rPr>
+        <w:rFonts w:eastAsia="黑体"/>
         <w:b/>
         <w:bCs/>
       </w:rPr>
@@ -12779,6 +13392,7 @@
       <w:spacing w:after="0" w:line="240" w:lineRule="auto"/>
     </w:pPr>
     <w:rPr>
+      <w:rFonts w:eastAsia="黑体"/>
       <w:color w:themeColor="text1" w:val="000000"/>
     </w:rPr>
     <w:tblPr>
@@ -12805,6 +13419,7 @@
     </w:tcPr>
     <w:tblStylePr w:type="firstRow">
       <w:rPr>
+        <w:rFonts w:eastAsia="黑体"/>
         <w:b/>
         <w:bCs/>
       </w:rPr>
@@ -12823,6 +13438,7 @@
     </w:tblStylePr>
     <w:tblStylePr w:type="lastRow">
       <w:rPr>
+        <w:rFonts w:eastAsia="黑体"/>
         <w:b/>
         <w:bCs/>
         <w:color w:themeColor="background1" w:val="FFFFFF"/>
@@ -12837,6 +13453,7 @@
     </w:tblStylePr>
     <w:tblStylePr w:type="firstCol">
       <w:rPr>
+        <w:rFonts w:eastAsia="黑体"/>
         <w:color w:themeColor="background1" w:val="FFFFFF"/>
       </w:rPr>
       <w:tblPr/>
@@ -12854,6 +13471,7 @@
     </w:tblStylePr>
     <w:tblStylePr w:type="lastCol">
       <w:rPr>
+        <w:rFonts w:eastAsia="黑体"/>
         <w:color w:themeColor="background1" w:val="FFFFFF"/>
       </w:rPr>
       <w:tblPr/>
@@ -12883,11 +13501,13 @@
     </w:tblStylePr>
     <w:tblStylePr w:type="neCell">
       <w:rPr>
+        <w:rFonts w:eastAsia="黑体"/>
         <w:color w:themeColor="text1" w:val="000000"/>
       </w:rPr>
     </w:tblStylePr>
     <w:tblStylePr w:type="nwCell">
       <w:rPr>
+        <w:rFonts w:eastAsia="黑体"/>
         <w:color w:themeColor="text1" w:val="000000"/>
       </w:rPr>
     </w:tblStylePr>
@@ -12901,6 +13521,7 @@
       <w:spacing w:after="0" w:line="240" w:lineRule="auto"/>
     </w:pPr>
     <w:rPr>
+      <w:rFonts w:eastAsia="黑体"/>
       <w:color w:themeColor="text1" w:val="000000"/>
     </w:rPr>
     <w:tblPr>
@@ -12927,6 +13548,7 @@
     </w:tcPr>
     <w:tblStylePr w:type="firstRow">
       <w:rPr>
+        <w:rFonts w:eastAsia="黑体"/>
         <w:b/>
         <w:bCs/>
       </w:rPr>
@@ -12945,6 +13567,7 @@
     </w:tblStylePr>
     <w:tblStylePr w:type="lastRow">
       <w:rPr>
+        <w:rFonts w:eastAsia="黑体"/>
         <w:b/>
         <w:bCs/>
         <w:color w:themeColor="background1" w:val="FFFFFF"/>
@@ -12959,6 +13582,7 @@
     </w:tblStylePr>
     <w:tblStylePr w:type="firstCol">
       <w:rPr>
+        <w:rFonts w:eastAsia="黑体"/>
         <w:color w:themeColor="background1" w:val="FFFFFF"/>
       </w:rPr>
       <w:tblPr/>
@@ -12976,6 +13600,7 @@
     </w:tblStylePr>
     <w:tblStylePr w:type="lastCol">
       <w:rPr>
+        <w:rFonts w:eastAsia="黑体"/>
         <w:color w:themeColor="background1" w:val="FFFFFF"/>
       </w:rPr>
       <w:tblPr/>
@@ -13005,11 +13630,13 @@
     </w:tblStylePr>
     <w:tblStylePr w:type="neCell">
       <w:rPr>
+        <w:rFonts w:eastAsia="黑体"/>
         <w:color w:themeColor="text1" w:val="000000"/>
       </w:rPr>
     </w:tblStylePr>
     <w:tblStylePr w:type="nwCell">
       <w:rPr>
+        <w:rFonts w:eastAsia="黑体"/>
         <w:color w:themeColor="text1" w:val="000000"/>
       </w:rPr>
     </w:tblStylePr>
@@ -13023,6 +13650,7 @@
       <w:spacing w:after="0" w:line="240" w:lineRule="auto"/>
     </w:pPr>
     <w:rPr>
+      <w:rFonts w:eastAsia="黑体"/>
       <w:color w:themeColor="text1" w:val="000000"/>
     </w:rPr>
     <w:tblPr>
@@ -13049,6 +13677,7 @@
     </w:tcPr>
     <w:tblStylePr w:type="firstRow">
       <w:rPr>
+        <w:rFonts w:eastAsia="黑体"/>
         <w:b/>
         <w:bCs/>
       </w:rPr>
@@ -13067,6 +13696,7 @@
     </w:tblStylePr>
     <w:tblStylePr w:type="lastRow">
       <w:rPr>
+        <w:rFonts w:eastAsia="黑体"/>
         <w:b/>
         <w:bCs/>
         <w:color w:themeColor="background1" w:val="FFFFFF"/>
@@ -13081,6 +13711,7 @@
     </w:tblStylePr>
     <w:tblStylePr w:type="firstCol">
       <w:rPr>
+        <w:rFonts w:eastAsia="黑体"/>
         <w:color w:themeColor="background1" w:val="FFFFFF"/>
       </w:rPr>
       <w:tblPr/>
@@ -13098,6 +13729,7 @@
     </w:tblStylePr>
     <w:tblStylePr w:type="lastCol">
       <w:rPr>
+        <w:rFonts w:eastAsia="黑体"/>
         <w:color w:themeColor="background1" w:val="FFFFFF"/>
       </w:rPr>
       <w:tblPr/>
@@ -13127,11 +13759,13 @@
     </w:tblStylePr>
     <w:tblStylePr w:type="neCell">
       <w:rPr>
+        <w:rFonts w:eastAsia="黑体"/>
         <w:color w:themeColor="text1" w:val="000000"/>
       </w:rPr>
     </w:tblStylePr>
     <w:tblStylePr w:type="nwCell">
       <w:rPr>
+        <w:rFonts w:eastAsia="黑体"/>
         <w:color w:themeColor="text1" w:val="000000"/>
       </w:rPr>
     </w:tblStylePr>
@@ -13145,6 +13779,7 @@
       <w:spacing w:after="0" w:line="240" w:lineRule="auto"/>
     </w:pPr>
     <w:rPr>
+      <w:rFonts w:eastAsia="黑体"/>
       <w:color w:themeColor="text1" w:val="000000"/>
     </w:rPr>
     <w:tblPr>
@@ -13171,6 +13806,7 @@
     </w:tcPr>
     <w:tblStylePr w:type="firstRow">
       <w:rPr>
+        <w:rFonts w:eastAsia="黑体"/>
         <w:b/>
         <w:bCs/>
       </w:rPr>
@@ -13189,6 +13825,7 @@
     </w:tblStylePr>
     <w:tblStylePr w:type="lastRow">
       <w:rPr>
+        <w:rFonts w:eastAsia="黑体"/>
         <w:b/>
         <w:bCs/>
         <w:color w:themeColor="background1" w:val="FFFFFF"/>
@@ -13203,6 +13840,7 @@
     </w:tblStylePr>
     <w:tblStylePr w:type="firstCol">
       <w:rPr>
+        <w:rFonts w:eastAsia="黑体"/>
         <w:color w:themeColor="background1" w:val="FFFFFF"/>
       </w:rPr>
       <w:tblPr/>
@@ -13220,6 +13858,7 @@
     </w:tblStylePr>
     <w:tblStylePr w:type="lastCol">
       <w:rPr>
+        <w:rFonts w:eastAsia="黑体"/>
         <w:color w:themeColor="background1" w:val="FFFFFF"/>
       </w:rPr>
       <w:tblPr/>
@@ -13257,6 +13896,7 @@
       <w:spacing w:after="0" w:line="240" w:lineRule="auto"/>
     </w:pPr>
     <w:rPr>
+      <w:rFonts w:eastAsia="黑体"/>
       <w:color w:themeColor="text1" w:val="000000"/>
     </w:rPr>
     <w:tblPr>
@@ -13283,6 +13923,7 @@
     </w:tcPr>
     <w:tblStylePr w:type="firstRow">
       <w:rPr>
+        <w:rFonts w:eastAsia="黑体"/>
         <w:b/>
         <w:bCs/>
       </w:rPr>
@@ -13301,6 +13942,7 @@
     </w:tblStylePr>
     <w:tblStylePr w:type="lastRow">
       <w:rPr>
+        <w:rFonts w:eastAsia="黑体"/>
         <w:b/>
         <w:bCs/>
         <w:color w:themeColor="background1" w:val="FFFFFF"/>
@@ -13315,6 +13957,7 @@
     </w:tblStylePr>
     <w:tblStylePr w:type="firstCol">
       <w:rPr>
+        <w:rFonts w:eastAsia="黑体"/>
         <w:color w:themeColor="background1" w:val="FFFFFF"/>
       </w:rPr>
       <w:tblPr/>
@@ -13332,6 +13975,7 @@
     </w:tblStylePr>
     <w:tblStylePr w:type="lastCol">
       <w:rPr>
+        <w:rFonts w:eastAsia="黑体"/>
         <w:color w:themeColor="background1" w:val="FFFFFF"/>
       </w:rPr>
       <w:tblPr/>
@@ -13361,11 +14005,13 @@
     </w:tblStylePr>
     <w:tblStylePr w:type="neCell">
       <w:rPr>
+        <w:rFonts w:eastAsia="黑体"/>
         <w:color w:themeColor="text1" w:val="000000"/>
       </w:rPr>
     </w:tblStylePr>
     <w:tblStylePr w:type="nwCell">
       <w:rPr>
+        <w:rFonts w:eastAsia="黑体"/>
         <w:color w:themeColor="text1" w:val="000000"/>
       </w:rPr>
     </w:tblStylePr>
@@ -13379,6 +14025,7 @@
       <w:spacing w:after="0" w:line="240" w:lineRule="auto"/>
     </w:pPr>
     <w:rPr>
+      <w:rFonts w:eastAsia="黑体"/>
       <w:color w:themeColor="text1" w:val="000000"/>
     </w:rPr>
     <w:tblPr>
@@ -13405,6 +14052,7 @@
     </w:tcPr>
     <w:tblStylePr w:type="firstRow">
       <w:rPr>
+        <w:rFonts w:eastAsia="黑体"/>
         <w:b/>
         <w:bCs/>
       </w:rPr>
@@ -13423,6 +14071,7 @@
     </w:tblStylePr>
     <w:tblStylePr w:type="lastRow">
       <w:rPr>
+        <w:rFonts w:eastAsia="黑体"/>
         <w:b/>
         <w:bCs/>
         <w:color w:themeColor="background1" w:val="FFFFFF"/>
@@ -13437,6 +14086,7 @@
     </w:tblStylePr>
     <w:tblStylePr w:type="firstCol">
       <w:rPr>
+        <w:rFonts w:eastAsia="黑体"/>
         <w:color w:themeColor="background1" w:val="FFFFFF"/>
       </w:rPr>
       <w:tblPr/>
@@ -13454,6 +14104,7 @@
     </w:tblStylePr>
     <w:tblStylePr w:type="lastCol">
       <w:rPr>
+        <w:rFonts w:eastAsia="黑体"/>
         <w:color w:themeColor="background1" w:val="FFFFFF"/>
       </w:rPr>
       <w:tblPr/>
@@ -13483,11 +14134,13 @@
     </w:tblStylePr>
     <w:tblStylePr w:type="neCell">
       <w:rPr>
+        <w:rFonts w:eastAsia="黑体"/>
         <w:color w:themeColor="text1" w:val="000000"/>
       </w:rPr>
     </w:tblStylePr>
     <w:tblStylePr w:type="nwCell">
       <w:rPr>
+        <w:rFonts w:eastAsia="黑体"/>
         <w:color w:themeColor="text1" w:val="000000"/>
       </w:rPr>
     </w:tblStylePr>
@@ -13501,6 +14154,7 @@
       <w:spacing w:after="0" w:line="240" w:lineRule="auto"/>
     </w:pPr>
     <w:rPr>
+      <w:rFonts w:eastAsia="黑体"/>
       <w:color w:themeColor="text1" w:val="000000"/>
     </w:rPr>
     <w:tblPr>
@@ -13527,6 +14181,7 @@
     </w:tcPr>
     <w:tblStylePr w:type="firstRow">
       <w:rPr>
+        <w:rFonts w:eastAsia="黑体"/>
         <w:b/>
         <w:bCs/>
       </w:rPr>
@@ -13545,6 +14200,7 @@
     </w:tblStylePr>
     <w:tblStylePr w:type="lastRow">
       <w:rPr>
+        <w:rFonts w:eastAsia="黑体"/>
         <w:b/>
         <w:bCs/>
         <w:color w:themeColor="background1" w:val="FFFFFF"/>
@@ -13559,6 +14215,7 @@
     </w:tblStylePr>
     <w:tblStylePr w:type="firstCol">
       <w:rPr>
+        <w:rFonts w:eastAsia="黑体"/>
         <w:color w:themeColor="background1" w:val="FFFFFF"/>
       </w:rPr>
       <w:tblPr/>
@@ -13576,6 +14233,7 @@
     </w:tblStylePr>
     <w:tblStylePr w:type="lastCol">
       <w:rPr>
+        <w:rFonts w:eastAsia="黑体"/>
         <w:color w:themeColor="background1" w:val="FFFFFF"/>
       </w:rPr>
       <w:tblPr/>
@@ -13605,11 +14263,13 @@
     </w:tblStylePr>
     <w:tblStylePr w:type="neCell">
       <w:rPr>
+        <w:rFonts w:eastAsia="黑体"/>
         <w:color w:themeColor="text1" w:val="000000"/>
       </w:rPr>
     </w:tblStylePr>
     <w:tblStylePr w:type="nwCell">
       <w:rPr>
+        <w:rFonts w:eastAsia="黑体"/>
         <w:color w:themeColor="text1" w:val="000000"/>
       </w:rPr>
     </w:tblStylePr>
@@ -13623,6 +14283,7 @@
       <w:spacing w:after="0" w:line="240" w:lineRule="auto"/>
     </w:pPr>
     <w:rPr>
+      <w:rFonts w:eastAsia="黑体"/>
       <w:color w:themeColor="text1" w:val="000000"/>
     </w:rPr>
     <w:tblPr>
@@ -13641,6 +14302,7 @@
     </w:tcPr>
     <w:tblStylePr w:type="firstRow">
       <w:rPr>
+        <w:rFonts w:eastAsia="黑体"/>
         <w:b/>
         <w:bCs/>
         <w:color w:themeColor="background1" w:val="FFFFFF"/>
@@ -13655,6 +14317,7 @@
     </w:tblStylePr>
     <w:tblStylePr w:type="lastRow">
       <w:rPr>
+        <w:rFonts w:eastAsia="黑体"/>
         <w:b/>
         <w:bCs/>
         <w:color w:themeColor="accent2" w:themeShade="CC" w:val="9E3A38"/>
@@ -13669,12 +14332,14 @@
     </w:tblStylePr>
     <w:tblStylePr w:type="firstCol">
       <w:rPr>
+        <w:rFonts w:eastAsia="黑体"/>
         <w:b/>
         <w:bCs/>
       </w:rPr>
     </w:tblStylePr>
     <w:tblStylePr w:type="lastCol">
       <w:rPr>
+        <w:rFonts w:eastAsia="黑体"/>
         <w:b/>
         <w:bCs/>
       </w:rPr>
@@ -13709,6 +14374,7 @@
       <w:spacing w:after="0" w:line="240" w:lineRule="auto"/>
     </w:pPr>
     <w:rPr>
+      <w:rFonts w:eastAsia="黑体"/>
       <w:color w:themeColor="text1" w:val="000000"/>
     </w:rPr>
     <w:tblPr>
@@ -13727,6 +14393,7 @@
     </w:tcPr>
     <w:tblStylePr w:type="firstRow">
       <w:rPr>
+        <w:rFonts w:eastAsia="黑体"/>
         <w:b/>
         <w:bCs/>
         <w:color w:themeColor="background1" w:val="FFFFFF"/>
@@ -13741,6 +14408,7 @@
     </w:tblStylePr>
     <w:tblStylePr w:type="lastRow">
       <w:rPr>
+        <w:rFonts w:eastAsia="黑体"/>
         <w:b/>
         <w:bCs/>
         <w:color w:themeColor="accent2" w:themeShade="CC" w:val="9E3A38"/>
@@ -13755,12 +14423,14 @@
     </w:tblStylePr>
     <w:tblStylePr w:type="firstCol">
       <w:rPr>
+        <w:rFonts w:eastAsia="黑体"/>
         <w:b/>
         <w:bCs/>
       </w:rPr>
     </w:tblStylePr>
     <w:tblStylePr w:type="lastCol">
       <w:rPr>
+        <w:rFonts w:eastAsia="黑体"/>
         <w:b/>
         <w:bCs/>
       </w:rPr>
@@ -13795,6 +14465,7 @@
       <w:spacing w:after="0" w:line="240" w:lineRule="auto"/>
     </w:pPr>
     <w:rPr>
+      <w:rFonts w:eastAsia="黑体"/>
       <w:color w:themeColor="text1" w:val="000000"/>
     </w:rPr>
     <w:tblPr>
@@ -13813,6 +14484,7 @@
     </w:tcPr>
     <w:tblStylePr w:type="firstRow">
       <w:rPr>
+        <w:rFonts w:eastAsia="黑体"/>
         <w:b/>
         <w:bCs/>
         <w:color w:themeColor="background1" w:val="FFFFFF"/>
@@ -13827,6 +14499,7 @@
     </w:tblStylePr>
     <w:tblStylePr w:type="lastRow">
       <w:rPr>
+        <w:rFonts w:eastAsia="黑体"/>
         <w:b/>
         <w:bCs/>
         <w:color w:themeColor="accent2" w:themeShade="CC" w:val="9E3A38"/>
@@ -13841,12 +14514,14 @@
     </w:tblStylePr>
     <w:tblStylePr w:type="firstCol">
       <w:rPr>
+        <w:rFonts w:eastAsia="黑体"/>
         <w:b/>
         <w:bCs/>
       </w:rPr>
     </w:tblStylePr>
     <w:tblStylePr w:type="lastCol">
       <w:rPr>
+        <w:rFonts w:eastAsia="黑体"/>
         <w:b/>
         <w:bCs/>
       </w:rPr>
@@ -13881,6 +14556,7 @@
       <w:spacing w:after="0" w:line="240" w:lineRule="auto"/>
     </w:pPr>
     <w:rPr>
+      <w:rFonts w:eastAsia="黑体"/>
       <w:color w:themeColor="text1" w:val="000000"/>
     </w:rPr>
     <w:tblPr>
@@ -13899,6 +14575,7 @@
     </w:tcPr>
     <w:tblStylePr w:type="firstRow">
       <w:rPr>
+        <w:rFonts w:eastAsia="黑体"/>
         <w:b/>
         <w:bCs/>
         <w:color w:themeColor="background1" w:val="FFFFFF"/>
@@ -13913,6 +14590,7 @@
     </w:tblStylePr>
     <w:tblStylePr w:type="lastRow">
       <w:rPr>
+        <w:rFonts w:eastAsia="黑体"/>
         <w:b/>
         <w:bCs/>
         <w:color w:themeColor="accent4" w:themeShade="CC" w:val="664E82"/>
@@ -13927,12 +14605,14 @@
     </w:tblStylePr>
     <w:tblStylePr w:type="firstCol">
       <w:rPr>
+        <w:rFonts w:eastAsia="黑体"/>
         <w:b/>
         <w:bCs/>
       </w:rPr>
     </w:tblStylePr>
     <w:tblStylePr w:type="lastCol">
       <w:rPr>
+        <w:rFonts w:eastAsia="黑体"/>
         <w:b/>
         <w:bCs/>
       </w:rPr>
@@ -13967,6 +14647,7 @@
       <w:spacing w:after="0" w:line="240" w:lineRule="auto"/>
     </w:pPr>
     <w:rPr>
+      <w:rFonts w:eastAsia="黑体"/>
       <w:color w:themeColor="text1" w:val="000000"/>
     </w:rPr>
     <w:tblPr>
@@ -13985,6 +14666,7 @@
     </w:tcPr>
     <w:tblStylePr w:type="firstRow">
       <w:rPr>
+        <w:rFonts w:eastAsia="黑体"/>
         <w:b/>
         <w:bCs/>
         <w:color w:themeColor="background1" w:val="FFFFFF"/>
@@ -13999,6 +14681,7 @@
     </w:tblStylePr>
     <w:tblStylePr w:type="lastRow">
       <w:rPr>
+        <w:rFonts w:eastAsia="黑体"/>
         <w:b/>
         <w:bCs/>
         <w:color w:themeColor="accent3" w:themeShade="CC" w:val="7E9C40"/>
@@ -14013,12 +14696,14 @@
     </w:tblStylePr>
     <w:tblStylePr w:type="firstCol">
       <w:rPr>
+        <w:rFonts w:eastAsia="黑体"/>
         <w:b/>
         <w:bCs/>
       </w:rPr>
     </w:tblStylePr>
     <w:tblStylePr w:type="lastCol">
       <w:rPr>
+        <w:rFonts w:eastAsia="黑体"/>
         <w:b/>
         <w:bCs/>
       </w:rPr>
@@ -14053,6 +14738,7 @@
       <w:spacing w:after="0" w:line="240" w:lineRule="auto"/>
     </w:pPr>
     <w:rPr>
+      <w:rFonts w:eastAsia="黑体"/>
       <w:color w:themeColor="text1" w:val="000000"/>
     </w:rPr>
     <w:tblPr>
@@ -14071,6 +14757,7 @@
     </w:tcPr>
     <w:tblStylePr w:type="firstRow">
       <w:rPr>
+        <w:rFonts w:eastAsia="黑体"/>
         <w:b/>
         <w:bCs/>
         <w:color w:themeColor="background1" w:val="FFFFFF"/>
@@ -14085,6 +14772,7 @@
     </w:tblStylePr>
     <w:tblStylePr w:type="lastRow">
       <w:rPr>
+        <w:rFonts w:eastAsia="黑体"/>
         <w:b/>
         <w:bCs/>
         <w:color w:themeColor="accent6" w:themeShade="CC" w:val="F2730A"/>
@@ -14099,12 +14787,14 @@
     </w:tblStylePr>
     <w:tblStylePr w:type="firstCol">
       <w:rPr>
+        <w:rFonts w:eastAsia="黑体"/>
         <w:b/>
         <w:bCs/>
       </w:rPr>
     </w:tblStylePr>
     <w:tblStylePr w:type="lastCol">
       <w:rPr>
+        <w:rFonts w:eastAsia="黑体"/>
         <w:b/>
         <w:bCs/>
       </w:rPr>
@@ -14139,6 +14829,7 @@
       <w:spacing w:after="0" w:line="240" w:lineRule="auto"/>
     </w:pPr>
     <w:rPr>
+      <w:rFonts w:eastAsia="黑体"/>
       <w:color w:themeColor="text1" w:val="000000"/>
     </w:rPr>
     <w:tblPr>
@@ -14157,6 +14848,7 @@
     </w:tcPr>
     <w:tblStylePr w:type="firstRow">
       <w:rPr>
+        <w:rFonts w:eastAsia="黑体"/>
         <w:b/>
         <w:bCs/>
         <w:color w:themeColor="background1" w:val="FFFFFF"/>
@@ -14171,6 +14863,7 @@
     </w:tblStylePr>
     <w:tblStylePr w:type="lastRow">
       <w:rPr>
+        <w:rFonts w:eastAsia="黑体"/>
         <w:b/>
         <w:bCs/>
         <w:color w:themeColor="accent5" w:themeShade="CC" w:val="348DA5"/>
@@ -14185,12 +14878,14 @@
     </w:tblStylePr>
     <w:tblStylePr w:type="firstCol">
       <w:rPr>
+        <w:rFonts w:eastAsia="黑体"/>
         <w:b/>
         <w:bCs/>
       </w:rPr>
     </w:tblStylePr>
     <w:tblStylePr w:type="lastCol">
       <w:rPr>
+        <w:rFonts w:eastAsia="黑体"/>
         <w:b/>
         <w:bCs/>
       </w:rPr>
@@ -14225,6 +14920,7 @@
       <w:spacing w:after="0" w:line="240" w:lineRule="auto"/>
     </w:pPr>
     <w:rPr>
+      <w:rFonts w:eastAsia="黑体"/>
       <w:color w:themeColor="text1" w:val="000000"/>
     </w:rPr>
     <w:tblPr>
@@ -14246,6 +14942,7 @@
     </w:tcPr>
     <w:tblStylePr w:type="firstRow">
       <w:rPr>
+        <w:rFonts w:eastAsia="黑体"/>
         <w:b/>
         <w:bCs/>
       </w:rPr>
@@ -14256,6 +14953,7 @@
     </w:tblStylePr>
     <w:tblStylePr w:type="lastRow">
       <w:rPr>
+        <w:rFonts w:eastAsia="黑体"/>
         <w:b/>
         <w:bCs/>
         <w:color w:themeColor="text1" w:val="000000"/>
@@ -14267,6 +14965,7 @@
     </w:tblStylePr>
     <w:tblStylePr w:type="firstCol">
       <w:rPr>
+        <w:rFonts w:eastAsia="黑体"/>
         <w:color w:themeColor="background1" w:val="FFFFFF"/>
       </w:rPr>
       <w:tblPr/>
@@ -14276,6 +14975,7 @@
     </w:tblStylePr>
     <w:tblStylePr w:type="lastCol">
       <w:rPr>
+        <w:rFonts w:eastAsia="黑体"/>
         <w:color w:themeColor="background1" w:val="FFFFFF"/>
       </w:rPr>
       <w:tblPr/>
@@ -14305,6 +15005,7 @@
       <w:spacing w:after="0" w:line="240" w:lineRule="auto"/>
     </w:pPr>
     <w:rPr>
+      <w:rFonts w:eastAsia="黑体"/>
       <w:color w:themeColor="text1" w:val="000000"/>
     </w:rPr>
     <w:tblPr>
@@ -14326,6 +15027,7 @@
     </w:tcPr>
     <w:tblStylePr w:type="firstRow">
       <w:rPr>
+        <w:rFonts w:eastAsia="黑体"/>
         <w:b/>
         <w:bCs/>
       </w:rPr>
@@ -14336,6 +15038,7 @@
     </w:tblStylePr>
     <w:tblStylePr w:type="lastRow">
       <w:rPr>
+        <w:rFonts w:eastAsia="黑体"/>
         <w:b/>
         <w:bCs/>
         <w:color w:themeColor="text1" w:val="000000"/>
@@ -14347,6 +15050,7 @@
     </w:tblStylePr>
     <w:tblStylePr w:type="firstCol">
       <w:rPr>
+        <w:rFonts w:eastAsia="黑体"/>
         <w:color w:themeColor="background1" w:val="FFFFFF"/>
       </w:rPr>
       <w:tblPr/>
@@ -14356,6 +15060,7 @@
     </w:tblStylePr>
     <w:tblStylePr w:type="lastCol">
       <w:rPr>
+        <w:rFonts w:eastAsia="黑体"/>
         <w:color w:themeColor="background1" w:val="FFFFFF"/>
       </w:rPr>
       <w:tblPr/>
@@ -14385,6 +15090,7 @@
       <w:spacing w:after="0" w:line="240" w:lineRule="auto"/>
     </w:pPr>
     <w:rPr>
+      <w:rFonts w:eastAsia="黑体"/>
       <w:color w:themeColor="text1" w:val="000000"/>
     </w:rPr>
     <w:tblPr>
@@ -14406,6 +15112,7 @@
     </w:tcPr>
     <w:tblStylePr w:type="firstRow">
       <w:rPr>
+        <w:rFonts w:eastAsia="黑体"/>
         <w:b/>
         <w:bCs/>
       </w:rPr>
@@ -14416,6 +15123,7 @@
     </w:tblStylePr>
     <w:tblStylePr w:type="lastRow">
       <w:rPr>
+        <w:rFonts w:eastAsia="黑体"/>
         <w:b/>
         <w:bCs/>
         <w:color w:themeColor="text1" w:val="000000"/>
@@ -14427,6 +15135,7 @@
     </w:tblStylePr>
     <w:tblStylePr w:type="firstCol">
       <w:rPr>
+        <w:rFonts w:eastAsia="黑体"/>
         <w:color w:themeColor="background1" w:val="FFFFFF"/>
       </w:rPr>
       <w:tblPr/>
@@ -14436,6 +15145,7 @@
     </w:tblStylePr>
     <w:tblStylePr w:type="lastCol">
       <w:rPr>
+        <w:rFonts w:eastAsia="黑体"/>
         <w:color w:themeColor="background1" w:val="FFFFFF"/>
       </w:rPr>
       <w:tblPr/>
@@ -14465,6 +15175,7 @@
       <w:spacing w:after="0" w:line="240" w:lineRule="auto"/>
     </w:pPr>
     <w:rPr>
+      <w:rFonts w:eastAsia="黑体"/>
       <w:color w:themeColor="text1" w:val="000000"/>
     </w:rPr>
     <w:tblPr>
@@ -14486,6 +15197,7 @@
     </w:tcPr>
     <w:tblStylePr w:type="firstRow">
       <w:rPr>
+        <w:rFonts w:eastAsia="黑体"/>
         <w:b/>
         <w:bCs/>
       </w:rPr>
@@ -14496,6 +15208,7 @@
     </w:tblStylePr>
     <w:tblStylePr w:type="lastRow">
       <w:rPr>
+        <w:rFonts w:eastAsia="黑体"/>
         <w:b/>
         <w:bCs/>
         <w:color w:themeColor="text1" w:val="000000"/>
@@ -14507,6 +15220,7 @@
     </w:tblStylePr>
     <w:tblStylePr w:type="firstCol">
       <w:rPr>
+        <w:rFonts w:eastAsia="黑体"/>
         <w:color w:themeColor="background1" w:val="FFFFFF"/>
       </w:rPr>
       <w:tblPr/>
@@ -14516,6 +15230,7 @@
     </w:tblStylePr>
     <w:tblStylePr w:type="lastCol">
       <w:rPr>
+        <w:rFonts w:eastAsia="黑体"/>
         <w:color w:themeColor="background1" w:val="FFFFFF"/>
       </w:rPr>
       <w:tblPr/>
@@ -14545,6 +15260,7 @@
       <w:spacing w:after="0" w:line="240" w:lineRule="auto"/>
     </w:pPr>
     <w:rPr>
+      <w:rFonts w:eastAsia="黑体"/>
       <w:color w:themeColor="text1" w:val="000000"/>
     </w:rPr>
     <w:tblPr>
@@ -14566,6 +15282,7 @@
     </w:tcPr>
     <w:tblStylePr w:type="firstRow">
       <w:rPr>
+        <w:rFonts w:eastAsia="黑体"/>
         <w:b/>
         <w:bCs/>
       </w:rPr>
@@ -14576,6 +15293,7 @@
     </w:tblStylePr>
     <w:tblStylePr w:type="lastRow">
       <w:rPr>
+        <w:rFonts w:eastAsia="黑体"/>
         <w:b/>
         <w:bCs/>
         <w:color w:themeColor="text1" w:val="000000"/>
@@ -14587,6 +15305,7 @@
     </w:tblStylePr>
     <w:tblStylePr w:type="firstCol">
       <w:rPr>
+        <w:rFonts w:eastAsia="黑体"/>
         <w:color w:themeColor="background1" w:val="FFFFFF"/>
       </w:rPr>
       <w:tblPr/>
@@ -14596,6 +15315,7 @@
     </w:tblStylePr>
     <w:tblStylePr w:type="lastCol">
       <w:rPr>
+        <w:rFonts w:eastAsia="黑体"/>
         <w:color w:themeColor="background1" w:val="FFFFFF"/>
       </w:rPr>
       <w:tblPr/>
@@ -14625,6 +15345,7 @@
       <w:spacing w:after="0" w:line="240" w:lineRule="auto"/>
     </w:pPr>
     <w:rPr>
+      <w:rFonts w:eastAsia="黑体"/>
       <w:color w:themeColor="text1" w:val="000000"/>
     </w:rPr>
     <w:tblPr>
@@ -14646,6 +15367,7 @@
     </w:tcPr>
     <w:tblStylePr w:type="firstRow">
       <w:rPr>
+        <w:rFonts w:eastAsia="黑体"/>
         <w:b/>
         <w:bCs/>
       </w:rPr>
@@ -14656,6 +15378,7 @@
     </w:tblStylePr>
     <w:tblStylePr w:type="lastRow">
       <w:rPr>
+        <w:rFonts w:eastAsia="黑体"/>
         <w:b/>
         <w:bCs/>
         <w:color w:themeColor="text1" w:val="000000"/>
@@ -14667,6 +15390,7 @@
     </w:tblStylePr>
     <w:tblStylePr w:type="firstCol">
       <w:rPr>
+        <w:rFonts w:eastAsia="黑体"/>
         <w:color w:themeColor="background1" w:val="FFFFFF"/>
       </w:rPr>
       <w:tblPr/>
@@ -14676,6 +15400,7 @@
     </w:tblStylePr>
     <w:tblStylePr w:type="lastCol">
       <w:rPr>
+        <w:rFonts w:eastAsia="黑体"/>
         <w:color w:themeColor="background1" w:val="FFFFFF"/>
       </w:rPr>
       <w:tblPr/>
@@ -14705,6 +15430,7 @@
       <w:spacing w:after="0" w:line="240" w:lineRule="auto"/>
     </w:pPr>
     <w:rPr>
+      <w:rFonts w:eastAsia="黑体"/>
       <w:color w:themeColor="text1" w:val="000000"/>
     </w:rPr>
     <w:tblPr>
@@ -14726,6 +15452,7 @@
     </w:tcPr>
     <w:tblStylePr w:type="firstRow">
       <w:rPr>
+        <w:rFonts w:eastAsia="黑体"/>
         <w:b/>
         <w:bCs/>
       </w:rPr>
@@ -14736,6 +15463,7 @@
     </w:tblStylePr>
     <w:tblStylePr w:type="lastRow">
       <w:rPr>
+        <w:rFonts w:eastAsia="黑体"/>
         <w:b/>
         <w:bCs/>
         <w:color w:themeColor="text1" w:val="000000"/>
@@ -14747,6 +15475,7 @@
     </w:tblStylePr>
     <w:tblStylePr w:type="firstCol">
       <w:rPr>
+        <w:rFonts w:eastAsia="黑体"/>
         <w:color w:themeColor="background1" w:val="FFFFFF"/>
       </w:rPr>
       <w:tblPr/>
@@ -14756,6 +15485,7 @@
     </w:tblStylePr>
     <w:tblStylePr w:type="lastCol">
       <w:rPr>
+        <w:rFonts w:eastAsia="黑体"/>
         <w:color w:themeColor="background1" w:val="FFFFFF"/>
       </w:rPr>
       <w:tblPr/>
@@ -14788,6 +15518,7 @@
     <w:name w:val="KeywordTok"/>
     <w:basedOn w:val="VerbatimChar"/>
     <w:rPr>
+      <w:rFonts w:eastAsia="黑体"/>
       <w:b/>
       <w:color w:val="007020"/>
     </w:rPr>
@@ -14796,6 +15527,7 @@
     <w:name w:val="DataTypeTok"/>
     <w:basedOn w:val="VerbatimChar"/>
     <w:rPr>
+      <w:rFonts w:eastAsia="黑体"/>
       <w:color w:val="902000"/>
     </w:rPr>
   </w:style>
@@ -14803,6 +15535,7 @@
     <w:name w:val="DecValTok"/>
     <w:basedOn w:val="VerbatimChar"/>
     <w:rPr>
+      <w:rFonts w:eastAsia="黑体"/>
       <w:color w:val="40a070"/>
     </w:rPr>
   </w:style>
@@ -14810,6 +15543,7 @@
     <w:name w:val="BaseNTok"/>
     <w:basedOn w:val="VerbatimChar"/>
     <w:rPr>
+      <w:rFonts w:eastAsia="黑体"/>
       <w:color w:val="40a070"/>
     </w:rPr>
   </w:style>
@@ -14817,6 +15551,7 @@
     <w:name w:val="FloatTok"/>
     <w:basedOn w:val="VerbatimChar"/>
     <w:rPr>
+      <w:rFonts w:eastAsia="黑体"/>
       <w:color w:val="40a070"/>
     </w:rPr>
   </w:style>
@@ -14824,6 +15559,7 @@
     <w:name w:val="ConstantTok"/>
     <w:basedOn w:val="VerbatimChar"/>
     <w:rPr>
+      <w:rFonts w:eastAsia="黑体"/>
       <w:color w:val="880000"/>
     </w:rPr>
   </w:style>
@@ -14831,6 +15567,7 @@
     <w:name w:val="CharTok"/>
     <w:basedOn w:val="VerbatimChar"/>
     <w:rPr>
+      <w:rFonts w:eastAsia="黑体"/>
       <w:color w:val="4070a0"/>
     </w:rPr>
   </w:style>
@@ -14838,6 +15575,7 @@
     <w:name w:val="SpecialCharTok"/>
     <w:basedOn w:val="VerbatimChar"/>
     <w:rPr>
+      <w:rFonts w:eastAsia="黑体"/>
       <w:color w:val="4070a0"/>
     </w:rPr>
   </w:style>
@@ -14845,6 +15583,7 @@
     <w:name w:val="StringTok"/>
     <w:basedOn w:val="VerbatimChar"/>
     <w:rPr>
+      <w:rFonts w:eastAsia="黑体"/>
       <w:color w:val="4070a0"/>
     </w:rPr>
   </w:style>
@@ -14852,6 +15591,7 @@
     <w:name w:val="VerbatimStringTok"/>
     <w:basedOn w:val="VerbatimChar"/>
     <w:rPr>
+      <w:rFonts w:eastAsia="黑体"/>
       <w:color w:val="4070a0"/>
     </w:rPr>
   </w:style>
@@ -14859,6 +15599,7 @@
     <w:name w:val="SpecialStringTok"/>
     <w:basedOn w:val="VerbatimChar"/>
     <w:rPr>
+      <w:rFonts w:eastAsia="黑体"/>
       <w:color w:val="bb6688"/>
     </w:rPr>
   </w:style>
@@ -14866,6 +15607,7 @@
     <w:name w:val="ImportTok"/>
     <w:basedOn w:val="VerbatimChar"/>
     <w:rPr>
+      <w:rFonts w:eastAsia="黑体"/>
       <w:b/>
       <w:color w:val="008000"/>
     </w:rPr>
@@ -14874,6 +15616,7 @@
     <w:name w:val="CommentTok"/>
     <w:basedOn w:val="VerbatimChar"/>
     <w:rPr>
+      <w:rFonts w:eastAsia="黑体"/>
       <w:i/>
       <w:color w:val="60a0b0"/>
     </w:rPr>
@@ -14882,6 +15625,7 @@
     <w:name w:val="DocumentationTok"/>
     <w:basedOn w:val="VerbatimChar"/>
     <w:rPr>
+      <w:rFonts w:eastAsia="黑体"/>
       <w:i/>
       <w:color w:val="ba2121"/>
     </w:rPr>
@@ -14890,6 +15634,7 @@
     <w:name w:val="AnnotationTok"/>
     <w:basedOn w:val="VerbatimChar"/>
     <w:rPr>
+      <w:rFonts w:eastAsia="黑体"/>
       <w:b/>
       <w:i/>
       <w:color w:val="60a0b0"/>
@@ -14899,6 +15644,7 @@
     <w:name w:val="CommentVarTok"/>
     <w:basedOn w:val="VerbatimChar"/>
     <w:rPr>
+      <w:rFonts w:eastAsia="黑体"/>
       <w:b/>
       <w:i/>
       <w:color w:val="60a0b0"/>
@@ -14908,6 +15654,7 @@
     <w:name w:val="OtherTok"/>
     <w:basedOn w:val="VerbatimChar"/>
     <w:rPr>
+      <w:rFonts w:eastAsia="黑体"/>
       <w:color w:val="007020"/>
     </w:rPr>
   </w:style>
@@ -14915,6 +15662,7 @@
     <w:name w:val="FunctionTok"/>
     <w:basedOn w:val="VerbatimChar"/>
     <w:rPr>
+      <w:rFonts w:eastAsia="黑体"/>
       <w:color w:val="06287e"/>
     </w:rPr>
   </w:style>
@@ -14922,6 +15670,7 @@
     <w:name w:val="VariableTok"/>
     <w:basedOn w:val="VerbatimChar"/>
     <w:rPr>
+      <w:rFonts w:eastAsia="黑体"/>
       <w:color w:val="19177c"/>
     </w:rPr>
   </w:style>
@@ -14929,6 +15678,7 @@
     <w:name w:val="ControlFlowTok"/>
     <w:basedOn w:val="VerbatimChar"/>
     <w:rPr>
+      <w:rFonts w:eastAsia="黑体"/>
       <w:b/>
       <w:color w:val="007020"/>
     </w:rPr>
@@ -14937,6 +15687,7 @@
     <w:name w:val="OperatorTok"/>
     <w:basedOn w:val="VerbatimChar"/>
     <w:rPr>
+      <w:rFonts w:eastAsia="黑体"/>
       <w:color w:val="666666"/>
     </w:rPr>
   </w:style>
@@ -14944,18 +15695,22 @@
     <w:name w:val="BuiltInTok"/>
     <w:basedOn w:val="VerbatimChar"/>
     <w:rPr>
+      <w:rFonts w:eastAsia="黑体"/>
       <w:color w:val="008000"/>
     </w:rPr>
   </w:style>
   <w:style w:type="character" w:customStyle="1" w:styleId="ExtensionTok">
     <w:name w:val="ExtensionTok"/>
     <w:basedOn w:val="VerbatimChar"/>
-    <w:rPr/>
+    <w:rPr>
+      <w:rFonts w:eastAsia="黑体"/>
+    </w:rPr>
   </w:style>
   <w:style w:type="character" w:customStyle="1" w:styleId="PreprocessorTok">
     <w:name w:val="PreprocessorTok"/>
     <w:basedOn w:val="VerbatimChar"/>
     <w:rPr>
+      <w:rFonts w:eastAsia="黑体"/>
       <w:color w:val="bc7a00"/>
     </w:rPr>
   </w:style>
@@ -14963,18 +15718,22 @@
     <w:name w:val="AttributeTok"/>
     <w:basedOn w:val="VerbatimChar"/>
     <w:rPr>
+      <w:rFonts w:eastAsia="黑体"/>
       <w:color w:val="7d9029"/>
     </w:rPr>
   </w:style>
   <w:style w:type="character" w:customStyle="1" w:styleId="RegionMarkerTok">
     <w:name w:val="RegionMarkerTok"/>
     <w:basedOn w:val="VerbatimChar"/>
-    <w:rPr/>
+    <w:rPr>
+      <w:rFonts w:eastAsia="黑体"/>
+    </w:rPr>
   </w:style>
   <w:style w:type="character" w:customStyle="1" w:styleId="InformationTok">
     <w:name w:val="InformationTok"/>
     <w:basedOn w:val="VerbatimChar"/>
     <w:rPr>
+      <w:rFonts w:eastAsia="黑体"/>
       <w:b/>
       <w:i/>
       <w:color w:val="60a0b0"/>
@@ -14984,6 +15743,7 @@
     <w:name w:val="WarningTok"/>
     <w:basedOn w:val="VerbatimChar"/>
     <w:rPr>
+      <w:rFonts w:eastAsia="黑体"/>
       <w:b/>
       <w:i/>
       <w:color w:val="60a0b0"/>
@@ -14993,6 +15753,7 @@
     <w:name w:val="AlertTok"/>
     <w:basedOn w:val="VerbatimChar"/>
     <w:rPr>
+      <w:rFonts w:eastAsia="黑体"/>
       <w:b/>
       <w:color w:val="ff0000"/>
     </w:rPr>
@@ -15001,6 +15762,7 @@
     <w:name w:val="ErrorTok"/>
     <w:basedOn w:val="VerbatimChar"/>
     <w:rPr>
+      <w:rFonts w:eastAsia="黑体"/>
       <w:b/>
       <w:color w:val="ff0000"/>
     </w:rPr>
@@ -15008,7 +15770,9 @@
   <w:style w:type="character" w:customStyle="1" w:styleId="NormalTok">
     <w:name w:val="NormalTok"/>
     <w:basedOn w:val="VerbatimChar"/>
-    <w:rPr/>
+    <w:rPr>
+      <w:rFonts w:eastAsia="黑体"/>
+    </w:rPr>
   </w:style>
 </w:styles>
 </file>
@@ -15057,12 +15821,12 @@
     <a:fontScheme name="Office">
       <a:majorFont>
         <a:latin typeface="Calibri"/>
-        <a:ea typeface=""/>
+        <a:ea typeface="黑体"/>
         <a:cs typeface=""/>
         <a:font script="Jpan" typeface="ＭＳ ゴシック"/>
         <a:font script="Hang" typeface="맑은 고딕"/>
-        <a:font script="Hans" typeface="宋体"/>
-        <a:font script="Hant" typeface="新細明體"/>
+        <a:font script="Hans" typeface="黑体"/>
+        <a:font script="Hant" typeface="黑体"/>
         <a:font script="Arab" typeface="Times New Roman"/>
         <a:font script="Hebr" typeface="Times New Roman"/>
         <a:font script="Thai" typeface="Angsana New"/>
@@ -15092,12 +15856,12 @@
       </a:majorFont>
       <a:minorFont>
         <a:latin typeface="Cambria"/>
-        <a:ea typeface=""/>
+        <a:ea typeface="黑体"/>
         <a:cs typeface=""/>
         <a:font script="Jpan" typeface="ＭＳ 明朝"/>
         <a:font script="Hang" typeface="맑은 고딕"/>
-        <a:font script="Hans" typeface="宋体"/>
-        <a:font script="Hant" typeface="新細明體"/>
+        <a:font script="Hans" typeface="黑体"/>
+        <a:font script="Hant" typeface="黑体"/>
         <a:font script="Arab" typeface="Arial"/>
         <a:font script="Hebr" typeface="Arial"/>
         <a:font script="Thai" typeface="Cordia New"/>

--- a/05-数字电路/03-单片机及嵌入式接口/LCD显示接口电路/LCD显示接口电路.docx
+++ b/05-数字电路/03-单片机及嵌入式接口/LCD显示接口电路/LCD显示接口电路.docx
@@ -2750,7 +2750,7 @@
           <w:color w:val="555555"/>
           <w:sz w:val="21"/>
         </w:rPr>
-        <w:t>材料收集者：杜文杰，WX手机：19519196569，QQ:3478827729</w:t>
+        <w:t>材料收集者：杜文杰，微信/手机：19519196569，QQ:3478827729</w:t>
       </w:r>
     </w:p>
     <w:sectPr>
